--- a/docs/content/multivariate_statistics/multivariate_statistics_lecture.docx
+++ b/docs/content/multivariate_statistics/multivariate_statistics_lecture.docx
@@ -786,7 +786,7 @@
       </w:r>
     </w:p>
     <w:bookmarkEnd w:id="22"/>
-    <w:bookmarkStart w:id="24" w:name="loading-the-data"/>
+    <w:bookmarkStart w:id="25" w:name="loading-the-data"/>
     <w:p>
       <w:pPr>
         <w:pStyle w:val="Heading2"/>
@@ -795,7 +795,20 @@
         <w:t xml:space="preserve">Loading the Data</w:t>
       </w:r>
     </w:p>
-    <w:bookmarkStart w:id="23" w:name="step-1-import-and-prepare-the-data"/>
+    <w:p>
+      <w:pPr>
+        <w:pStyle w:val="FirstParagraph"/>
+      </w:pPr>
+      <w:hyperlink r:id="rId23">
+        <w:r>
+          <w:rPr>
+            <w:rStyle w:val="Hyperlink"/>
+          </w:rPr>
+          <w:t xml:space="preserve">📥 Download the data</w:t>
+        </w:r>
+      </w:hyperlink>
+    </w:p>
+    <w:bookmarkStart w:id="24" w:name="step-1-import-and-prepare-the-data"/>
     <w:p>
       <w:pPr>
         <w:pStyle w:val="Heading3"/>
@@ -851,7 +864,7 @@
         <w:rPr>
           <w:rStyle w:val="StringTok"/>
         </w:rPr>
-        <w:t xml:space="preserve">"darlingtonia.csv"</w:t>
+        <w:t xml:space="preserve">"data/darlingtonia.csv"</w:t>
       </w:r>
       <w:r>
         <w:rPr>
@@ -1112,9 +1125,9 @@
         <w:t xml:space="preserve">## 4 TJH         25</w:t>
       </w:r>
     </w:p>
-    <w:bookmarkEnd w:id="23"/>
     <w:bookmarkEnd w:id="24"/>
-    <w:bookmarkStart w:id="25" w:name="exploring-the-raw-data"/>
+    <w:bookmarkEnd w:id="25"/>
+    <w:bookmarkStart w:id="26" w:name="exploring-the-raw-data"/>
     <w:p>
       <w:pPr>
         <w:pStyle w:val="Heading2"/>
@@ -1123,8 +1136,8 @@
         <w:t xml:space="preserve">Exploring the Raw Data</w:t>
       </w:r>
     </w:p>
-    <w:bookmarkEnd w:id="25"/>
-    <w:bookmarkStart w:id="26" w:name="initial-data-exploration"/>
+    <w:bookmarkEnd w:id="26"/>
+    <w:bookmarkStart w:id="27" w:name="initial-data-exploration"/>
     <w:p>
       <w:pPr>
         <w:pStyle w:val="Heading2"/>
@@ -1253,7 +1266,7 @@
         <w:t xml:space="preserve">Need to standardize before PCA!</w:t>
       </w:r>
     </w:p>
-    <w:bookmarkEnd w:id="26"/>
+    <w:bookmarkEnd w:id="27"/>
     <w:p>
       <w:pPr>
         <w:pStyle w:val="FirstParagraph"/>
@@ -1263,18 +1276,18 @@
           <wp:inline>
             <wp:extent cx="3302849" cy="3302849"/>
             <wp:effectExtent b="0" l="0" r="0" t="0"/>
-            <wp:docPr descr="" title="" id="28" name="Picture"/>
+            <wp:docPr descr="" title="" id="29" name="Picture"/>
             <a:graphic>
               <a:graphicData uri="http://schemas.openxmlformats.org/drawingml/2006/picture">
                 <pic:pic>
                   <pic:nvPicPr>
-                    <pic:cNvPr descr="multivariate_statistics_lecture_files/figure-docx/explore_data-1.png" id="29" name="Picture"/>
+                    <pic:cNvPr descr="multivariate_statistics_lecture_files/figure-docx/explore_data-1.png" id="30" name="Picture"/>
                     <pic:cNvPicPr>
                       <a:picLocks noChangeArrowheads="1" noChangeAspect="1"/>
                     </pic:cNvPicPr>
                   </pic:nvPicPr>
                   <pic:blipFill>
-                    <a:blip r:embed="rId27"/>
+                    <a:blip r:embed="rId28"/>
                     <a:stretch>
                       <a:fillRect/>
                     </a:stretch>
@@ -1301,7 +1314,7 @@
         </w:drawing>
       </w:r>
     </w:p>
-    <w:bookmarkStart w:id="31" w:name="the-problem-of-different-scales"/>
+    <w:bookmarkStart w:id="32" w:name="the-problem-of-different-scales"/>
     <w:p>
       <w:pPr>
         <w:pStyle w:val="Heading2"/>
@@ -1310,7 +1323,7 @@
         <w:t xml:space="preserve">The Problem of Different Scales</w:t>
       </w:r>
     </w:p>
-    <w:bookmarkStart w:id="30" w:name="why-standardization-matters"/>
+    <w:bookmarkStart w:id="31" w:name="why-standardization-matters"/>
     <w:p>
       <w:pPr>
         <w:pStyle w:val="Heading3"/>
@@ -1568,7 +1581,7 @@
         <w:t xml:space="preserve">“standard deviations from the mean”</w:t>
       </w:r>
     </w:p>
-    <w:bookmarkEnd w:id="30"/>
+    <w:bookmarkEnd w:id="31"/>
     <w:p>
       <w:pPr>
         <w:pStyle w:val="Compact"/>
@@ -1882,8 +1895,8 @@
         <w:t xml:space="preserve"># mean = 0, sd = 1</w:t>
       </w:r>
     </w:p>
-    <w:bookmarkEnd w:id="31"/>
-    <w:bookmarkStart w:id="33" w:name="measuring-multivariate-distance"/>
+    <w:bookmarkEnd w:id="32"/>
+    <w:bookmarkStart w:id="34" w:name="measuring-multivariate-distance"/>
     <w:p>
       <w:pPr>
         <w:pStyle w:val="Heading2"/>
@@ -1892,7 +1905,7 @@
         <w:t xml:space="preserve">Measuring Multivariate Distance</w:t>
       </w:r>
     </w:p>
-    <w:bookmarkStart w:id="32" w:name="euclidean-distance-between-individuals"/>
+    <w:bookmarkStart w:id="33" w:name="euclidean-distance-between-individuals"/>
     <w:p>
       <w:pPr>
         <w:pStyle w:val="Heading3"/>
@@ -2368,7 +2381,7 @@
         <w:t xml:space="preserve">all variables contribute equally</w:t>
       </w:r>
     </w:p>
-    <w:bookmarkEnd w:id="32"/>
+    <w:bookmarkEnd w:id="33"/>
     <w:p>
       <w:pPr>
         <w:pStyle w:val="SourceCode"/>
@@ -2434,8 +2447,8 @@
         <w:t xml:space="preserve">##  not just these two plants!</w:t>
       </w:r>
     </w:p>
-    <w:bookmarkEnd w:id="33"/>
-    <w:bookmarkStart w:id="42" w:name="standardizing-the-data"/>
+    <w:bookmarkEnd w:id="34"/>
+    <w:bookmarkStart w:id="43" w:name="standardizing-the-data"/>
     <w:p>
       <w:pPr>
         <w:pStyle w:val="Heading2"/>
@@ -2444,7 +2457,7 @@
         <w:t xml:space="preserve">Standardizing the Data</w:t>
       </w:r>
     </w:p>
-    <w:bookmarkStart w:id="37" w:name="step-2-z-score-transformation"/>
+    <w:bookmarkStart w:id="38" w:name="step-2-z-score-transformation"/>
     <w:p>
       <w:pPr>
         <w:pStyle w:val="Heading3"/>
@@ -2462,18 +2475,18 @@
           <wp:inline>
             <wp:extent cx="2293645" cy="2293645"/>
             <wp:effectExtent b="0" l="0" r="0" t="0"/>
-            <wp:docPr descr="" title="" id="35" name="Picture"/>
+            <wp:docPr descr="" title="" id="36" name="Picture"/>
             <a:graphic>
               <a:graphicData uri="http://schemas.openxmlformats.org/drawingml/2006/picture">
                 <pic:pic>
                   <pic:nvPicPr>
-                    <pic:cNvPr descr="multivariate_statistics_lecture_files/figure-docx/standardize-1.png" id="36" name="Picture"/>
+                    <pic:cNvPr descr="multivariate_statistics_lecture_files/figure-docx/standardize-1.png" id="37" name="Picture"/>
                     <pic:cNvPicPr>
                       <a:picLocks noChangeArrowheads="1" noChangeAspect="1"/>
                     </pic:cNvPicPr>
                   </pic:nvPicPr>
                   <pic:blipFill>
-                    <a:blip r:embed="rId34"/>
+                    <a:blip r:embed="rId35"/>
                     <a:stretch>
                       <a:fillRect/>
                     </a:stretch>
@@ -2500,8 +2513,8 @@
         </w:drawing>
       </w:r>
     </w:p>
-    <w:bookmarkEnd w:id="37"/>
-    <w:bookmarkStart w:id="41" w:name="visualizing-standardized-data"/>
+    <w:bookmarkEnd w:id="38"/>
+    <w:bookmarkStart w:id="42" w:name="visualizing-standardized-data"/>
     <w:p>
       <w:pPr>
         <w:pStyle w:val="Heading3"/>
@@ -2519,18 +2532,18 @@
           <wp:inline>
             <wp:extent cx="3302849" cy="3302849"/>
             <wp:effectExtent b="0" l="0" r="0" t="0"/>
-            <wp:docPr descr="" title="" id="39" name="Picture"/>
+            <wp:docPr descr="" title="" id="40" name="Picture"/>
             <a:graphic>
               <a:graphicData uri="http://schemas.openxmlformats.org/drawingml/2006/picture">
                 <pic:pic>
                   <pic:nvPicPr>
-                    <pic:cNvPr descr="multivariate_statistics_lecture_files/figure-docx/scaled_comparison-1.png" id="40" name="Picture"/>
+                    <pic:cNvPr descr="multivariate_statistics_lecture_files/figure-docx/scaled_comparison-1.png" id="41" name="Picture"/>
                     <pic:cNvPicPr>
                       <a:picLocks noChangeArrowheads="1" noChangeAspect="1"/>
                     </pic:cNvPicPr>
                   </pic:nvPicPr>
                   <pic:blipFill>
-                    <a:blip r:embed="rId38"/>
+                    <a:blip r:embed="rId39"/>
                     <a:stretch>
                       <a:fillRect/>
                     </a:stretch>
@@ -2557,9 +2570,9 @@
         </w:drawing>
       </w:r>
     </w:p>
-    <w:bookmarkEnd w:id="41"/>
     <w:bookmarkEnd w:id="42"/>
-    <w:bookmarkStart w:id="43" w:name="X28c71c88fd8debbabb1fad28c92be896a2663cb"/>
+    <w:bookmarkEnd w:id="43"/>
+    <w:bookmarkStart w:id="44" w:name="X28c71c88fd8debbabb1fad28c92be896a2663cb"/>
     <w:p>
       <w:pPr>
         <w:pStyle w:val="Heading2"/>
@@ -2568,8 +2581,8 @@
         <w:t xml:space="preserve">Part 2 · Correlation and the Concept of PCA</w:t>
       </w:r>
     </w:p>
-    <w:bookmarkEnd w:id="43"/>
-    <w:bookmarkStart w:id="48" w:name="understanding-correlations"/>
+    <w:bookmarkEnd w:id="44"/>
+    <w:bookmarkStart w:id="49" w:name="understanding-correlations"/>
     <w:p>
       <w:pPr>
         <w:pStyle w:val="Heading2"/>
@@ -2578,7 +2591,7 @@
         <w:t xml:space="preserve">Understanding Correlations</w:t>
       </w:r>
     </w:p>
-    <w:bookmarkStart w:id="44" w:name="why-correlations-matter-for-pca"/>
+    <w:bookmarkStart w:id="45" w:name="why-correlations-matter-for-pca"/>
     <w:p>
       <w:pPr>
         <w:pStyle w:val="Heading3"/>
@@ -2743,7 +2756,7 @@
         <w:t xml:space="preserve">useful!</w:t>
       </w:r>
     </w:p>
-    <w:bookmarkEnd w:id="44"/>
+    <w:bookmarkEnd w:id="45"/>
     <w:p>
       <w:pPr>
         <w:pStyle w:val="FirstParagraph"/>
@@ -2777,18 +2790,18 @@
           <wp:inline>
             <wp:extent cx="3302849" cy="3302849"/>
             <wp:effectExtent b="0" l="0" r="0" t="0"/>
-            <wp:docPr descr="" title="" id="46" name="Picture"/>
+            <wp:docPr descr="" title="" id="47" name="Picture"/>
             <a:graphic>
               <a:graphicData uri="http://schemas.openxmlformats.org/drawingml/2006/picture">
                 <pic:pic>
                   <pic:nvPicPr>
-                    <pic:cNvPr descr="multivariate_statistics_lecture_files/figure-docx/correlation_plot-1.png" id="47" name="Picture"/>
+                    <pic:cNvPr descr="multivariate_statistics_lecture_files/figure-docx/correlation_plot-1.png" id="48" name="Picture"/>
                     <pic:cNvPicPr>
                       <a:picLocks noChangeArrowheads="1" noChangeAspect="1"/>
                     </pic:cNvPicPr>
                   </pic:nvPicPr>
                   <pic:blipFill>
-                    <a:blip r:embed="rId45"/>
+                    <a:blip r:embed="rId46"/>
                     <a:stretch>
                       <a:fillRect/>
                     </a:stretch>
@@ -2815,8 +2828,8 @@
         </w:drawing>
       </w:r>
     </w:p>
-    <w:bookmarkEnd w:id="48"/>
-    <w:bookmarkStart w:id="50" w:name="correlation-matrix-details"/>
+    <w:bookmarkEnd w:id="49"/>
+    <w:bookmarkStart w:id="51" w:name="correlation-matrix-details"/>
     <w:p>
       <w:pPr>
         <w:pStyle w:val="Heading2"/>
@@ -2825,7 +2838,7 @@
         <w:t xml:space="preserve">Correlation Matrix Details</w:t>
       </w:r>
     </w:p>
-    <w:bookmarkStart w:id="49" w:name="examining-variable-relationships"/>
+    <w:bookmarkStart w:id="50" w:name="examining-variable-relationships"/>
     <w:p>
       <w:pPr>
         <w:pStyle w:val="Heading3"/>
@@ -3034,9 +3047,9 @@
         <w:t xml:space="preserve">## wingmass_g        0.39       0.80       0.63       1.00</w:t>
       </w:r>
     </w:p>
-    <w:bookmarkEnd w:id="49"/>
     <w:bookmarkEnd w:id="50"/>
-    <w:bookmarkStart w:id="51" w:name="key-observations"/>
+    <w:bookmarkEnd w:id="51"/>
+    <w:bookmarkStart w:id="52" w:name="key-observations"/>
     <w:p>
       <w:pPr>
         <w:pStyle w:val="Heading2"/>
@@ -3236,8 +3249,8 @@
         <w:t xml:space="preserve">components!</w:t>
       </w:r>
     </w:p>
-    <w:bookmarkEnd w:id="51"/>
-    <w:bookmarkStart w:id="56" w:name="what-is-principal-component-analysis"/>
+    <w:bookmarkEnd w:id="52"/>
+    <w:bookmarkStart w:id="57" w:name="what-is-principal-component-analysis"/>
     <w:p>
       <w:pPr>
         <w:pStyle w:val="Heading2"/>
@@ -3246,7 +3259,7 @@
         <w:t xml:space="preserve">What is Principal Component Analysis?</w:t>
       </w:r>
     </w:p>
-    <w:bookmarkStart w:id="52" w:name="the-concept-of-pca"/>
+    <w:bookmarkStart w:id="53" w:name="the-concept-of-pca"/>
     <w:p>
       <w:pPr>
         <w:pStyle w:val="Heading3"/>
@@ -3721,7 +3734,7 @@
         <w:t xml:space="preserve">then second, etc.</w:t>
       </w:r>
     </w:p>
-    <w:bookmarkEnd w:id="52"/>
+    <w:bookmarkEnd w:id="53"/>
     <w:p>
       <w:pPr>
         <w:pStyle w:val="FirstParagraph"/>
@@ -3731,18 +3744,18 @@
           <wp:inline>
             <wp:extent cx="2340864" cy="2340864"/>
             <wp:effectExtent b="0" l="0" r="0" t="0"/>
-            <wp:docPr descr="Scatterplot of a correlated two-variable Gaussian point cloud with two perpendicular black arrows overlaid, the longer arrow pointing along the direction of greatest spread (the first principal axis) and the shorter arrow perpendicular to it (the second), illustrating how PCA finds new axes aligned with the directions of maximum variance." title="" id="54" name="Picture"/>
+            <wp:docPr descr="Scatterplot of a correlated two-variable Gaussian point cloud with two perpendicular black arrows overlaid, the longer arrow pointing along the direction of greatest spread (the first principal axis) and the shorter arrow perpendicular to it (the second), illustrating how PCA finds new axes aligned with the directions of maximum variance." title="" id="55" name="Picture"/>
             <a:graphic>
               <a:graphicData uri="http://schemas.openxmlformats.org/drawingml/2006/picture">
                 <pic:pic>
                   <pic:nvPicPr>
-                    <pic:cNvPr descr="images/clipboard-2517015273.png" id="55" name="Picture"/>
+                    <pic:cNvPr descr="images/clipboard-2517015273.png" id="56" name="Picture"/>
                     <pic:cNvPicPr>
                       <a:picLocks noChangeArrowheads="1" noChangeAspect="1"/>
                     </pic:cNvPicPr>
                   </pic:nvPicPr>
                   <pic:blipFill>
-                    <a:blip r:embed="rId53"/>
+                    <a:blip r:embed="rId54"/>
                     <a:stretch>
                       <a:fillRect/>
                     </a:stretch>
@@ -3828,8 +3841,8 @@
         <w:t xml:space="preserve">residual variation</w:t>
       </w:r>
     </w:p>
-    <w:bookmarkEnd w:id="56"/>
-    <w:bookmarkStart w:id="59" w:name="principal-components-properties"/>
+    <w:bookmarkEnd w:id="57"/>
+    <w:bookmarkStart w:id="60" w:name="principal-components-properties"/>
     <w:p>
       <w:pPr>
         <w:pStyle w:val="Heading2"/>
@@ -3838,7 +3851,7 @@
         <w:t xml:space="preserve">Principal Components: Properties</w:t>
       </w:r>
     </w:p>
-    <w:bookmarkStart w:id="57" w:name="understanding-components-are"/>
+    <w:bookmarkStart w:id="58" w:name="understanding-components-are"/>
     <w:p>
       <w:pPr>
         <w:pStyle w:val="Heading3"/>
@@ -3979,8 +3992,8 @@
         <w:t xml:space="preserve">Weights (loadings) show variable importance</w:t>
       </w:r>
     </w:p>
-    <w:bookmarkEnd w:id="57"/>
-    <w:bookmarkStart w:id="58" w:name="why-this-matters"/>
+    <w:bookmarkEnd w:id="58"/>
+    <w:bookmarkStart w:id="59" w:name="why-this-matters"/>
     <w:p>
       <w:pPr>
         <w:pStyle w:val="Heading3"/>
@@ -4166,9 +4179,9 @@
         <w:t xml:space="preserve">Variables are standardized</w:t>
       </w:r>
     </w:p>
-    <w:bookmarkEnd w:id="58"/>
     <w:bookmarkEnd w:id="59"/>
-    <w:bookmarkStart w:id="60" w:name="part-3-running-pca-in-r"/>
+    <w:bookmarkEnd w:id="60"/>
+    <w:bookmarkStart w:id="61" w:name="part-3-running-pca-in-r"/>
     <w:p>
       <w:pPr>
         <w:pStyle w:val="Heading2"/>
@@ -4177,8 +4190,8 @@
         <w:t xml:space="preserve">Part 3 · Running PCA in R</w:t>
       </w:r>
     </w:p>
-    <w:bookmarkEnd w:id="60"/>
-    <w:bookmarkStart w:id="62" w:name="performing-pca-in-r"/>
+    <w:bookmarkEnd w:id="61"/>
+    <w:bookmarkStart w:id="63" w:name="performing-pca-in-r"/>
     <w:p>
       <w:pPr>
         <w:pStyle w:val="Heading2"/>
@@ -4187,7 +4200,7 @@
         <w:t xml:space="preserve">Performing PCA in R</w:t>
       </w:r>
     </w:p>
-    <w:bookmarkStart w:id="61" w:name="step-3-run-the-analysis"/>
+    <w:bookmarkStart w:id="62" w:name="step-3-run-the-analysis"/>
     <w:p>
       <w:pPr>
         <w:pStyle w:val="Heading3"/>
@@ -4303,7 +4316,7 @@
         <w:rPr>
           <w:rStyle w:val="AttributeTok"/>
         </w:rPr>
-        <w:t xml:space="preserve">scale =</w:t>
+        <w:t xml:space="preserve">scale. =</w:t>
       </w:r>
       <w:r>
         <w:rPr>
@@ -4360,9 +4373,9 @@
         <w:t xml:space="preserve">## [1] "sdev"     "rotation" "center"   "scale"    "x"</w:t>
       </w:r>
     </w:p>
-    <w:bookmarkEnd w:id="61"/>
     <w:bookmarkEnd w:id="62"/>
-    <w:bookmarkStart w:id="63" w:name="understanding-the-output"/>
+    <w:bookmarkEnd w:id="63"/>
+    <w:bookmarkStart w:id="64" w:name="understanding-the-output"/>
     <w:p>
       <w:pPr>
         <w:pStyle w:val="Heading2"/>
@@ -4563,8 +4576,8 @@
         <w:t xml:space="preserve">: variable standard deviations</w:t>
       </w:r>
     </w:p>
-    <w:bookmarkEnd w:id="63"/>
-    <w:bookmarkStart w:id="65" w:name="eigenvalues-and-variance-explained"/>
+    <w:bookmarkEnd w:id="64"/>
+    <w:bookmarkStart w:id="66" w:name="eigenvalues-and-variance-explained"/>
     <w:p>
       <w:pPr>
         <w:pStyle w:val="Heading2"/>
@@ -4573,7 +4586,7 @@
         <w:t xml:space="preserve">Eigenvalues and Variance Explained</w:t>
       </w:r>
     </w:p>
-    <w:bookmarkStart w:id="64" w:name="how-much-variance-does-each-pc-explain"/>
+    <w:bookmarkStart w:id="65" w:name="how-much-variance-does-each-pc-explain"/>
     <w:p>
       <w:pPr>
         <w:pStyle w:val="Heading3"/>
@@ -4802,7 +4815,7 @@
         <w:t xml:space="preserve">allows dimension reduction</w:t>
       </w:r>
     </w:p>
-    <w:bookmarkEnd w:id="64"/>
+    <w:bookmarkEnd w:id="65"/>
     <w:p>
       <w:pPr>
         <w:pStyle w:val="SourceCode"/>
@@ -4922,8 +4935,8 @@
         <w:t xml:space="preserve">## 10 PC10       0.065      0.006      1</w:t>
       </w:r>
     </w:p>
-    <w:bookmarkEnd w:id="65"/>
-    <w:bookmarkStart w:id="70" w:name="scree-plot-choosing-components"/>
+    <w:bookmarkEnd w:id="66"/>
+    <w:bookmarkStart w:id="71" w:name="scree-plot-choosing-components"/>
     <w:p>
       <w:pPr>
         <w:pStyle w:val="Heading2"/>
@@ -4932,7 +4945,7 @@
         <w:t xml:space="preserve">Scree Plot: Choosing Components</w:t>
       </w:r>
     </w:p>
-    <w:bookmarkStart w:id="66" w:name="how-many-components-to-use"/>
+    <w:bookmarkStart w:id="67" w:name="how-many-components-to-use"/>
     <w:p>
       <w:pPr>
         <w:pStyle w:val="Heading3"/>
@@ -5150,7 +5163,7 @@
         <w:t xml:space="preserve">remaining 7 components explain 17.1% (mostly noise).</w:t>
       </w:r>
     </w:p>
-    <w:bookmarkEnd w:id="66"/>
+    <w:bookmarkEnd w:id="67"/>
     <w:p>
       <w:pPr>
         <w:pStyle w:val="FirstParagraph"/>
@@ -5160,18 +5173,18 @@
           <wp:inline>
             <wp:extent cx="3302849" cy="3302849"/>
             <wp:effectExtent b="0" l="0" r="0" t="0"/>
-            <wp:docPr descr="" title="" id="68" name="Picture"/>
+            <wp:docPr descr="" title="" id="69" name="Picture"/>
             <a:graphic>
               <a:graphicData uri="http://schemas.openxmlformats.org/drawingml/2006/picture">
                 <pic:pic>
                   <pic:nvPicPr>
-                    <pic:cNvPr descr="multivariate_statistics_lecture_files/figure-docx/scree_plot-1.png" id="69" name="Picture"/>
+                    <pic:cNvPr descr="multivariate_statistics_lecture_files/figure-docx/scree_plot-1.png" id="70" name="Picture"/>
                     <pic:cNvPicPr>
                       <a:picLocks noChangeArrowheads="1" noChangeAspect="1"/>
                     </pic:cNvPicPr>
                   </pic:nvPicPr>
                   <pic:blipFill>
-                    <a:blip r:embed="rId67"/>
+                    <a:blip r:embed="rId68"/>
                     <a:stretch>
                       <a:fillRect/>
                     </a:stretch>
@@ -5198,8 +5211,8 @@
         </w:drawing>
       </w:r>
     </w:p>
-    <w:bookmarkEnd w:id="70"/>
-    <w:bookmarkStart w:id="71" w:name="X012f342191b0e4352648c49623e95ea067adbe6"/>
+    <w:bookmarkEnd w:id="71"/>
+    <w:bookmarkStart w:id="72" w:name="X012f342191b0e4352648c49623e95ea067adbe6"/>
     <w:p>
       <w:pPr>
         <w:pStyle w:val="Heading2"/>
@@ -5208,8 +5221,8 @@
         <w:t xml:space="preserve">Part 4 · Interpreting Loadings and Components</w:t>
       </w:r>
     </w:p>
-    <w:bookmarkEnd w:id="71"/>
-    <w:bookmarkStart w:id="73" w:name="understanding-loadings"/>
+    <w:bookmarkEnd w:id="72"/>
+    <w:bookmarkStart w:id="74" w:name="understanding-loadings"/>
     <w:p>
       <w:pPr>
         <w:pStyle w:val="Heading2"/>
@@ -5218,7 +5231,7 @@
         <w:t xml:space="preserve">Understanding Loadings</w:t>
       </w:r>
     </w:p>
-    <w:bookmarkStart w:id="72" w:name="what-are-loadings"/>
+    <w:bookmarkStart w:id="73" w:name="what-are-loadings"/>
     <w:p>
       <w:pPr>
         <w:pStyle w:val="Heading3"/>
@@ -5568,7 +5581,7 @@
         <w:t xml:space="preserve">Sign (+ or -) can flip; patterns matter more</w:t>
       </w:r>
     </w:p>
-    <w:bookmarkEnd w:id="72"/>
+    <w:bookmarkEnd w:id="73"/>
     <w:p>
       <w:pPr>
         <w:pStyle w:val="Compact"/>
@@ -5731,8 +5744,8 @@
         <w:t xml:space="preserve">## wingmass_g   -0.393  0.080 -0.007</w:t>
       </w:r>
     </w:p>
-    <w:bookmarkEnd w:id="73"/>
-    <w:bookmarkStart w:id="77" w:name="interpreting-pc1-overall-size"/>
+    <w:bookmarkEnd w:id="74"/>
+    <w:bookmarkStart w:id="78" w:name="interpreting-pc1-overall-size"/>
     <w:p>
       <w:pPr>
         <w:pStyle w:val="Heading2"/>
@@ -6044,18 +6057,18 @@
           <wp:inline>
             <wp:extent cx="3669832" cy="3302849"/>
             <wp:effectExtent b="0" l="0" r="0" t="0"/>
-            <wp:docPr descr="" title="" id="75" name="Picture"/>
+            <wp:docPr descr="" title="" id="76" name="Picture"/>
             <a:graphic>
               <a:graphicData uri="http://schemas.openxmlformats.org/drawingml/2006/picture">
                 <pic:pic>
                   <pic:nvPicPr>
-                    <pic:cNvPr descr="multivariate_statistics_lecture_files/figure-docx/pc1_loading_plot-1.png" id="76" name="Picture"/>
+                    <pic:cNvPr descr="multivariate_statistics_lecture_files/figure-docx/pc1_loading_plot-1.png" id="77" name="Picture"/>
                     <pic:cNvPicPr>
                       <a:picLocks noChangeArrowheads="1" noChangeAspect="1"/>
                     </pic:cNvPicPr>
                   </pic:nvPicPr>
                   <pic:blipFill>
-                    <a:blip r:embed="rId74"/>
+                    <a:blip r:embed="rId75"/>
                     <a:stretch>
                       <a:fillRect/>
                     </a:stretch>
@@ -6082,8 +6095,8 @@
         </w:drawing>
       </w:r>
     </w:p>
-    <w:bookmarkEnd w:id="77"/>
-    <w:bookmarkStart w:id="82" w:name="interpreting-pc2-shape-contrast"/>
+    <w:bookmarkEnd w:id="78"/>
+    <w:bookmarkStart w:id="83" w:name="interpreting-pc2-shape-contrast"/>
     <w:p>
       <w:pPr>
         <w:pStyle w:val="Heading2"/>
@@ -6092,7 +6105,7 @@
         <w:t xml:space="preserve">Interpreting PC2: Shape Contrast</w:t>
       </w:r>
     </w:p>
-    <w:bookmarkStart w:id="78" w:name="pc2-interpretation"/>
+    <w:bookmarkStart w:id="79" w:name="pc2-interpretation"/>
     <w:p>
       <w:pPr>
         <w:pStyle w:val="Heading3"/>
@@ -6352,7 +6365,7 @@
         <w:t xml:space="preserve">## 10 hoodmass_g   -0.0575</w:t>
       </w:r>
     </w:p>
-    <w:bookmarkEnd w:id="78"/>
+    <w:bookmarkEnd w:id="79"/>
     <w:p>
       <w:pPr>
         <w:pStyle w:val="Compact"/>
@@ -6386,18 +6399,18 @@
           <wp:inline>
             <wp:extent cx="3302849" cy="3302849"/>
             <wp:effectExtent b="0" l="0" r="0" t="0"/>
-            <wp:docPr descr="" title="" id="80" name="Picture"/>
+            <wp:docPr descr="" title="" id="81" name="Picture"/>
             <a:graphic>
               <a:graphicData uri="http://schemas.openxmlformats.org/drawingml/2006/picture">
                 <pic:pic>
                   <pic:nvPicPr>
-                    <pic:cNvPr descr="multivariate_statistics_lecture_files/figure-docx/pc2_loading_plot-1.png" id="81" name="Picture"/>
+                    <pic:cNvPr descr="multivariate_statistics_lecture_files/figure-docx/pc2_loading_plot-1.png" id="82" name="Picture"/>
                     <pic:cNvPicPr>
                       <a:picLocks noChangeArrowheads="1" noChangeAspect="1"/>
                     </pic:cNvPicPr>
                   </pic:nvPicPr>
                   <pic:blipFill>
-                    <a:blip r:embed="rId79"/>
+                    <a:blip r:embed="rId80"/>
                     <a:stretch>
                       <a:fillRect/>
                     </a:stretch>
@@ -6424,8 +6437,8 @@
         </w:drawing>
       </w:r>
     </w:p>
-    <w:bookmarkEnd w:id="82"/>
-    <w:bookmarkStart w:id="87" w:name="interpreting-pc3"/>
+    <w:bookmarkEnd w:id="83"/>
+    <w:bookmarkStart w:id="88" w:name="interpreting-pc3"/>
     <w:p>
       <w:pPr>
         <w:pStyle w:val="Heading2"/>
@@ -6434,7 +6447,7 @@
         <w:t xml:space="preserve">Interpreting PC3</w:t>
       </w:r>
     </w:p>
-    <w:bookmarkStart w:id="83" w:name="pc3-interpretation"/>
+    <w:bookmarkStart w:id="84" w:name="pc3-interpretation"/>
     <w:p>
       <w:pPr>
         <w:pStyle w:val="Heading3"/>
@@ -6719,7 +6732,7 @@
         <w:t xml:space="preserve">## 10 wingmass_g   -0.00743</w:t>
       </w:r>
     </w:p>
-    <w:bookmarkEnd w:id="83"/>
+    <w:bookmarkEnd w:id="84"/>
     <w:p>
       <w:pPr>
         <w:pStyle w:val="Compact"/>
@@ -6753,18 +6766,18 @@
           <wp:inline>
             <wp:extent cx="3302849" cy="3302849"/>
             <wp:effectExtent b="0" l="0" r="0" t="0"/>
-            <wp:docPr descr="" title="" id="85" name="Picture"/>
+            <wp:docPr descr="" title="" id="86" name="Picture"/>
             <a:graphic>
               <a:graphicData uri="http://schemas.openxmlformats.org/drawingml/2006/picture">
                 <pic:pic>
                   <pic:nvPicPr>
-                    <pic:cNvPr descr="multivariate_statistics_lecture_files/figure-docx/pc3_loading_plot-1.png" id="86" name="Picture"/>
+                    <pic:cNvPr descr="multivariate_statistics_lecture_files/figure-docx/pc3_loading_plot-1.png" id="87" name="Picture"/>
                     <pic:cNvPicPr>
                       <a:picLocks noChangeArrowheads="1" noChangeAspect="1"/>
                     </pic:cNvPicPr>
                   </pic:nvPicPr>
                   <pic:blipFill>
-                    <a:blip r:embed="rId84"/>
+                    <a:blip r:embed="rId85"/>
                     <a:stretch>
                       <a:fillRect/>
                     </a:stretch>
@@ -6791,8 +6804,8 @@
         </w:drawing>
       </w:r>
     </w:p>
-    <w:bookmarkEnd w:id="87"/>
-    <w:bookmarkStart w:id="88" w:name="part-5-scores-ordination-and-biplots"/>
+    <w:bookmarkEnd w:id="88"/>
+    <w:bookmarkStart w:id="89" w:name="part-5-scores-ordination-and-biplots"/>
     <w:p>
       <w:pPr>
         <w:pStyle w:val="Heading2"/>
@@ -6801,8 +6814,8 @@
         <w:t xml:space="preserve">Part 5 · Scores, Ordination and Biplots</w:t>
       </w:r>
     </w:p>
-    <w:bookmarkEnd w:id="88"/>
-    <w:bookmarkStart w:id="90" w:name="principal-component-scores"/>
+    <w:bookmarkEnd w:id="89"/>
+    <w:bookmarkStart w:id="91" w:name="principal-component-scores"/>
     <w:p>
       <w:pPr>
         <w:pStyle w:val="Heading2"/>
@@ -6811,7 +6824,7 @@
         <w:t xml:space="preserve">Principal Component Scores</w:t>
       </w:r>
     </w:p>
-    <w:bookmarkStart w:id="89" w:name="what-are-pc-scores"/>
+    <w:bookmarkStart w:id="90" w:name="what-are-pc-scores"/>
     <w:p>
       <w:pPr>
         <w:pStyle w:val="Heading3"/>
@@ -7090,7 +7103,7 @@
         <w:t xml:space="preserve">Using the standardized values and loadings we saw earlier.</w:t>
       </w:r>
     </w:p>
-    <w:bookmarkEnd w:id="89"/>
+    <w:bookmarkEnd w:id="90"/>
     <w:p>
       <w:pPr>
         <w:pStyle w:val="SourceCode"/>
@@ -7210,8 +7223,8 @@
         <w:t xml:space="preserve">## 10       10 TJH   -1.11  -1.27    2.27</w:t>
       </w:r>
     </w:p>
-    <w:bookmarkEnd w:id="90"/>
-    <w:bookmarkStart w:id="95" w:name="visualizing-pca-results-scores-plot"/>
+    <w:bookmarkEnd w:id="91"/>
+    <w:bookmarkStart w:id="96" w:name="visualizing-pca-results-scores-plot"/>
     <w:p>
       <w:pPr>
         <w:pStyle w:val="Heading2"/>
@@ -7220,7 +7233,7 @@
         <w:t xml:space="preserve">Visualizing PCA Results: Scores Plot</w:t>
       </w:r>
     </w:p>
-    <w:bookmarkStart w:id="91" w:name="ordination-of-sites"/>
+    <w:bookmarkStart w:id="92" w:name="ordination-of-sites"/>
     <w:p>
       <w:pPr>
         <w:pStyle w:val="Heading3"/>
@@ -7427,7 +7440,7 @@
         <w:t xml:space="preserve">- ordering objects along axes.</w:t>
       </w:r>
     </w:p>
-    <w:bookmarkEnd w:id="91"/>
+    <w:bookmarkEnd w:id="92"/>
     <w:p>
       <w:pPr>
         <w:pStyle w:val="FirstParagraph"/>
@@ -7445,18 +7458,18 @@
           <wp:inline>
             <wp:extent cx="3302849" cy="3302849"/>
             <wp:effectExtent b="0" l="0" r="0" t="0"/>
-            <wp:docPr descr="" title="" id="93" name="Picture"/>
+            <wp:docPr descr="" title="" id="94" name="Picture"/>
             <a:graphic>
               <a:graphicData uri="http://schemas.openxmlformats.org/drawingml/2006/picture">
                 <pic:pic>
                   <pic:nvPicPr>
-                    <pic:cNvPr descr="multivariate_statistics_lecture_files/figure-docx/scores_plot_basic-1.png" id="94" name="Picture"/>
+                    <pic:cNvPr descr="multivariate_statistics_lecture_files/figure-docx/scores_plot_basic-1.png" id="95" name="Picture"/>
                     <pic:cNvPicPr>
                       <a:picLocks noChangeArrowheads="1" noChangeAspect="1"/>
                     </pic:cNvPicPr>
                   </pic:nvPicPr>
                   <pic:blipFill>
-                    <a:blip r:embed="rId92"/>
+                    <a:blip r:embed="rId93"/>
                     <a:stretch>
                       <a:fillRect/>
                     </a:stretch>
@@ -7483,8 +7496,8 @@
         </w:drawing>
       </w:r>
     </w:p>
-    <w:bookmarkEnd w:id="95"/>
-    <w:bookmarkStart w:id="99" w:name="different-visualization-of-pca-scores"/>
+    <w:bookmarkEnd w:id="96"/>
+    <w:bookmarkStart w:id="100" w:name="different-visualization-of-pca-scores"/>
     <w:p>
       <w:pPr>
         <w:pStyle w:val="Heading2"/>
@@ -7502,18 +7515,18 @@
           <wp:inline>
             <wp:extent cx="2293645" cy="2293645"/>
             <wp:effectExtent b="0" l="0" r="0" t="0"/>
-            <wp:docPr descr="" title="" id="97" name="Picture"/>
+            <wp:docPr descr="" title="" id="98" name="Picture"/>
             <a:graphic>
               <a:graphicData uri="http://schemas.openxmlformats.org/drawingml/2006/picture">
                 <pic:pic>
                   <pic:nvPicPr>
-                    <pic:cNvPr descr="multivariate_statistics_lecture_files/figure-docx/l16-02-1.png" id="98" name="Picture"/>
+                    <pic:cNvPr descr="multivariate_statistics_lecture_files/figure-docx/l16-02-1.png" id="99" name="Picture"/>
                     <pic:cNvPicPr>
                       <a:picLocks noChangeArrowheads="1" noChangeAspect="1"/>
                     </pic:cNvPicPr>
                   </pic:nvPicPr>
                   <pic:blipFill>
-                    <a:blip r:embed="rId96"/>
+                    <a:blip r:embed="rId97"/>
                     <a:stretch>
                       <a:fillRect/>
                     </a:stretch>
@@ -7540,8 +7553,8 @@
         </w:drawing>
       </w:r>
     </w:p>
-    <w:bookmarkEnd w:id="99"/>
-    <w:bookmarkStart w:id="104" w:name="pca-biplot-combining-scores-and-loadings"/>
+    <w:bookmarkEnd w:id="100"/>
+    <w:bookmarkStart w:id="105" w:name="pca-biplot-combining-scores-and-loadings"/>
     <w:p>
       <w:pPr>
         <w:pStyle w:val="Heading2"/>
@@ -7550,7 +7563,7 @@
         <w:t xml:space="preserve">PCA Biplot: Combining Scores and Loadings</w:t>
       </w:r>
     </w:p>
-    <w:bookmarkStart w:id="100" w:name="reading-a-biplot"/>
+    <w:bookmarkStart w:id="101" w:name="reading-a-biplot"/>
     <w:p>
       <w:pPr>
         <w:pStyle w:val="Heading3"/>
@@ -7795,7 +7808,7 @@
         <w:t xml:space="preserve">Plants opposite an arrow are low in that variable</w:t>
       </w:r>
     </w:p>
-    <w:bookmarkEnd w:id="100"/>
+    <w:bookmarkEnd w:id="101"/>
     <w:p>
       <w:pPr>
         <w:pStyle w:val="FirstParagraph"/>
@@ -7813,18 +7826,18 @@
           <wp:inline>
             <wp:extent cx="3302849" cy="3302849"/>
             <wp:effectExtent b="0" l="0" r="0" t="0"/>
-            <wp:docPr descr="" title="" id="102" name="Picture"/>
+            <wp:docPr descr="" title="" id="103" name="Picture"/>
             <a:graphic>
               <a:graphicData uri="http://schemas.openxmlformats.org/drawingml/2006/picture">
                 <pic:pic>
                   <pic:nvPicPr>
-                    <pic:cNvPr descr="multivariate_statistics_lecture_files/figure-docx/biplot-1.png" id="103" name="Picture"/>
+                    <pic:cNvPr descr="multivariate_statistics_lecture_files/figure-docx/biplot-1.png" id="104" name="Picture"/>
                     <pic:cNvPicPr>
                       <a:picLocks noChangeArrowheads="1" noChangeAspect="1"/>
                     </pic:cNvPicPr>
                   </pic:nvPicPr>
                   <pic:blipFill>
-                    <a:blip r:embed="rId101"/>
+                    <a:blip r:embed="rId102"/>
                     <a:stretch>
                       <a:fillRect/>
                     </a:stretch>
@@ -7851,8 +7864,8 @@
         </w:drawing>
       </w:r>
     </w:p>
-    <w:bookmarkEnd w:id="104"/>
-    <w:bookmarkStart w:id="107" w:name="biplot-interpretation"/>
+    <w:bookmarkEnd w:id="105"/>
+    <w:bookmarkStart w:id="108" w:name="biplot-interpretation"/>
     <w:p>
       <w:pPr>
         <w:pStyle w:val="Heading2"/>
@@ -7861,7 +7874,7 @@
         <w:t xml:space="preserve">Biplot Interpretation</w:t>
       </w:r>
     </w:p>
-    <w:bookmarkStart w:id="105" w:name="key-patterns-in-the-biplot"/>
+    <w:bookmarkStart w:id="106" w:name="key-patterns-in-the-biplot"/>
     <w:p>
       <w:pPr>
         <w:pStyle w:val="Heading3"/>
@@ -8072,8 +8085,8 @@
         <w:t xml:space="preserve">: Intermediate and variable</w:t>
       </w:r>
     </w:p>
-    <w:bookmarkEnd w:id="105"/>
-    <w:bookmarkStart w:id="106" w:name="biological-interpretation"/>
+    <w:bookmarkEnd w:id="106"/>
+    <w:bookmarkStart w:id="107" w:name="biological-interpretation"/>
     <w:p>
       <w:pPr>
         <w:pStyle w:val="Heading3"/>
@@ -8285,9 +8298,9 @@
         <w:t xml:space="preserve">variation.</w:t>
       </w:r>
     </w:p>
-    <w:bookmarkEnd w:id="106"/>
     <w:bookmarkEnd w:id="107"/>
-    <w:bookmarkStart w:id="108" w:name="part-6-testing-group-differences"/>
+    <w:bookmarkEnd w:id="108"/>
+    <w:bookmarkStart w:id="109" w:name="part-6-testing-group-differences"/>
     <w:p>
       <w:pPr>
         <w:pStyle w:val="Heading2"/>
@@ -8296,8 +8309,8 @@
         <w:t xml:space="preserve">Part 6 · Testing Group Differences</w:t>
       </w:r>
     </w:p>
-    <w:bookmarkEnd w:id="108"/>
-    <w:bookmarkStart w:id="110" w:name="testing-site-differences-with-anova"/>
+    <w:bookmarkEnd w:id="109"/>
+    <w:bookmarkStart w:id="111" w:name="testing-site-differences-with-anova"/>
     <w:p>
       <w:pPr>
         <w:pStyle w:val="Heading2"/>
@@ -8306,7 +8319,7 @@
         <w:t xml:space="preserve">Testing Site Differences with ANOVA</w:t>
       </w:r>
     </w:p>
-    <w:bookmarkStart w:id="109" w:name="step-4-statistical-analysis"/>
+    <w:bookmarkStart w:id="110" w:name="step-4-statistical-analysis"/>
     <w:p>
       <w:pPr>
         <w:pStyle w:val="Heading3"/>
@@ -8726,9 +8739,9 @@
         <w:t xml:space="preserve">## 4 TJH      0.423  1.90     25</w:t>
       </w:r>
     </w:p>
-    <w:bookmarkEnd w:id="109"/>
     <w:bookmarkEnd w:id="110"/>
-    <w:bookmarkStart w:id="112" w:name="anova-for-pc2-and-pc3"/>
+    <w:bookmarkEnd w:id="111"/>
+    <w:bookmarkStart w:id="113" w:name="anova-for-pc2-and-pc3"/>
     <w:p>
       <w:pPr>
         <w:pStyle w:val="Heading2"/>
@@ -8737,7 +8750,7 @@
         <w:t xml:space="preserve">ANOVA for PC2 and PC3</w:t>
       </w:r>
     </w:p>
-    <w:bookmarkStart w:id="111" w:name="testing-shape-and-tube-differences"/>
+    <w:bookmarkStart w:id="112" w:name="testing-shape-and-tube-differences"/>
     <w:p>
       <w:pPr>
         <w:pStyle w:val="Heading3"/>
@@ -9220,9 +9233,9 @@
         <w:t xml:space="preserve">## 4 TJH     -0.345    0.618</w:t>
       </w:r>
     </w:p>
-    <w:bookmarkEnd w:id="111"/>
     <w:bookmarkEnd w:id="112"/>
-    <w:bookmarkStart w:id="120" w:name="visualizing-site-differences"/>
+    <w:bookmarkEnd w:id="113"/>
+    <w:bookmarkStart w:id="121" w:name="visualizing-site-differences"/>
     <w:p>
       <w:pPr>
         <w:pStyle w:val="Heading2"/>
@@ -9231,7 +9244,7 @@
         <w:t xml:space="preserve">Visualizing Site Differences</w:t>
       </w:r>
     </w:p>
-    <w:bookmarkStart w:id="116" w:name="box-plots-of-pc-scores"/>
+    <w:bookmarkStart w:id="117" w:name="box-plots-of-pc-scores"/>
     <w:p>
       <w:pPr>
         <w:pStyle w:val="Heading3"/>
@@ -9267,18 +9280,18 @@
           <wp:inline>
             <wp:extent cx="3302849" cy="3302849"/>
             <wp:effectExtent b="0" l="0" r="0" t="0"/>
-            <wp:docPr descr="" title="" id="114" name="Picture"/>
+            <wp:docPr descr="" title="" id="115" name="Picture"/>
             <a:graphic>
               <a:graphicData uri="http://schemas.openxmlformats.org/drawingml/2006/picture">
                 <pic:pic>
                   <pic:nvPicPr>
-                    <pic:cNvPr descr="multivariate_statistics_lecture_files/figure-docx/boxplots_pc1-1.png" id="115" name="Picture"/>
+                    <pic:cNvPr descr="multivariate_statistics_lecture_files/figure-docx/boxplots_pc1-1.png" id="116" name="Picture"/>
                     <pic:cNvPicPr>
                       <a:picLocks noChangeArrowheads="1" noChangeAspect="1"/>
                     </pic:cNvPicPr>
                   </pic:nvPicPr>
                   <pic:blipFill>
-                    <a:blip r:embed="rId113"/>
+                    <a:blip r:embed="rId114"/>
                     <a:stretch>
                       <a:fillRect/>
                     </a:stretch>
@@ -9305,7 +9318,7 @@
         </w:drawing>
       </w:r>
     </w:p>
-    <w:bookmarkEnd w:id="116"/>
+    <w:bookmarkEnd w:id="117"/>
     <w:p>
       <w:pPr>
         <w:numPr>
@@ -9345,18 +9358,18 @@
           <wp:inline>
             <wp:extent cx="3302849" cy="3302849"/>
             <wp:effectExtent b="0" l="0" r="0" t="0"/>
-            <wp:docPr descr="" title="" id="118" name="Picture"/>
+            <wp:docPr descr="" title="" id="119" name="Picture"/>
             <a:graphic>
               <a:graphicData uri="http://schemas.openxmlformats.org/drawingml/2006/picture">
                 <pic:pic>
                   <pic:nvPicPr>
-                    <pic:cNvPr descr="multivariate_statistics_lecture_files/figure-docx/boxplots_pc2-1.png" id="119" name="Picture"/>
+                    <pic:cNvPr descr="multivariate_statistics_lecture_files/figure-docx/boxplots_pc2-1.png" id="120" name="Picture"/>
                     <pic:cNvPicPr>
                       <a:picLocks noChangeArrowheads="1" noChangeAspect="1"/>
                     </pic:cNvPicPr>
                   </pic:nvPicPr>
                   <pic:blipFill>
-                    <a:blip r:embed="rId117"/>
+                    <a:blip r:embed="rId118"/>
                     <a:stretch>
                       <a:fillRect/>
                     </a:stretch>
@@ -9383,8 +9396,8 @@
         </w:drawing>
       </w:r>
     </w:p>
-    <w:bookmarkEnd w:id="120"/>
-    <w:bookmarkStart w:id="122" w:name="post-hoc-comparisons"/>
+    <w:bookmarkEnd w:id="121"/>
+    <w:bookmarkStart w:id="123" w:name="post-hoc-comparisons"/>
     <w:p>
       <w:pPr>
         <w:pStyle w:val="Heading2"/>
@@ -9393,7 +9406,7 @@
         <w:t xml:space="preserve">Post-hoc Comparisons</w:t>
       </w:r>
     </w:p>
-    <w:bookmarkStart w:id="121" w:name="which-sites-differ"/>
+    <w:bookmarkStart w:id="122" w:name="which-sites-differ"/>
     <w:p>
       <w:pPr>
         <w:pStyle w:val="Heading3"/>
@@ -9593,9 +9606,9 @@
         <w:t xml:space="preserve">##       But we also did not show them to be the same.</w:t>
       </w:r>
     </w:p>
-    <w:bookmarkEnd w:id="121"/>
     <w:bookmarkEnd w:id="122"/>
-    <w:bookmarkStart w:id="124" w:name="distance-between-sites"/>
+    <w:bookmarkEnd w:id="123"/>
+    <w:bookmarkStart w:id="125" w:name="distance-between-sites"/>
     <w:p>
       <w:pPr>
         <w:pStyle w:val="Heading2"/>
@@ -9604,7 +9617,7 @@
         <w:t xml:space="preserve">Distance Between Sites</w:t>
       </w:r>
     </w:p>
-    <w:bookmarkStart w:id="123" w:name="Xd04d6f9c4cc9024a8940b772148e51fed23c60b"/>
+    <w:bookmarkStart w:id="124" w:name="Xd04d6f9c4cc9024a8940b772148e51fed23c60b"/>
     <w:p>
       <w:pPr>
         <w:pStyle w:val="Heading3"/>
@@ -9922,7 +9935,7 @@
         <w:t xml:space="preserve">distances.</w:t>
       </w:r>
     </w:p>
-    <w:bookmarkEnd w:id="123"/>
+    <w:bookmarkEnd w:id="124"/>
     <w:p>
       <w:pPr>
         <w:pStyle w:val="FirstParagraph"/>
@@ -10303,8 +10316,8 @@
         <w:t xml:space="preserve">## 4 1.732 2.942 1.672</w:t>
       </w:r>
     </w:p>
-    <w:bookmarkEnd w:id="124"/>
-    <w:bookmarkStart w:id="128" w:name="visualization-of-the-distances"/>
+    <w:bookmarkEnd w:id="125"/>
+    <w:bookmarkStart w:id="129" w:name="visualization-of-the-distances"/>
     <w:p>
       <w:pPr>
         <w:pStyle w:val="Heading2"/>
@@ -10891,18 +10904,18 @@
           <wp:inline>
             <wp:extent cx="2293645" cy="2293645"/>
             <wp:effectExtent b="0" l="0" r="0" t="0"/>
-            <wp:docPr descr="" title="" id="126" name="Picture"/>
+            <wp:docPr descr="" title="" id="127" name="Picture"/>
             <a:graphic>
               <a:graphicData uri="http://schemas.openxmlformats.org/drawingml/2006/picture">
                 <pic:pic>
                   <pic:nvPicPr>
-                    <pic:cNvPr descr="multivariate_statistics_lecture_files/figure-docx/euclidian%20distances-1.png" id="127" name="Picture"/>
+                    <pic:cNvPr descr="multivariate_statistics_lecture_files/figure-docx/euclidean-distances-1.png" id="128" name="Picture"/>
                     <pic:cNvPicPr>
                       <a:picLocks noChangeArrowheads="1" noChangeAspect="1"/>
                     </pic:cNvPicPr>
                   </pic:nvPicPr>
                   <pic:blipFill>
-                    <a:blip r:embed="rId125"/>
+                    <a:blip r:embed="rId126"/>
                     <a:stretch>
                       <a:fillRect/>
                     </a:stretch>
@@ -10929,8 +10942,8 @@
         </w:drawing>
       </w:r>
     </w:p>
-    <w:bookmarkEnd w:id="128"/>
-    <w:bookmarkStart w:id="129" w:name="part-7-summary-and-when-to-use-pca"/>
+    <w:bookmarkEnd w:id="129"/>
+    <w:bookmarkStart w:id="130" w:name="part-7-summary-and-when-to-use-pca"/>
     <w:p>
       <w:pPr>
         <w:pStyle w:val="Heading2"/>
@@ -10939,8 +10952,8 @@
         <w:t xml:space="preserve">Part 7 · Summary and When to Use PCA</w:t>
       </w:r>
     </w:p>
-    <w:bookmarkEnd w:id="129"/>
-    <w:bookmarkStart w:id="131" w:name="summary-pca-results-for-darlingtonia"/>
+    <w:bookmarkEnd w:id="130"/>
+    <w:bookmarkStart w:id="132" w:name="summary-pca-results-for-darlingtonia"/>
     <w:p>
       <w:pPr>
         <w:pStyle w:val="Heading2"/>
@@ -10949,7 +10962,7 @@
         <w:t xml:space="preserve">Summary: PCA Results for Darlingtonia</w:t>
       </w:r>
     </w:p>
-    <w:bookmarkStart w:id="130" w:name="what-we-learned"/>
+    <w:bookmarkStart w:id="131" w:name="what-we-learned"/>
     <w:p>
       <w:pPr>
         <w:pStyle w:val="Heading3"/>
@@ -11214,7 +11227,7 @@
         <w:t xml:space="preserve">No significant site differences</w:t>
       </w:r>
     </w:p>
-    <w:bookmarkEnd w:id="130"/>
+    <w:bookmarkEnd w:id="131"/>
     <w:p>
       <w:pPr>
         <w:pStyle w:val="Compact"/>
@@ -11511,8 +11524,8 @@
         <w:t xml:space="preserve">visualize both samples and variables simultaneously</w:t>
       </w:r>
     </w:p>
-    <w:bookmarkEnd w:id="131"/>
-    <w:bookmarkStart w:id="132" w:name="when-to-use-pca"/>
+    <w:bookmarkEnd w:id="132"/>
+    <w:bookmarkStart w:id="133" w:name="when-to-use-pca"/>
     <w:p>
       <w:pPr>
         <w:pStyle w:val="Heading2"/>
@@ -11821,8 +11834,8 @@
         <w:t xml:space="preserve">Outliers (check scores plots)</w:t>
       </w:r>
     </w:p>
-    <w:bookmarkEnd w:id="132"/>
-    <w:bookmarkStart w:id="133" w:name="when-to-consider-alternatives"/>
+    <w:bookmarkEnd w:id="133"/>
+    <w:bookmarkStart w:id="134" w:name="when-to-consider-alternatives"/>
     <w:p>
       <w:pPr>
         <w:pStyle w:val="Heading2"/>
@@ -12046,8 +12059,8 @@
         <w:t xml:space="preserve">environmental variables!</w:t>
       </w:r>
     </w:p>
-    <w:bookmarkEnd w:id="133"/>
-    <w:bookmarkStart w:id="139" w:name="additional-pca-diagnostics"/>
+    <w:bookmarkEnd w:id="134"/>
+    <w:bookmarkStart w:id="140" w:name="additional-pca-diagnostics"/>
     <w:p>
       <w:pPr>
         <w:pStyle w:val="Heading2"/>
@@ -12056,7 +12069,7 @@
         <w:t xml:space="preserve">Additional PCA Diagnostics</w:t>
       </w:r>
     </w:p>
-    <w:bookmarkStart w:id="134" w:name="checking-assumptions-and-quality"/>
+    <w:bookmarkStart w:id="135" w:name="checking-assumptions-and-quality"/>
     <w:p>
       <w:pPr>
         <w:pStyle w:val="Heading3"/>
@@ -12250,8 +12263,8 @@
         <w:t xml:space="preserve">##         0.76         0.78         0.72         0.86</w:t>
       </w:r>
     </w:p>
-    <w:bookmarkEnd w:id="134"/>
-    <w:bookmarkStart w:id="138" w:name="outlier-detection"/>
+    <w:bookmarkEnd w:id="135"/>
+    <w:bookmarkStart w:id="139" w:name="outlier-detection"/>
     <w:p>
       <w:pPr>
         <w:pStyle w:val="Heading3"/>
@@ -12277,18 +12290,18 @@
           <wp:inline>
             <wp:extent cx="3302849" cy="3302849"/>
             <wp:effectExtent b="0" l="0" r="0" t="0"/>
-            <wp:docPr descr="" title="" id="136" name="Picture"/>
+            <wp:docPr descr="" title="" id="137" name="Picture"/>
             <a:graphic>
               <a:graphicData uri="http://schemas.openxmlformats.org/drawingml/2006/picture">
                 <pic:pic>
                   <pic:nvPicPr>
-                    <pic:cNvPr descr="multivariate_statistics_lecture_files/figure-docx/outliers-1.png" id="137" name="Picture"/>
+                    <pic:cNvPr descr="multivariate_statistics_lecture_files/figure-docx/outliers-1.png" id="138" name="Picture"/>
                     <pic:cNvPicPr>
                       <a:picLocks noChangeArrowheads="1" noChangeAspect="1"/>
                     </pic:cNvPicPr>
                   </pic:nvPicPr>
                   <pic:blipFill>
-                    <a:blip r:embed="rId135"/>
+                    <a:blip r:embed="rId136"/>
                     <a:stretch>
                       <a:fillRect/>
                     </a:stretch>
@@ -12315,25 +12328,15 @@
         </w:drawing>
       </w:r>
     </w:p>
-    <w:bookmarkEnd w:id="138"/>
     <w:bookmarkEnd w:id="139"/>
-    <w:bookmarkStart w:id="140" w:name="pca-vs.-other-ordination-methods"/>
+    <w:bookmarkEnd w:id="140"/>
+    <w:bookmarkStart w:id="141" w:name="pca-vs.-other-ordination-methods"/>
     <w:p>
       <w:pPr>
         <w:pStyle w:val="Heading2"/>
       </w:pPr>
       <w:r>
         <w:t xml:space="preserve">PCA vs. Other Ordination Methods</w:t>
-      </w:r>
-    </w:p>
-    <w:bookmarkEnd w:id="140"/>
-    <w:bookmarkStart w:id="141" w:name="comparison-table"/>
-    <w:p>
-      <w:pPr>
-        <w:pStyle w:val="Heading2"/>
-      </w:pPr>
-      <w:r>
-        <w:t xml:space="preserve">Comparison Table</w:t>
       </w:r>
     </w:p>
     <w:tbl>
@@ -12930,26 +12933,16 @@
       </w:r>
     </w:p>
     <w:bookmarkEnd w:id="144"/>
-    <w:bookmarkStart w:id="145" w:name="practical-tips-for-pca"/>
+    <w:bookmarkStart w:id="148" w:name="practical-tips-for-pca-best-practices"/>
     <w:p>
       <w:pPr>
         <w:pStyle w:val="Heading2"/>
       </w:pPr>
       <w:r>
-        <w:t xml:space="preserve">Practical Tips for PCA</w:t>
-      </w:r>
-    </w:p>
-    <w:bookmarkEnd w:id="145"/>
-    <w:bookmarkStart w:id="149" w:name="best-practices"/>
-    <w:p>
-      <w:pPr>
-        <w:pStyle w:val="Heading2"/>
-      </w:pPr>
-      <w:r>
-        <w:t xml:space="preserve">Best Practices</w:t>
-      </w:r>
-    </w:p>
-    <w:bookmarkStart w:id="146" w:name="before-pca"/>
+        <w:t xml:space="preserve">Practical Tips for PCA — Best Practices</w:t>
+      </w:r>
+    </w:p>
+    <w:bookmarkStart w:id="145" w:name="before-pca"/>
     <w:p>
       <w:pPr>
         <w:pStyle w:val="Heading3"/>
@@ -13096,13 +13089,13 @@
         <w:rPr>
           <w:rStyle w:val="VerbatimChar"/>
         </w:rPr>
-        <w:t xml:space="preserve">scale = TRUE</w:t>
-      </w:r>
-      <w:r>
-        <w:t xml:space="preserve"> </w:t>
-      </w:r>
-      <w:r>
-        <w:t xml:space="preserve">for different units</w:t>
+        <w:t xml:space="preserve">scale. = TRUE</w:t>
+      </w:r>
+      <w:r>
+        <w:t xml:space="preserve"> </w:t>
+      </w:r>
+      <w:r>
+        <w:t xml:space="preserve">(note the dot) for different units</w:t>
       </w:r>
     </w:p>
     <w:p>
@@ -13157,8 +13150,8 @@
         <w:t xml:space="preserve">More is better (50+ ideal)</w:t>
       </w:r>
     </w:p>
-    <w:bookmarkEnd w:id="146"/>
-    <w:bookmarkStart w:id="147" w:name="during-pca"/>
+    <w:bookmarkEnd w:id="145"/>
+    <w:bookmarkStart w:id="146" w:name="during-pca"/>
     <w:p>
       <w:pPr>
         <w:pStyle w:val="Heading3"/>
@@ -13323,8 +13316,8 @@
         <w:t xml:space="preserve">Consider site/treatment effects</w:t>
       </w:r>
     </w:p>
-    <w:bookmarkEnd w:id="147"/>
-    <w:bookmarkStart w:id="148" w:name="after-pca"/>
+    <w:bookmarkEnd w:id="146"/>
+    <w:bookmarkStart w:id="147" w:name="after-pca"/>
     <w:p>
       <w:pPr>
         <w:pStyle w:val="Heading3"/>
@@ -13437,28 +13430,18 @@
         <w:t xml:space="preserve">Remember: exploratory tool!</w:t>
       </w:r>
     </w:p>
+    <w:bookmarkEnd w:id="147"/>
     <w:bookmarkEnd w:id="148"/>
-    <w:bookmarkEnd w:id="149"/>
-    <w:bookmarkStart w:id="150" w:name="reporting-pca-results"/>
+    <w:bookmarkStart w:id="154" w:name="reporting-pca-results-what-to-include"/>
     <w:p>
       <w:pPr>
         <w:pStyle w:val="Heading2"/>
       </w:pPr>
       <w:r>
-        <w:t xml:space="preserve">Reporting PCA Results</w:t>
-      </w:r>
-    </w:p>
-    <w:bookmarkEnd w:id="150"/>
-    <w:bookmarkStart w:id="156" w:name="what-to-include-in-paperstheses"/>
-    <w:p>
-      <w:pPr>
-        <w:pStyle w:val="Heading2"/>
-      </w:pPr>
-      <w:r>
-        <w:t xml:space="preserve">What to Include in Papers/Theses</w:t>
-      </w:r>
-    </w:p>
-    <w:bookmarkStart w:id="151" w:name="methods-section"/>
+        <w:t xml:space="preserve">Reporting PCA Results — What to Include</w:t>
+      </w:r>
+    </w:p>
+    <w:bookmarkStart w:id="149" w:name="methods-section"/>
     <w:p>
       <w:pPr>
         <w:pStyle w:val="Heading3"/>
@@ -13542,8 +13525,8 @@
         <w:t xml:space="preserve">variance.”</w:t>
       </w:r>
     </w:p>
-    <w:bookmarkEnd w:id="151"/>
-    <w:bookmarkStart w:id="152" w:name="results-section"/>
+    <w:bookmarkEnd w:id="149"/>
+    <w:bookmarkStart w:id="150" w:name="results-section"/>
     <w:p>
       <w:pPr>
         <w:pStyle w:val="Heading3"/>
@@ -13572,8 +13555,8 @@
         <w:t xml:space="preserve">high positive loadings for most morphological and biomass variables…”</w:t>
       </w:r>
     </w:p>
-    <w:bookmarkEnd w:id="152"/>
-    <w:bookmarkStart w:id="153" w:name="essential-figures"/>
+    <w:bookmarkEnd w:id="150"/>
+    <w:bookmarkStart w:id="151" w:name="essential-figures"/>
     <w:p>
       <w:pPr>
         <w:pStyle w:val="Heading3"/>
@@ -13664,8 +13647,8 @@
         <w:t xml:space="preserve">- shows samples in PC space</w:t>
       </w:r>
     </w:p>
-    <w:bookmarkEnd w:id="153"/>
-    <w:bookmarkStart w:id="154" w:name="essential-tables"/>
+    <w:bookmarkEnd w:id="151"/>
+    <w:bookmarkStart w:id="152" w:name="essential-tables"/>
     <w:p>
       <w:pPr>
         <w:pStyle w:val="Heading3"/>
@@ -13740,8 +13723,8 @@
         <w:t xml:space="preserve">if testing groups</w:t>
       </w:r>
     </w:p>
-    <w:bookmarkEnd w:id="154"/>
-    <w:bookmarkStart w:id="155" w:name="dont-report"/>
+    <w:bookmarkEnd w:id="152"/>
+    <w:bookmarkStart w:id="153" w:name="dont-report"/>
     <w:p>
       <w:pPr>
         <w:pStyle w:val="Heading3"/>
@@ -13798,19 +13781,19 @@
         <w:t xml:space="preserve">Raw eigenvalues (report % variance instead)</w:t>
       </w:r>
     </w:p>
+    <w:bookmarkEnd w:id="153"/>
+    <w:bookmarkEnd w:id="154"/>
+    <w:bookmarkStart w:id="155" w:name="common-pca-mistakes-to-avoid"/>
+    <w:p>
+      <w:pPr>
+        <w:pStyle w:val="Heading2"/>
+      </w:pPr>
+      <w:r>
+        <w:t xml:space="preserve">Common PCA Mistakes to Avoid</w:t>
+      </w:r>
+    </w:p>
     <w:bookmarkEnd w:id="155"/>
-    <w:bookmarkEnd w:id="156"/>
-    <w:bookmarkStart w:id="157" w:name="common-pca-mistakes-to-avoid"/>
-    <w:p>
-      <w:pPr>
-        <w:pStyle w:val="Heading2"/>
-      </w:pPr>
-      <w:r>
-        <w:t xml:space="preserve">Common PCA Mistakes to Avoid</w:t>
-      </w:r>
-    </w:p>
-    <w:bookmarkEnd w:id="157"/>
-    <w:bookmarkStart w:id="158" w:name="mistakes-students-make"/>
+    <w:bookmarkStart w:id="156" w:name="mistakes-students-make"/>
     <w:p>
       <w:pPr>
         <w:pStyle w:val="Heading2"/>
@@ -13855,7 +13838,7 @@
         <w:rPr>
           <w:rStyle w:val="VerbatimChar"/>
         </w:rPr>
-        <w:t xml:space="preserve">scale = TRUE</w:t>
+        <w:t xml:space="preserve">scale. = TRUE</w:t>
       </w:r>
       <w:r>
         <w:t xml:space="preserve"> </w:t>
@@ -13984,7 +13967,7 @@
         <w:t xml:space="preserve">→ ✓ Remember PCs are derived variables</w:t>
       </w:r>
     </w:p>
-    <w:bookmarkEnd w:id="158"/>
+    <w:bookmarkEnd w:id="156"/>
     <w:p>
       <w:pPr>
         <w:pStyle w:val="BodyText"/>
@@ -14129,7 +14112,7 @@
         <w:t xml:space="preserve">→ ✓ Use for patterns, not hypothesis testing</w:t>
       </w:r>
     </w:p>
-    <w:bookmarkStart w:id="162" w:name="practice-exercise"/>
+    <w:bookmarkStart w:id="160" w:name="practice-exercise"/>
     <w:p>
       <w:pPr>
         <w:pStyle w:val="Heading2"/>
@@ -14138,7 +14121,7 @@
         <w:t xml:space="preserve">Practice Exercise</w:t>
       </w:r>
     </w:p>
-    <w:bookmarkStart w:id="159" w:name="exercise-1-subset-analysis"/>
+    <w:bookmarkStart w:id="157" w:name="exercise-1-subset-analysis"/>
     <w:p>
       <w:pPr>
         <w:pStyle w:val="Heading3"/>
@@ -14371,8 +14354,8 @@
         <w:t xml:space="preserve"># How do results differ from full PCA?</w:t>
       </w:r>
     </w:p>
-    <w:bookmarkEnd w:id="159"/>
-    <w:bookmarkStart w:id="160" w:name="exercise-2-site-specific-pca"/>
+    <w:bookmarkEnd w:id="157"/>
+    <w:bookmarkStart w:id="158" w:name="exercise-2-site-specific-pca"/>
     <w:p>
       <w:pPr>
         <w:pStyle w:val="Heading3"/>
@@ -14628,8 +14611,8 @@
         <w:t xml:space="preserve"># Do the same patterns emerge?</w:t>
       </w:r>
     </w:p>
-    <w:bookmarkEnd w:id="160"/>
-    <w:bookmarkStart w:id="161" w:name="exercise-3-interpretation"/>
+    <w:bookmarkEnd w:id="158"/>
+    <w:bookmarkStart w:id="159" w:name="exercise-3-interpretation"/>
     <w:p>
       <w:pPr>
         <w:pStyle w:val="Heading3"/>
@@ -14674,19 +14657,19 @@
         <w:t xml:space="preserve">Do you see the same patterns?</w:t>
       </w:r>
     </w:p>
+    <w:bookmarkEnd w:id="159"/>
+    <w:bookmarkEnd w:id="160"/>
+    <w:bookmarkStart w:id="161" w:name="X16b0270e1cff2ed8147ca1738a7ac025c811203"/>
+    <w:p>
+      <w:pPr>
+        <w:pStyle w:val="Heading2"/>
+      </w:pPr>
+      <w:r>
+        <w:t xml:space="preserve">Part 9 · PERMANOVA — Testing Group Differences</w:t>
+      </w:r>
+    </w:p>
     <w:bookmarkEnd w:id="161"/>
-    <w:bookmarkEnd w:id="162"/>
-    <w:bookmarkStart w:id="163" w:name="X16b0270e1cff2ed8147ca1738a7ac025c811203"/>
-    <w:p>
-      <w:pPr>
-        <w:pStyle w:val="Heading2"/>
-      </w:pPr>
-      <w:r>
-        <w:t xml:space="preserve">Part 9 · PERMANOVA — Testing Group Differences</w:t>
-      </w:r>
-    </w:p>
-    <w:bookmarkEnd w:id="163"/>
-    <w:bookmarkStart w:id="170" w:name="alternative-pca-visualization-factominer"/>
+    <w:bookmarkStart w:id="168" w:name="alternative-pca-visualization-factominer"/>
     <w:p>
       <w:pPr>
         <w:pStyle w:val="Heading2"/>
@@ -15135,18 +15118,18 @@
           <wp:inline>
             <wp:extent cx="2293645" cy="2293645"/>
             <wp:effectExtent b="0" l="0" r="0" t="0"/>
-            <wp:docPr descr="" title="" id="165" name="Picture"/>
+            <wp:docPr descr="" title="" id="163" name="Picture"/>
             <a:graphic>
               <a:graphicData uri="http://schemas.openxmlformats.org/drawingml/2006/picture">
                 <pic:pic>
                   <pic:nvPicPr>
-                    <pic:cNvPr descr="multivariate_statistics_lecture_files/figure-docx/l16-03-1.png" id="166" name="Picture"/>
+                    <pic:cNvPr descr="multivariate_statistics_lecture_files/figure-docx/l16-03-1.png" id="164" name="Picture"/>
                     <pic:cNvPicPr>
                       <a:picLocks noChangeArrowheads="1" noChangeAspect="1"/>
                     </pic:cNvPicPr>
                   </pic:nvPicPr>
                   <pic:blipFill>
-                    <a:blip r:embed="rId164"/>
+                    <a:blip r:embed="rId162"/>
                     <a:stretch>
                       <a:fillRect/>
                     </a:stretch>
@@ -15442,18 +15425,18 @@
           <wp:inline>
             <wp:extent cx="2293645" cy="2293645"/>
             <wp:effectExtent b="0" l="0" r="0" t="0"/>
-            <wp:docPr descr="" title="" id="168" name="Picture"/>
+            <wp:docPr descr="" title="" id="166" name="Picture"/>
             <a:graphic>
               <a:graphicData uri="http://schemas.openxmlformats.org/drawingml/2006/picture">
                 <pic:pic>
                   <pic:nvPicPr>
-                    <pic:cNvPr descr="multivariate_statistics_lecture_files/figure-docx/l16-03-2.png" id="169" name="Picture"/>
+                    <pic:cNvPr descr="multivariate_statistics_lecture_files/figure-docx/l16-03-2.png" id="167" name="Picture"/>
                     <pic:cNvPicPr>
                       <a:picLocks noChangeArrowheads="1" noChangeAspect="1"/>
                     </pic:cNvPicPr>
                   </pic:nvPicPr>
                   <pic:blipFill>
-                    <a:blip r:embed="rId167"/>
+                    <a:blip r:embed="rId165"/>
                     <a:stretch>
                       <a:fillRect/>
                     </a:stretch>
@@ -15480,8 +15463,8 @@
         </w:drawing>
       </w:r>
     </w:p>
-    <w:bookmarkEnd w:id="170"/>
-    <w:bookmarkStart w:id="174" w:name="quick-pca-plot-with-ggfortify"/>
+    <w:bookmarkEnd w:id="168"/>
+    <w:bookmarkStart w:id="172" w:name="quick-pca-plot-with-ggfortify"/>
     <w:p>
       <w:pPr>
         <w:pStyle w:val="Heading2"/>
@@ -15723,18 +15706,18 @@
           <wp:inline>
             <wp:extent cx="2293645" cy="2293645"/>
             <wp:effectExtent b="0" l="0" r="0" t="0"/>
-            <wp:docPr descr="" title="" id="172" name="Picture"/>
+            <wp:docPr descr="" title="" id="170" name="Picture"/>
             <a:graphic>
               <a:graphicData uri="http://schemas.openxmlformats.org/drawingml/2006/picture">
                 <pic:pic>
                   <pic:nvPicPr>
-                    <pic:cNvPr descr="multivariate_statistics_lecture_files/figure-docx/l16-04-1.png" id="173" name="Picture"/>
+                    <pic:cNvPr descr="multivariate_statistics_lecture_files/figure-docx/l16-04-1.png" id="171" name="Picture"/>
                     <pic:cNvPicPr>
                       <a:picLocks noChangeArrowheads="1" noChangeAspect="1"/>
                     </pic:cNvPicPr>
                   </pic:nvPicPr>
                   <pic:blipFill>
-                    <a:blip r:embed="rId171"/>
+                    <a:blip r:embed="rId169"/>
                     <a:stretch>
                       <a:fillRect/>
                     </a:stretch>
@@ -15761,8 +15744,8 @@
         </w:drawing>
       </w:r>
     </w:p>
-    <w:bookmarkEnd w:id="174"/>
-    <w:bookmarkStart w:id="181" w:name="pca-with-vegan-rda-and-distance-metrics"/>
+    <w:bookmarkEnd w:id="172"/>
+    <w:bookmarkStart w:id="179" w:name="pca-with-vegan-rda-and-distance-metrics"/>
     <w:p>
       <w:pPr>
         <w:pStyle w:val="Heading2"/>
@@ -15980,18 +15963,18 @@
           <wp:inline>
             <wp:extent cx="2293645" cy="2293645"/>
             <wp:effectExtent b="0" l="0" r="0" t="0"/>
-            <wp:docPr descr="" title="" id="176" name="Picture"/>
+            <wp:docPr descr="" title="" id="174" name="Picture"/>
             <a:graphic>
               <a:graphicData uri="http://schemas.openxmlformats.org/drawingml/2006/picture">
                 <pic:pic>
                   <pic:nvPicPr>
-                    <pic:cNvPr descr="multivariate_statistics_lecture_files/figure-docx/l16-05-1.png" id="177" name="Picture"/>
+                    <pic:cNvPr descr="multivariate_statistics_lecture_files/figure-docx/l16-05-1.png" id="175" name="Picture"/>
                     <pic:cNvPicPr>
                       <a:picLocks noChangeArrowheads="1" noChangeAspect="1"/>
                     </pic:cNvPicPr>
                   </pic:nvPicPr>
                   <pic:blipFill>
-                    <a:blip r:embed="rId175"/>
+                    <a:blip r:embed="rId173"/>
                     <a:stretch>
                       <a:fillRect/>
                     </a:stretch>
@@ -17097,18 +17080,18 @@
           <wp:inline>
             <wp:extent cx="2293645" cy="2293645"/>
             <wp:effectExtent b="0" l="0" r="0" t="0"/>
-            <wp:docPr descr="" title="" id="179" name="Picture"/>
+            <wp:docPr descr="" title="" id="177" name="Picture"/>
             <a:graphic>
               <a:graphicData uri="http://schemas.openxmlformats.org/drawingml/2006/picture">
                 <pic:pic>
                   <pic:nvPicPr>
-                    <pic:cNvPr descr="multivariate_statistics_lecture_files/figure-docx/l16-05-2.png" id="180" name="Picture"/>
+                    <pic:cNvPr descr="multivariate_statistics_lecture_files/figure-docx/l16-05-2.png" id="178" name="Picture"/>
                     <pic:cNvPicPr>
                       <a:picLocks noChangeArrowheads="1" noChangeAspect="1"/>
                     </pic:cNvPicPr>
                   </pic:nvPicPr>
                   <pic:blipFill>
-                    <a:blip r:embed="rId178"/>
+                    <a:blip r:embed="rId176"/>
                     <a:stretch>
                       <a:fillRect/>
                     </a:stretch>
@@ -17135,8 +17118,8 @@
         </w:drawing>
       </w:r>
     </w:p>
-    <w:bookmarkEnd w:id="181"/>
-    <w:bookmarkStart w:id="185" w:name="testing-group-differences-permanova"/>
+    <w:bookmarkEnd w:id="179"/>
+    <w:bookmarkStart w:id="183" w:name="testing-group-differences-permanova"/>
     <w:p>
       <w:pPr>
         <w:pStyle w:val="Heading2"/>
@@ -17192,6 +17175,36 @@
         <w:br/>
       </w:r>
       <w:r>
+        <w:br/>
+      </w:r>
+      <w:r>
+        <w:rPr>
+          <w:rStyle w:val="CommentTok"/>
+        </w:rPr>
+        <w:t xml:space="preserve"># darl_matrix is SCALED, so it contains negative values. adonis2() defaults</w:t>
+      </w:r>
+      <w:r>
+        <w:br/>
+      </w:r>
+      <w:r>
+        <w:rPr>
+          <w:rStyle w:val="CommentTok"/>
+        </w:rPr>
+        <w:t xml:space="preserve"># to Bray-Curtis, which is undefined for negatives -- R warns "results may be</w:t>
+      </w:r>
+      <w:r>
+        <w:br/>
+      </w:r>
+      <w:r>
+        <w:rPr>
+          <w:rStyle w:val="CommentTok"/>
+        </w:rPr>
+        <w:t xml:space="preserve"># meaningless". For standardized continuous data the right choice is Euclidean.</w:t>
+      </w:r>
+      <w:r>
+        <w:br/>
+      </w:r>
+      <w:r>
         <w:rPr>
           <w:rStyle w:val="NormalTok"/>
         </w:rPr>
@@ -17243,7 +17256,40 @@
         <w:rPr>
           <w:rStyle w:val="NormalTok"/>
         </w:rPr>
-        <w:t xml:space="preserve"> darlingtonia)</w:t>
+        <w:t xml:space="preserve"> darlingtonia,</w:t>
+      </w:r>
+      <w:r>
+        <w:br/>
+      </w:r>
+      <w:r>
+        <w:rPr>
+          <w:rStyle w:val="NormalTok"/>
+        </w:rPr>
+        <w:t xml:space="preserve">                     </w:t>
+      </w:r>
+      <w:r>
+        <w:rPr>
+          <w:rStyle w:val="AttributeTok"/>
+        </w:rPr>
+        <w:t xml:space="preserve">method =</w:t>
+      </w:r>
+      <w:r>
+        <w:rPr>
+          <w:rStyle w:val="NormalTok"/>
+        </w:rPr>
+        <w:t xml:space="preserve"> </w:t>
+      </w:r>
+      <w:r>
+        <w:rPr>
+          <w:rStyle w:val="StringTok"/>
+        </w:rPr>
+        <w:t xml:space="preserve">"euclidean"</w:t>
+      </w:r>
+      <w:r>
+        <w:rPr>
+          <w:rStyle w:val="NormalTok"/>
+        </w:rPr>
+        <w:t xml:space="preserve">)</w:t>
       </w:r>
       <w:r>
         <w:br/>
@@ -17486,18 +17532,18 @@
           <wp:inline>
             <wp:extent cx="2293645" cy="2293645"/>
             <wp:effectExtent b="0" l="0" r="0" t="0"/>
-            <wp:docPr descr="" title="" id="183" name="Picture"/>
+            <wp:docPr descr="" title="" id="181" name="Picture"/>
             <a:graphic>
               <a:graphicData uri="http://schemas.openxmlformats.org/drawingml/2006/picture">
                 <pic:pic>
                   <pic:nvPicPr>
-                    <pic:cNvPr descr="multivariate_statistics_lecture_files/figure-docx/l16-06-1.png" id="184" name="Picture"/>
+                    <pic:cNvPr descr="multivariate_statistics_lecture_files/figure-docx/l16-06-1.png" id="182" name="Picture"/>
                     <pic:cNvPicPr>
                       <a:picLocks noChangeArrowheads="1" noChangeAspect="1"/>
                     </pic:cNvPicPr>
                   </pic:nvPicPr>
                   <pic:blipFill>
-                    <a:blip r:embed="rId182"/>
+                    <a:blip r:embed="rId180"/>
                     <a:stretch>
                       <a:fillRect/>
                     </a:stretch>
@@ -17916,8 +17962,580 @@
         <w:t xml:space="preserve">## Signif. codes:  0 '***' 0.001 '**' 0.01 '*' 0.05 '.' 0.1 ' ' 1</w:t>
       </w:r>
     </w:p>
-    <w:bookmarkEnd w:id="185"/>
-    <w:bookmarkStart w:id="189" w:name="ordination-with-convex-hulls"/>
+    <w:bookmarkEnd w:id="183"/>
+    <w:bookmarkStart w:id="187" w:name="permanovas-assumption-equal-dispersion"/>
+    <w:p>
+      <w:pPr>
+        <w:pStyle w:val="Heading2"/>
+      </w:pPr>
+      <w:r>
+        <w:t xml:space="preserve">PERMANOVA’s Assumption: Equal Dispersion</w:t>
+      </w:r>
+    </w:p>
+    <w:p>
+      <w:pPr>
+        <w:pStyle w:val="FirstParagraph"/>
+      </w:pPr>
+      <w:r>
+        <w:t xml:space="preserve">A significant PERMANOVA can mean groups have different</w:t>
+      </w:r>
+      <w:r>
+        <w:t xml:space="preserve"> </w:t>
+      </w:r>
+      <w:r>
+        <w:rPr>
+          <w:b/>
+          <w:bCs/>
+        </w:rPr>
+        <w:t xml:space="preserve">centroids</w:t>
+      </w:r>
+      <w:r>
+        <w:t xml:space="preserve"> </w:t>
+      </w:r>
+      <w:r>
+        <w:t xml:space="preserve">(what we</w:t>
+      </w:r>
+      <w:r>
+        <w:t xml:space="preserve"> </w:t>
+      </w:r>
+      <w:r>
+        <w:t xml:space="preserve">usually want)</w:t>
+      </w:r>
+      <w:r>
+        <w:t xml:space="preserve"> </w:t>
+      </w:r>
+      <w:r>
+        <w:rPr>
+          <w:i/>
+          <w:iCs/>
+        </w:rPr>
+        <w:t xml:space="preserve">or</w:t>
+      </w:r>
+      <w:r>
+        <w:t xml:space="preserve"> </w:t>
+      </w:r>
+      <w:r>
+        <w:t xml:space="preserve">merely different</w:t>
+      </w:r>
+      <w:r>
+        <w:t xml:space="preserve"> </w:t>
+      </w:r>
+      <w:r>
+        <w:rPr>
+          <w:b/>
+          <w:bCs/>
+        </w:rPr>
+        <w:t xml:space="preserve">spread</w:t>
+      </w:r>
+      <w:r>
+        <w:t xml:space="preserve">.</w:t>
+      </w:r>
+      <w:r>
+        <w:t xml:space="preserve"> </w:t>
+      </w:r>
+      <w:r>
+        <w:rPr>
+          <w:rStyle w:val="VerbatimChar"/>
+        </w:rPr>
+        <w:t xml:space="preserve">betadisper()</w:t>
+      </w:r>
+      <w:r>
+        <w:t xml:space="preserve"> </w:t>
+      </w:r>
+      <w:r>
+        <w:t xml:space="preserve">separates them.</w:t>
+      </w:r>
+    </w:p>
+    <w:p>
+      <w:pPr>
+        <w:pStyle w:val="SourceCode"/>
+      </w:pPr>
+      <w:r>
+        <w:rPr>
+          <w:rStyle w:val="CommentTok"/>
+        </w:rPr>
+        <w:t xml:space="preserve"># Are the groups equally variable around their own centroids?</w:t>
+      </w:r>
+      <w:r>
+        <w:br/>
+      </w:r>
+      <w:r>
+        <w:rPr>
+          <w:rStyle w:val="NormalTok"/>
+        </w:rPr>
+        <w:t xml:space="preserve">disp </w:t>
+      </w:r>
+      <w:r>
+        <w:rPr>
+          <w:rStyle w:val="OtherTok"/>
+        </w:rPr>
+        <w:t xml:space="preserve">&lt;-</w:t>
+      </w:r>
+      <w:r>
+        <w:rPr>
+          <w:rStyle w:val="NormalTok"/>
+        </w:rPr>
+        <w:t xml:space="preserve"> </w:t>
+      </w:r>
+      <w:r>
+        <w:rPr>
+          <w:rStyle w:val="FunctionTok"/>
+        </w:rPr>
+        <w:t xml:space="preserve">betadisper</w:t>
+      </w:r>
+      <w:r>
+        <w:rPr>
+          <w:rStyle w:val="NormalTok"/>
+        </w:rPr>
+        <w:t xml:space="preserve">(</w:t>
+      </w:r>
+      <w:r>
+        <w:rPr>
+          <w:rStyle w:val="FunctionTok"/>
+        </w:rPr>
+        <w:t xml:space="preserve">vegdist</w:t>
+      </w:r>
+      <w:r>
+        <w:rPr>
+          <w:rStyle w:val="NormalTok"/>
+        </w:rPr>
+        <w:t xml:space="preserve">(darl_matrix, </w:t>
+      </w:r>
+      <w:r>
+        <w:rPr>
+          <w:rStyle w:val="AttributeTok"/>
+        </w:rPr>
+        <w:t xml:space="preserve">method =</w:t>
+      </w:r>
+      <w:r>
+        <w:rPr>
+          <w:rStyle w:val="NormalTok"/>
+        </w:rPr>
+        <w:t xml:space="preserve"> </w:t>
+      </w:r>
+      <w:r>
+        <w:rPr>
+          <w:rStyle w:val="StringTok"/>
+        </w:rPr>
+        <w:t xml:space="preserve">"euclidean"</w:t>
+      </w:r>
+      <w:r>
+        <w:rPr>
+          <w:rStyle w:val="NormalTok"/>
+        </w:rPr>
+        <w:t xml:space="preserve">),</w:t>
+      </w:r>
+      <w:r>
+        <w:br/>
+      </w:r>
+      <w:r>
+        <w:rPr>
+          <w:rStyle w:val="NormalTok"/>
+        </w:rPr>
+        <w:t xml:space="preserve">                   darlingtonia</w:t>
+      </w:r>
+      <w:r>
+        <w:rPr>
+          <w:rStyle w:val="SpecialCharTok"/>
+        </w:rPr>
+        <w:t xml:space="preserve">$</w:t>
+      </w:r>
+      <w:r>
+        <w:rPr>
+          <w:rStyle w:val="NormalTok"/>
+        </w:rPr>
+        <w:t xml:space="preserve">site)</w:t>
+      </w:r>
+      <w:r>
+        <w:br/>
+      </w:r>
+      <w:r>
+        <w:rPr>
+          <w:rStyle w:val="FunctionTok"/>
+        </w:rPr>
+        <w:t xml:space="preserve">anova</w:t>
+      </w:r>
+      <w:r>
+        <w:rPr>
+          <w:rStyle w:val="NormalTok"/>
+        </w:rPr>
+        <w:t xml:space="preserve">(disp)</w:t>
+      </w:r>
+      <w:r>
+        <w:br/>
+      </w:r>
+      <w:r>
+        <w:rPr>
+          <w:rStyle w:val="DocumentationTok"/>
+        </w:rPr>
+        <w:t xml:space="preserve">## Analysis of Variance Table</w:t>
+      </w:r>
+      <w:r>
+        <w:br/>
+      </w:r>
+      <w:r>
+        <w:rPr>
+          <w:rStyle w:val="DocumentationTok"/>
+        </w:rPr>
+        <w:t xml:space="preserve">## </w:t>
+      </w:r>
+      <w:r>
+        <w:br/>
+      </w:r>
+      <w:r>
+        <w:rPr>
+          <w:rStyle w:val="DocumentationTok"/>
+        </w:rPr>
+        <w:t xml:space="preserve">## Response: Distances</w:t>
+      </w:r>
+      <w:r>
+        <w:br/>
+      </w:r>
+      <w:r>
+        <w:rPr>
+          <w:rStyle w:val="DocumentationTok"/>
+        </w:rPr>
+        <w:t xml:space="preserve">##           Df Sum Sq Mean Sq F value  Pr(&gt;F)  </w:t>
+      </w:r>
+      <w:r>
+        <w:br/>
+      </w:r>
+      <w:r>
+        <w:rPr>
+          <w:rStyle w:val="DocumentationTok"/>
+        </w:rPr>
+        <w:t xml:space="preserve">## Groups     3  9.513  3.1710  2.6392 0.05486 .</w:t>
+      </w:r>
+      <w:r>
+        <w:br/>
+      </w:r>
+      <w:r>
+        <w:rPr>
+          <w:rStyle w:val="DocumentationTok"/>
+        </w:rPr>
+        <w:t xml:space="preserve">## Residuals 83 99.725  1.2015                  </w:t>
+      </w:r>
+      <w:r>
+        <w:br/>
+      </w:r>
+      <w:r>
+        <w:rPr>
+          <w:rStyle w:val="DocumentationTok"/>
+        </w:rPr>
+        <w:t xml:space="preserve">## ---</w:t>
+      </w:r>
+      <w:r>
+        <w:br/>
+      </w:r>
+      <w:r>
+        <w:rPr>
+          <w:rStyle w:val="DocumentationTok"/>
+        </w:rPr>
+        <w:t xml:space="preserve">## Signif. codes:  0 '***' 0.001 '**' 0.01 '*' 0.05 '.' 0.1 ' ' 1</w:t>
+      </w:r>
+      <w:r>
+        <w:br/>
+      </w:r>
+      <w:r>
+        <w:br/>
+      </w:r>
+      <w:r>
+        <w:rPr>
+          <w:rStyle w:val="CommentTok"/>
+        </w:rPr>
+        <w:t xml:space="preserve"># average distance to centroid, by site</w:t>
+      </w:r>
+      <w:r>
+        <w:br/>
+      </w:r>
+      <w:r>
+        <w:rPr>
+          <w:rStyle w:val="FunctionTok"/>
+        </w:rPr>
+        <w:t xml:space="preserve">round</w:t>
+      </w:r>
+      <w:r>
+        <w:rPr>
+          <w:rStyle w:val="NormalTok"/>
+        </w:rPr>
+        <w:t xml:space="preserve">(</w:t>
+      </w:r>
+      <w:r>
+        <w:rPr>
+          <w:rStyle w:val="FunctionTok"/>
+        </w:rPr>
+        <w:t xml:space="preserve">tapply</w:t>
+      </w:r>
+      <w:r>
+        <w:rPr>
+          <w:rStyle w:val="NormalTok"/>
+        </w:rPr>
+        <w:t xml:space="preserve">(disp</w:t>
+      </w:r>
+      <w:r>
+        <w:rPr>
+          <w:rStyle w:val="SpecialCharTok"/>
+        </w:rPr>
+        <w:t xml:space="preserve">$</w:t>
+      </w:r>
+      <w:r>
+        <w:rPr>
+          <w:rStyle w:val="NormalTok"/>
+        </w:rPr>
+        <w:t xml:space="preserve">distances, darlingtonia</w:t>
+      </w:r>
+      <w:r>
+        <w:rPr>
+          <w:rStyle w:val="SpecialCharTok"/>
+        </w:rPr>
+        <w:t xml:space="preserve">$</w:t>
+      </w:r>
+      <w:r>
+        <w:rPr>
+          <w:rStyle w:val="NormalTok"/>
+        </w:rPr>
+        <w:t xml:space="preserve">site, mean), </w:t>
+      </w:r>
+      <w:r>
+        <w:rPr>
+          <w:rStyle w:val="DecValTok"/>
+        </w:rPr>
+        <w:t xml:space="preserve">2</w:t>
+      </w:r>
+      <w:r>
+        <w:rPr>
+          <w:rStyle w:val="NormalTok"/>
+        </w:rPr>
+        <w:t xml:space="preserve">)</w:t>
+      </w:r>
+      <w:r>
+        <w:br/>
+      </w:r>
+      <w:r>
+        <w:rPr>
+          <w:rStyle w:val="DocumentationTok"/>
+        </w:rPr>
+        <w:t xml:space="preserve">##   DG   HD  LEH  TJH </w:t>
+      </w:r>
+      <w:r>
+        <w:br/>
+      </w:r>
+      <w:r>
+        <w:rPr>
+          <w:rStyle w:val="DocumentationTok"/>
+        </w:rPr>
+        <w:t xml:space="preserve">## 2.07 1.97 2.83 2.32</w:t>
+      </w:r>
+    </w:p>
+    <w:tbl>
+      <w:tblPr>
+        <w:tblStyle w:val="Table"/>
+        <w:tblLook w:firstRow="0" w:lastRow="0" w:firstColumn="0" w:lastColumn="0" w:noHBand="0" w:noVBand="0" w:val="0000"/>
+        <w:tblBorders>
+          <w:top w:val="single" w:sz="4" w:space="0" w:color="CC1914"/>
+          <w:left w:val="single" w:sz="24" w:space="0" w:color="CC1914"/>
+          <w:bottom w:val="single" w:sz="4" w:space="0" w:color="CC1914"/>
+          <w:right w:val="single" w:sz="4" w:space="0" w:color="CC1914"/>
+        </w:tblBorders>
+        <w:tblCellMar>
+          <w:left w:w="144" w:type="dxa"/>
+          <w:right w:w="144" w:type="dxa"/>
+        </w:tblCellMar>
+        <w:tblLook w:firstRow="0" w:lastRow="0" w:firstColumn="0" w:lastColumn="0" w:noHBand="0" w:noVBand="0" w:val="0000"/>
+      </w:tblPr>
+      <w:tr>
+        <w:trPr>
+          <w:cantSplit/>
+        </w:trPr>
+        <w:tc>
+          <w:tcPr>
+            <w:shd w:color="auto" w:fill="f7dddc" w:val="clear"/>
+            <w:tcMar>
+              <w:top w:w="92" w:type="dxa"/>
+              <w:bottom w:w="92" w:type="dxa"/>
+            </w:tcMar>
+          </w:tcPr>
+          <w:p>
+            <w:pPr>
+              <w:pStyle w:val="FirstParagraph"/>
+            </w:pPr>
+            <w:pPr>
+              <w:spacing w:before="0" w:after="0"/>
+              <w:textAlignment w:val="center"/>
+            </w:pPr>
+            <w:r>
+              <w:drawing>
+                <wp:inline>
+                  <wp:extent cx="152400" cy="152400"/>
+                  <wp:effectExtent b="0" l="0" r="0" t="0"/>
+                  <wp:docPr descr="" title="" id="185" name="Picture"/>
+                  <a:graphic>
+                    <a:graphicData uri="http://schemas.openxmlformats.org/drawingml/2006/picture">
+                      <pic:pic>
+                        <pic:nvPicPr>
+                          <pic:cNvPr descr="/Applications/Positron.app/Contents/Resources/app/quarto/share/formats/docx/important.png" id="186" name="Picture"/>
+                          <pic:cNvPicPr>
+                            <a:picLocks noChangeArrowheads="1" noChangeAspect="1"/>
+                          </pic:cNvPicPr>
+                        </pic:nvPicPr>
+                        <pic:blipFill>
+                          <a:blip r:embed="rId184"/>
+                          <a:stretch>
+                            <a:fillRect/>
+                          </a:stretch>
+                        </pic:blipFill>
+                        <pic:spPr bwMode="auto">
+                          <a:xfrm>
+                            <a:off x="0" y="0"/>
+                            <a:ext cx="152400" cy="152400"/>
+                          </a:xfrm>
+                          <a:prstGeom prst="rect">
+                            <a:avLst/>
+                          </a:prstGeom>
+                          <a:noFill/>
+                          <a:ln w="9525">
+                            <a:noFill/>
+                            <a:headEnd/>
+                            <a:tailEnd/>
+                          </a:ln>
+                        </pic:spPr>
+                      </pic:pic>
+                    </a:graphicData>
+                  </a:graphic>
+                </wp:inline>
+              </w:drawing>
+            </w:r>
+            <w:r>
+              <w:t xml:space="preserve"> </w:t>
+            </w:r>
+            <w:r>
+              <w:t xml:space="preserve"> </w:t>
+            </w:r>
+            <w:r>
+              <w:t xml:space="preserve">Important</w:t>
+            </w:r>
+          </w:p>
+        </w:tc>
+      </w:tr>
+      <w:tr>
+        <w:trPr>
+          <w:cantSplit/>
+        </w:trPr>
+        <w:tc>
+          <w:tcPr>
+            <w:tcMar>
+              <w:top w:w="108" w:type="dxa"/>
+              <w:bottom w:w="108" w:type="dxa"/>
+            </w:tcMar>
+          </w:tcPr>
+          <w:p>
+            <w:pPr>
+              <w:pStyle w:val="BodyText"/>
+            </w:pPr>
+            <w:pPr>
+              <w:spacing w:before="16"/>
+            </w:pPr>
+            <w:r>
+              <w:rPr>
+                <w:b/>
+                <w:bCs/>
+              </w:rPr>
+              <w:t xml:space="preserve">⚠️ Read both tests together</w:t>
+            </w:r>
+          </w:p>
+          <w:p>
+            <w:pPr>
+              <w:pStyle w:val="Compact"/>
+              <w:numPr>
+                <w:ilvl w:val="0"/>
+                <w:numId w:val="1145"/>
+              </w:numPr>
+            </w:pPr>
+            <w:r>
+              <w:rPr>
+                <w:b/>
+                <w:bCs/>
+              </w:rPr>
+              <w:t xml:space="preserve">PERMANOVA significant + dispersion NOT significant</w:t>
+            </w:r>
+            <w:r>
+              <w:t xml:space="preserve"> </w:t>
+            </w:r>
+            <w:r>
+              <w:t xml:space="preserve">→ groups genuinely sit in different places. Clean result.</w:t>
+            </w:r>
+          </w:p>
+          <w:p>
+            <w:pPr>
+              <w:pStyle w:val="Compact"/>
+              <w:numPr>
+                <w:ilvl w:val="0"/>
+                <w:numId w:val="1145"/>
+              </w:numPr>
+            </w:pPr>
+            <w:r>
+              <w:rPr>
+                <w:b/>
+                <w:bCs/>
+              </w:rPr>
+              <w:t xml:space="preserve">PERMANOVA significant + dispersion ALSO significant</w:t>
+            </w:r>
+            <w:r>
+              <w:t xml:space="preserve"> </w:t>
+            </w:r>
+            <w:r>
+              <w:t xml:space="preserve">→ the location difference may be partly or wholly a spread difference. Say so.</w:t>
+            </w:r>
+          </w:p>
+          <w:p>
+            <w:pPr>
+              <w:pStyle w:val="FirstParagraph"/>
+            </w:pPr>
+            <w:pPr>
+              <w:spacing w:after="16"/>
+            </w:pPr>
+            <w:r>
+              <w:t xml:space="preserve">Here dispersion is</w:t>
+            </w:r>
+            <w:r>
+              <w:t xml:space="preserve"> </w:t>
+            </w:r>
+            <w:r>
+              <w:rPr>
+                <w:b/>
+                <w:bCs/>
+              </w:rPr>
+              <w:t xml:space="preserve">borderline</w:t>
+            </w:r>
+            <w:r>
+              <w:t xml:space="preserve"> </w:t>
+            </w:r>
+            <w:r>
+              <w:t xml:space="preserve">(F = 2.64, p = 0.055): LEH plants are noticeably more variable (mean distance to centroid 2.83, vs 1.97–2.32 elsewhere). The site effect is strong enough (R² = 0.25, p = 0.001) that it is not</w:t>
+            </w:r>
+            <w:r>
+              <w:t xml:space="preserve"> </w:t>
+            </w:r>
+            <w:r>
+              <w:rPr>
+                <w:i/>
+                <w:iCs/>
+              </w:rPr>
+              <w:t xml:space="preserve">only</w:t>
+            </w:r>
+            <w:r>
+              <w:t xml:space="preserve"> </w:t>
+            </w:r>
+            <w:r>
+              <w:t xml:space="preserve">dispersion — but an honest write-up mentions it.</w:t>
+            </w:r>
+          </w:p>
+          <w:p/>
+        </w:tc>
+      </w:tr>
+    </w:tbl>
+    <w:bookmarkEnd w:id="187"/>
+    <w:bookmarkStart w:id="191" w:name="ordination-with-convex-hulls"/>
     <w:p>
       <w:pPr>
         <w:pStyle w:val="Heading2"/>
@@ -18417,18 +19035,18 @@
           <wp:inline>
             <wp:extent cx="2293645" cy="2293645"/>
             <wp:effectExtent b="0" l="0" r="0" t="0"/>
-            <wp:docPr descr="" title="" id="187" name="Picture"/>
+            <wp:docPr descr="" title="" id="189" name="Picture"/>
             <a:graphic>
               <a:graphicData uri="http://schemas.openxmlformats.org/drawingml/2006/picture">
                 <pic:pic>
                   <pic:nvPicPr>
-                    <pic:cNvPr descr="multivariate_statistics_lecture_files/figure-docx/l16-07-1.png" id="188" name="Picture"/>
+                    <pic:cNvPr descr="multivariate_statistics_lecture_files/figure-docx/l16-07-1.png" id="190" name="Picture"/>
                     <pic:cNvPicPr>
                       <a:picLocks noChangeArrowheads="1" noChangeAspect="1"/>
                     </pic:cNvPicPr>
                   </pic:nvPicPr>
                   <pic:blipFill>
-                    <a:blip r:embed="rId186"/>
+                    <a:blip r:embed="rId188"/>
                     <a:stretch>
                       <a:fillRect/>
                     </a:stretch>
@@ -18455,8 +19073,8 @@
         </w:drawing>
       </w:r>
     </w:p>
-    <w:bookmarkEnd w:id="189"/>
-    <w:bookmarkStart w:id="190" w:name="pairwise-permanova-comparisons"/>
+    <w:bookmarkEnd w:id="191"/>
+    <w:bookmarkStart w:id="192" w:name="pairwise-permanova-comparisons"/>
     <w:p>
       <w:pPr>
         <w:pStyle w:val="Heading2"/>
@@ -18665,6 +19283,150 @@
         <w:rPr>
           <w:rStyle w:val="DocumentationTok"/>
         </w:rPr>
+        <w:t xml:space="preserve">##          Df SumOfSqs      R2      F Pr(&gt;F)   </w:t>
+      </w:r>
+      <w:r>
+        <w:br/>
+      </w:r>
+      <w:r>
+        <w:rPr>
+          <w:rStyle w:val="DocumentationTok"/>
+        </w:rPr>
+        <w:t xml:space="preserve">## Model     1   32.602 0.10636 5.7128  0.002 **</w:t>
+      </w:r>
+      <w:r>
+        <w:br/>
+      </w:r>
+      <w:r>
+        <w:rPr>
+          <w:rStyle w:val="DocumentationTok"/>
+        </w:rPr>
+        <w:t xml:space="preserve">## Residual 48  273.930 0.89364                 </w:t>
+      </w:r>
+      <w:r>
+        <w:br/>
+      </w:r>
+      <w:r>
+        <w:rPr>
+          <w:rStyle w:val="DocumentationTok"/>
+        </w:rPr>
+        <w:t xml:space="preserve">## Total    49  306.532 1.00000                 </w:t>
+      </w:r>
+      <w:r>
+        <w:br/>
+      </w:r>
+      <w:r>
+        <w:rPr>
+          <w:rStyle w:val="DocumentationTok"/>
+        </w:rPr>
+        <w:t xml:space="preserve">## ---</w:t>
+      </w:r>
+      <w:r>
+        <w:br/>
+      </w:r>
+      <w:r>
+        <w:rPr>
+          <w:rStyle w:val="DocumentationTok"/>
+        </w:rPr>
+        <w:t xml:space="preserve">## Signif. codes:  0 '***' 0.001 '**' 0.01 '*' 0.05 '.' 0.1 ' ' 1</w:t>
+      </w:r>
+      <w:r>
+        <w:br/>
+      </w:r>
+      <w:r>
+        <w:rPr>
+          <w:rStyle w:val="DocumentationTok"/>
+        </w:rPr>
+        <w:t xml:space="preserve">## </w:t>
+      </w:r>
+      <w:r>
+        <w:br/>
+      </w:r>
+      <w:r>
+        <w:rPr>
+          <w:rStyle w:val="DocumentationTok"/>
+        </w:rPr>
+        <w:t xml:space="preserve">## $TJH_vs_LEH</w:t>
+      </w:r>
+      <w:r>
+        <w:br/>
+      </w:r>
+      <w:r>
+        <w:rPr>
+          <w:rStyle w:val="DocumentationTok"/>
+        </w:rPr>
+        <w:t xml:space="preserve">##          Df SumOfSqs      R2      F Pr(&gt;F)   </w:t>
+      </w:r>
+      <w:r>
+        <w:br/>
+      </w:r>
+      <w:r>
+        <w:rPr>
+          <w:rStyle w:val="DocumentationTok"/>
+        </w:rPr>
+        <w:t xml:space="preserve">## Model     1    47.72 0.10517 5.6414  0.002 **</w:t>
+      </w:r>
+      <w:r>
+        <w:br/>
+      </w:r>
+      <w:r>
+        <w:rPr>
+          <w:rStyle w:val="DocumentationTok"/>
+        </w:rPr>
+        <w:t xml:space="preserve">## Residual 48   406.06 0.89483                 </w:t>
+      </w:r>
+      <w:r>
+        <w:br/>
+      </w:r>
+      <w:r>
+        <w:rPr>
+          <w:rStyle w:val="DocumentationTok"/>
+        </w:rPr>
+        <w:t xml:space="preserve">## Total    49   453.78 1.00000                 </w:t>
+      </w:r>
+      <w:r>
+        <w:br/>
+      </w:r>
+      <w:r>
+        <w:rPr>
+          <w:rStyle w:val="DocumentationTok"/>
+        </w:rPr>
+        <w:t xml:space="preserve">## ---</w:t>
+      </w:r>
+      <w:r>
+        <w:br/>
+      </w:r>
+      <w:r>
+        <w:rPr>
+          <w:rStyle w:val="DocumentationTok"/>
+        </w:rPr>
+        <w:t xml:space="preserve">## Signif. codes:  0 '***' 0.001 '**' 0.01 '*' 0.05 '.' 0.1 ' ' 1</w:t>
+      </w:r>
+      <w:r>
+        <w:br/>
+      </w:r>
+      <w:r>
+        <w:rPr>
+          <w:rStyle w:val="DocumentationTok"/>
+        </w:rPr>
+        <w:t xml:space="preserve">## </w:t>
+      </w:r>
+      <w:r>
+        <w:br/>
+      </w:r>
+      <w:r>
+        <w:rPr>
+          <w:rStyle w:val="DocumentationTok"/>
+        </w:rPr>
+        <w:t xml:space="preserve">## $TJH_vs_HD</w:t>
+      </w:r>
+      <w:r>
+        <w:br/>
+      </w:r>
+      <w:r>
+        <w:rPr>
+          <w:rStyle w:val="DocumentationTok"/>
+        </w:rPr>
         <w:t xml:space="preserve">##          Df SumOfSqs      R2      F Pr(&gt;F)    </w:t>
       </w:r>
       <w:r>
@@ -18674,7 +19436,7 @@
         <w:rPr>
           <w:rStyle w:val="DocumentationTok"/>
         </w:rPr>
-        <w:t xml:space="preserve">## Model     1   32.602 0.10636 5.7128  0.001 ***</w:t>
+        <w:t xml:space="preserve">## Model     1   69.308 0.25135 11.751  0.001 ***</w:t>
       </w:r>
       <w:r>
         <w:br/>
@@ -18683,7 +19445,7 @@
         <w:rPr>
           <w:rStyle w:val="DocumentationTok"/>
         </w:rPr>
-        <w:t xml:space="preserve">## Residual 48  273.930 0.89364                  </w:t>
+        <w:t xml:space="preserve">## Residual 35  206.432 0.74865                  </w:t>
       </w:r>
       <w:r>
         <w:br/>
@@ -18692,7 +19454,7 @@
         <w:rPr>
           <w:rStyle w:val="DocumentationTok"/>
         </w:rPr>
-        <w:t xml:space="preserve">## Total    49  306.532 1.00000                  </w:t>
+        <w:t xml:space="preserve">## Total    36  275.740 1.00000                  </w:t>
       </w:r>
       <w:r>
         <w:br/>
@@ -18728,7 +19490,7 @@
         <w:rPr>
           <w:rStyle w:val="DocumentationTok"/>
         </w:rPr>
-        <w:t xml:space="preserve">## $TJH_vs_LEH</w:t>
+        <w:t xml:space="preserve">## $DG_vs_LEH</w:t>
       </w:r>
       <w:r>
         <w:br/>
@@ -18746,7 +19508,7 @@
         <w:rPr>
           <w:rStyle w:val="DocumentationTok"/>
         </w:rPr>
-        <w:t xml:space="preserve">## Model     1    47.72 0.10517 5.6414  0.004 **</w:t>
+        <w:t xml:space="preserve">## Model     1    26.24 0.06493 3.3333  0.008 **</w:t>
       </w:r>
       <w:r>
         <w:br/>
@@ -18755,7 +19517,7 @@
         <w:rPr>
           <w:rStyle w:val="DocumentationTok"/>
         </w:rPr>
-        <w:t xml:space="preserve">## Residual 48   406.06 0.89483                 </w:t>
+        <w:t xml:space="preserve">## Residual 48   377.85 0.93507                 </w:t>
       </w:r>
       <w:r>
         <w:br/>
@@ -18764,7 +19526,7 @@
         <w:rPr>
           <w:rStyle w:val="DocumentationTok"/>
         </w:rPr>
-        <w:t xml:space="preserve">## Total    49   453.78 1.00000                 </w:t>
+        <w:t xml:space="preserve">## Total    49   404.09 1.00000                 </w:t>
       </w:r>
       <w:r>
         <w:br/>
@@ -18800,7 +19562,7 @@
         <w:rPr>
           <w:rStyle w:val="DocumentationTok"/>
         </w:rPr>
-        <w:t xml:space="preserve">## $TJH_vs_HD</w:t>
+        <w:t xml:space="preserve">## $DG_vs_HD</w:t>
       </w:r>
       <w:r>
         <w:br/>
@@ -18818,7 +19580,7 @@
         <w:rPr>
           <w:rStyle w:val="DocumentationTok"/>
         </w:rPr>
-        <w:t xml:space="preserve">## Model     1   69.308 0.25135 11.751  0.001 ***</w:t>
+        <w:t xml:space="preserve">## Model     1   131.09 0.42382 25.745  0.001 ***</w:t>
       </w:r>
       <w:r>
         <w:br/>
@@ -18827,7 +19589,7 @@
         <w:rPr>
           <w:rStyle w:val="DocumentationTok"/>
         </w:rPr>
-        <w:t xml:space="preserve">## Residual 35  206.432 0.74865                  </w:t>
+        <w:t xml:space="preserve">## Residual 35   178.22 0.57618                  </w:t>
       </w:r>
       <w:r>
         <w:br/>
@@ -18836,7 +19598,7 @@
         <w:rPr>
           <w:rStyle w:val="DocumentationTok"/>
         </w:rPr>
-        <w:t xml:space="preserve">## Total    36  275.740 1.00000                  </w:t>
+        <w:t xml:space="preserve">## Total    36   309.31 1.00000                  </w:t>
       </w:r>
       <w:r>
         <w:br/>
@@ -18872,7 +19634,7 @@
         <w:rPr>
           <w:rStyle w:val="DocumentationTok"/>
         </w:rPr>
-        <w:t xml:space="preserve">## $DG_vs_LEH</w:t>
+        <w:t xml:space="preserve">## $LEH_vs_HD</w:t>
       </w:r>
       <w:r>
         <w:br/>
@@ -18881,7 +19643,7 @@
         <w:rPr>
           <w:rStyle w:val="DocumentationTok"/>
         </w:rPr>
-        <w:t xml:space="preserve">##          Df SumOfSqs      R2      F Pr(&gt;F)  </w:t>
+        <w:t xml:space="preserve">##          Df SumOfSqs     R2      F Pr(&gt;F)    </w:t>
       </w:r>
       <w:r>
         <w:br/>
@@ -18890,7 +19652,7 @@
         <w:rPr>
           <w:rStyle w:val="DocumentationTok"/>
         </w:rPr>
-        <w:t xml:space="preserve">## Model     1    26.24 0.06493 3.3333  0.025 *</w:t>
+        <w:t xml:space="preserve">## Model     1   101.69 0.2468 11.468  0.001 ***</w:t>
       </w:r>
       <w:r>
         <w:br/>
@@ -18899,7 +19661,7 @@
         <w:rPr>
           <w:rStyle w:val="DocumentationTok"/>
         </w:rPr>
-        <w:t xml:space="preserve">## Residual 48   377.85 0.93507                </w:t>
+        <w:t xml:space="preserve">## Residual 35   310.35 0.7532                  </w:t>
       </w:r>
       <w:r>
         <w:br/>
@@ -18908,7 +19670,7 @@
         <w:rPr>
           <w:rStyle w:val="DocumentationTok"/>
         </w:rPr>
-        <w:t xml:space="preserve">## Total    49   404.09 1.00000                </w:t>
+        <w:t xml:space="preserve">## Total    36   412.04 1.0000                  </w:t>
       </w:r>
       <w:r>
         <w:br/>
@@ -18944,7 +19706,7 @@
         <w:rPr>
           <w:rStyle w:val="DocumentationTok"/>
         </w:rPr>
-        <w:t xml:space="preserve">## $DG_vs_HD</w:t>
+        <w:t xml:space="preserve">## attr(,"class")</w:t>
       </w:r>
       <w:r>
         <w:br/>
@@ -18953,7 +19715,226 @@
         <w:rPr>
           <w:rStyle w:val="DocumentationTok"/>
         </w:rPr>
-        <w:t xml:space="preserve">##          Df SumOfSqs      R2      F Pr(&gt;F)    </w:t>
+        <w:t xml:space="preserve">## [1] "pwadstrata" "list"</w:t>
+      </w:r>
+    </w:p>
+    <w:bookmarkEnd w:id="192"/>
+    <w:bookmarkStart w:id="193" w:name="pairwise-manova-based-comparisons"/>
+    <w:p>
+      <w:pPr>
+        <w:pStyle w:val="Heading2"/>
+      </w:pPr>
+      <w:r>
+        <w:t xml:space="preserve">Pairwise MANOVA-Based Comparisons</w:t>
+      </w:r>
+    </w:p>
+    <w:p>
+      <w:pPr>
+        <w:pStyle w:val="SourceCode"/>
+      </w:pPr>
+      <w:r>
+        <w:rPr>
+          <w:rStyle w:val="CommentTok"/>
+        </w:rPr>
+        <w:t xml:space="preserve"># install.packages("RVAideMemoire")</w:t>
+      </w:r>
+      <w:r>
+        <w:br/>
+      </w:r>
+      <w:r>
+        <w:rPr>
+          <w:rStyle w:val="FunctionTok"/>
+        </w:rPr>
+        <w:t xml:space="preserve">library</w:t>
+      </w:r>
+      <w:r>
+        <w:rPr>
+          <w:rStyle w:val="NormalTok"/>
+        </w:rPr>
+        <w:t xml:space="preserve">(RVAideMemoire)</w:t>
+      </w:r>
+      <w:r>
+        <w:br/>
+      </w:r>
+      <w:r>
+        <w:br/>
+      </w:r>
+      <w:r>
+        <w:rPr>
+          <w:rStyle w:val="CommentTok"/>
+        </w:rPr>
+        <w:t xml:space="preserve"># Pairwise PERMANOVA</w:t>
+      </w:r>
+      <w:r>
+        <w:br/>
+      </w:r>
+      <w:r>
+        <w:rPr>
+          <w:rStyle w:val="FunctionTok"/>
+        </w:rPr>
+        <w:t xml:space="preserve">pairwise.perm.manova</w:t>
+      </w:r>
+      <w:r>
+        <w:rPr>
+          <w:rStyle w:val="NormalTok"/>
+        </w:rPr>
+        <w:t xml:space="preserve">(</w:t>
+      </w:r>
+      <w:r>
+        <w:rPr>
+          <w:rStyle w:val="FunctionTok"/>
+        </w:rPr>
+        <w:t xml:space="preserve">vegdist</w:t>
+      </w:r>
+      <w:r>
+        <w:rPr>
+          <w:rStyle w:val="NormalTok"/>
+        </w:rPr>
+        <w:t xml:space="preserve">(darl_scaled, </w:t>
+      </w:r>
+      <w:r>
+        <w:rPr>
+          <w:rStyle w:val="AttributeTok"/>
+        </w:rPr>
+        <w:t xml:space="preserve">method =</w:t>
+      </w:r>
+      <w:r>
+        <w:rPr>
+          <w:rStyle w:val="NormalTok"/>
+        </w:rPr>
+        <w:t xml:space="preserve"> </w:t>
+      </w:r>
+      <w:r>
+        <w:rPr>
+          <w:rStyle w:val="StringTok"/>
+        </w:rPr>
+        <w:t xml:space="preserve">"euclidean"</w:t>
+      </w:r>
+      <w:r>
+        <w:rPr>
+          <w:rStyle w:val="NormalTok"/>
+        </w:rPr>
+        <w:t xml:space="preserve">),</w:t>
+      </w:r>
+      <w:r>
+        <w:br/>
+      </w:r>
+      <w:r>
+        <w:rPr>
+          <w:rStyle w:val="NormalTok"/>
+        </w:rPr>
+        <w:t xml:space="preserve">                     darlingtonia</w:t>
+      </w:r>
+      <w:r>
+        <w:rPr>
+          <w:rStyle w:val="SpecialCharTok"/>
+        </w:rPr>
+        <w:t xml:space="preserve">$</w:t>
+      </w:r>
+      <w:r>
+        <w:rPr>
+          <w:rStyle w:val="NormalTok"/>
+        </w:rPr>
+        <w:t xml:space="preserve">site,</w:t>
+      </w:r>
+      <w:r>
+        <w:br/>
+      </w:r>
+      <w:r>
+        <w:rPr>
+          <w:rStyle w:val="NormalTok"/>
+        </w:rPr>
+        <w:t xml:space="preserve">                     </w:t>
+      </w:r>
+      <w:r>
+        <w:rPr>
+          <w:rStyle w:val="AttributeTok"/>
+        </w:rPr>
+        <w:t xml:space="preserve">test =</w:t>
+      </w:r>
+      <w:r>
+        <w:rPr>
+          <w:rStyle w:val="NormalTok"/>
+        </w:rPr>
+        <w:t xml:space="preserve"> </w:t>
+      </w:r>
+      <w:r>
+        <w:rPr>
+          <w:rStyle w:val="StringTok"/>
+        </w:rPr>
+        <w:t xml:space="preserve">"Wilks"</w:t>
+      </w:r>
+      <w:r>
+        <w:rPr>
+          <w:rStyle w:val="NormalTok"/>
+        </w:rPr>
+        <w:t xml:space="preserve">,</w:t>
+      </w:r>
+      <w:r>
+        <w:br/>
+      </w:r>
+      <w:r>
+        <w:rPr>
+          <w:rStyle w:val="NormalTok"/>
+        </w:rPr>
+        <w:t xml:space="preserve">                     </w:t>
+      </w:r>
+      <w:r>
+        <w:rPr>
+          <w:rStyle w:val="AttributeTok"/>
+        </w:rPr>
+        <w:t xml:space="preserve">nperm =</w:t>
+      </w:r>
+      <w:r>
+        <w:rPr>
+          <w:rStyle w:val="NormalTok"/>
+        </w:rPr>
+        <w:t xml:space="preserve"> </w:t>
+      </w:r>
+      <w:r>
+        <w:rPr>
+          <w:rStyle w:val="DecValTok"/>
+        </w:rPr>
+        <w:t xml:space="preserve">999</w:t>
+      </w:r>
+      <w:r>
+        <w:rPr>
+          <w:rStyle w:val="NormalTok"/>
+        </w:rPr>
+        <w:t xml:space="preserve">,</w:t>
+      </w:r>
+      <w:r>
+        <w:br/>
+      </w:r>
+      <w:r>
+        <w:rPr>
+          <w:rStyle w:val="NormalTok"/>
+        </w:rPr>
+        <w:t xml:space="preserve">                     </w:t>
+      </w:r>
+      <w:r>
+        <w:rPr>
+          <w:rStyle w:val="AttributeTok"/>
+        </w:rPr>
+        <w:t xml:space="preserve">p.method =</w:t>
+      </w:r>
+      <w:r>
+        <w:rPr>
+          <w:rStyle w:val="NormalTok"/>
+        </w:rPr>
+        <w:t xml:space="preserve"> </w:t>
+      </w:r>
+      <w:r>
+        <w:rPr>
+          <w:rStyle w:val="StringTok"/>
+        </w:rPr>
+        <w:t xml:space="preserve">"bonferroni"</w:t>
+      </w:r>
+      <w:r>
+        <w:rPr>
+          <w:rStyle w:val="NormalTok"/>
+        </w:rPr>
+        <w:t xml:space="preserve">)</w:t>
       </w:r>
       <w:r>
         <w:br/>
@@ -18962,7 +19943,7 @@
         <w:rPr>
           <w:rStyle w:val="DocumentationTok"/>
         </w:rPr>
-        <w:t xml:space="preserve">## Model     1   131.09 0.42382 25.745  0.001 ***</w:t>
+        <w:t xml:space="preserve">## </w:t>
       </w:r>
       <w:r>
         <w:br/>
@@ -18971,7 +19952,7 @@
         <w:rPr>
           <w:rStyle w:val="DocumentationTok"/>
         </w:rPr>
-        <w:t xml:space="preserve">## Residual 35   178.22 0.57618                  </w:t>
+        <w:t xml:space="preserve">##  Pairwise comparisons using permutation MANOVAs on a distance matrix </w:t>
       </w:r>
       <w:r>
         <w:br/>
@@ -18980,7 +19961,7 @@
         <w:rPr>
           <w:rStyle w:val="DocumentationTok"/>
         </w:rPr>
-        <w:t xml:space="preserve">## Total    36   309.31 1.00000                  </w:t>
+        <w:t xml:space="preserve">## </w:t>
       </w:r>
       <w:r>
         <w:br/>
@@ -18989,7 +19970,7 @@
         <w:rPr>
           <w:rStyle w:val="DocumentationTok"/>
         </w:rPr>
-        <w:t xml:space="preserve">## ---</w:t>
+        <w:t xml:space="preserve">## data:  vegdist(darl_scaled, method = "euclidean") by darlingtonia$site</w:t>
       </w:r>
       <w:r>
         <w:br/>
@@ -18998,7 +19979,7 @@
         <w:rPr>
           <w:rStyle w:val="DocumentationTok"/>
         </w:rPr>
-        <w:t xml:space="preserve">## Signif. codes:  0 '***' 0.001 '**' 0.01 '*' 0.05 '.' 0.1 ' ' 1</w:t>
+        <w:t xml:space="preserve">## 999 permutations </w:t>
       </w:r>
       <w:r>
         <w:br/>
@@ -19016,7 +19997,7 @@
         <w:rPr>
           <w:rStyle w:val="DocumentationTok"/>
         </w:rPr>
-        <w:t xml:space="preserve">## $LEH_vs_HD</w:t>
+        <w:t xml:space="preserve">##     DG    HD    LEH  </w:t>
       </w:r>
       <w:r>
         <w:br/>
@@ -19025,7 +20006,7 @@
         <w:rPr>
           <w:rStyle w:val="DocumentationTok"/>
         </w:rPr>
-        <w:t xml:space="preserve">##          Df SumOfSqs     R2      F Pr(&gt;F)    </w:t>
+        <w:t xml:space="preserve">## HD  0.006 -     -    </w:t>
       </w:r>
       <w:r>
         <w:br/>
@@ -19034,7 +20015,7 @@
         <w:rPr>
           <w:rStyle w:val="DocumentationTok"/>
         </w:rPr>
-        <w:t xml:space="preserve">## Model     1   101.69 0.2468 11.468  0.001 ***</w:t>
+        <w:t xml:space="preserve">## LEH 0.132 0.006 -    </w:t>
       </w:r>
       <w:r>
         <w:br/>
@@ -19043,7 +20024,7 @@
         <w:rPr>
           <w:rStyle w:val="DocumentationTok"/>
         </w:rPr>
-        <w:t xml:space="preserve">## Residual 35   310.35 0.7532                  </w:t>
+        <w:t xml:space="preserve">## TJH 0.006 0.006 0.018</w:t>
       </w:r>
       <w:r>
         <w:br/>
@@ -19052,7 +20033,7 @@
         <w:rPr>
           <w:rStyle w:val="DocumentationTok"/>
         </w:rPr>
-        <w:t xml:space="preserve">## Total    36   412.04 1.0000                  </w:t>
+        <w:t xml:space="preserve">## </w:t>
       </w:r>
       <w:r>
         <w:br/>
@@ -19061,374 +20042,11 @@
         <w:rPr>
           <w:rStyle w:val="DocumentationTok"/>
         </w:rPr>
-        <w:t xml:space="preserve">## ---</w:t>
-      </w:r>
-      <w:r>
-        <w:br/>
-      </w:r>
-      <w:r>
-        <w:rPr>
-          <w:rStyle w:val="DocumentationTok"/>
-        </w:rPr>
-        <w:t xml:space="preserve">## Signif. codes:  0 '***' 0.001 '**' 0.01 '*' 0.05 '.' 0.1 ' ' 1</w:t>
-      </w:r>
-      <w:r>
-        <w:br/>
-      </w:r>
-      <w:r>
-        <w:rPr>
-          <w:rStyle w:val="DocumentationTok"/>
-        </w:rPr>
-        <w:t xml:space="preserve">## </w:t>
-      </w:r>
-      <w:r>
-        <w:br/>
-      </w:r>
-      <w:r>
-        <w:rPr>
-          <w:rStyle w:val="DocumentationTok"/>
-        </w:rPr>
-        <w:t xml:space="preserve">## attr(,"class")</w:t>
-      </w:r>
-      <w:r>
-        <w:br/>
-      </w:r>
-      <w:r>
-        <w:rPr>
-          <w:rStyle w:val="DocumentationTok"/>
-        </w:rPr>
-        <w:t xml:space="preserve">## [1] "pwadstrata" "list"</w:t>
-      </w:r>
-    </w:p>
-    <w:bookmarkEnd w:id="190"/>
-    <w:bookmarkStart w:id="191" w:name="pairwise-manova-based-comparisons"/>
-    <w:p>
-      <w:pPr>
-        <w:pStyle w:val="Heading2"/>
-      </w:pPr>
-      <w:r>
-        <w:t xml:space="preserve">Pairwise MANOVA-Based Comparisons</w:t>
-      </w:r>
-    </w:p>
-    <w:p>
-      <w:pPr>
-        <w:pStyle w:val="SourceCode"/>
-      </w:pPr>
-      <w:r>
-        <w:rPr>
-          <w:rStyle w:val="CommentTok"/>
-        </w:rPr>
-        <w:t xml:space="preserve"># install.packages("RVAideMemoire")</w:t>
-      </w:r>
-      <w:r>
-        <w:br/>
-      </w:r>
-      <w:r>
-        <w:rPr>
-          <w:rStyle w:val="FunctionTok"/>
-        </w:rPr>
-        <w:t xml:space="preserve">library</w:t>
-      </w:r>
-      <w:r>
-        <w:rPr>
-          <w:rStyle w:val="NormalTok"/>
-        </w:rPr>
-        <w:t xml:space="preserve">(RVAideMemoire)</w:t>
-      </w:r>
-      <w:r>
-        <w:br/>
-      </w:r>
-      <w:r>
-        <w:br/>
-      </w:r>
-      <w:r>
-        <w:rPr>
-          <w:rStyle w:val="CommentTok"/>
-        </w:rPr>
-        <w:t xml:space="preserve"># Pairwise PERMANOVA</w:t>
-      </w:r>
-      <w:r>
-        <w:br/>
-      </w:r>
-      <w:r>
-        <w:rPr>
-          <w:rStyle w:val="FunctionTok"/>
-        </w:rPr>
-        <w:t xml:space="preserve">pairwise.perm.manova</w:t>
-      </w:r>
-      <w:r>
-        <w:rPr>
-          <w:rStyle w:val="NormalTok"/>
-        </w:rPr>
-        <w:t xml:space="preserve">(</w:t>
-      </w:r>
-      <w:r>
-        <w:rPr>
-          <w:rStyle w:val="FunctionTok"/>
-        </w:rPr>
-        <w:t xml:space="preserve">vegdist</w:t>
-      </w:r>
-      <w:r>
-        <w:rPr>
-          <w:rStyle w:val="NormalTok"/>
-        </w:rPr>
-        <w:t xml:space="preserve">(darl_scaled, </w:t>
-      </w:r>
-      <w:r>
-        <w:rPr>
-          <w:rStyle w:val="AttributeTok"/>
-        </w:rPr>
-        <w:t xml:space="preserve">method =</w:t>
-      </w:r>
-      <w:r>
-        <w:rPr>
-          <w:rStyle w:val="NormalTok"/>
-        </w:rPr>
-        <w:t xml:space="preserve"> </w:t>
-      </w:r>
-      <w:r>
-        <w:rPr>
-          <w:rStyle w:val="StringTok"/>
-        </w:rPr>
-        <w:t xml:space="preserve">"euclidean"</w:t>
-      </w:r>
-      <w:r>
-        <w:rPr>
-          <w:rStyle w:val="NormalTok"/>
-        </w:rPr>
-        <w:t xml:space="preserve">),</w:t>
-      </w:r>
-      <w:r>
-        <w:br/>
-      </w:r>
-      <w:r>
-        <w:rPr>
-          <w:rStyle w:val="NormalTok"/>
-        </w:rPr>
-        <w:t xml:space="preserve">                     darlingtonia</w:t>
-      </w:r>
-      <w:r>
-        <w:rPr>
-          <w:rStyle w:val="SpecialCharTok"/>
-        </w:rPr>
-        <w:t xml:space="preserve">$</w:t>
-      </w:r>
-      <w:r>
-        <w:rPr>
-          <w:rStyle w:val="NormalTok"/>
-        </w:rPr>
-        <w:t xml:space="preserve">site,</w:t>
-      </w:r>
-      <w:r>
-        <w:br/>
-      </w:r>
-      <w:r>
-        <w:rPr>
-          <w:rStyle w:val="NormalTok"/>
-        </w:rPr>
-        <w:t xml:space="preserve">                     </w:t>
-      </w:r>
-      <w:r>
-        <w:rPr>
-          <w:rStyle w:val="AttributeTok"/>
-        </w:rPr>
-        <w:t xml:space="preserve">test =</w:t>
-      </w:r>
-      <w:r>
-        <w:rPr>
-          <w:rStyle w:val="NormalTok"/>
-        </w:rPr>
-        <w:t xml:space="preserve"> </w:t>
-      </w:r>
-      <w:r>
-        <w:rPr>
-          <w:rStyle w:val="StringTok"/>
-        </w:rPr>
-        <w:t xml:space="preserve">"Wilks"</w:t>
-      </w:r>
-      <w:r>
-        <w:rPr>
-          <w:rStyle w:val="NormalTok"/>
-        </w:rPr>
-        <w:t xml:space="preserve">,</w:t>
-      </w:r>
-      <w:r>
-        <w:br/>
-      </w:r>
-      <w:r>
-        <w:rPr>
-          <w:rStyle w:val="NormalTok"/>
-        </w:rPr>
-        <w:t xml:space="preserve">                     </w:t>
-      </w:r>
-      <w:r>
-        <w:rPr>
-          <w:rStyle w:val="AttributeTok"/>
-        </w:rPr>
-        <w:t xml:space="preserve">nperm =</w:t>
-      </w:r>
-      <w:r>
-        <w:rPr>
-          <w:rStyle w:val="NormalTok"/>
-        </w:rPr>
-        <w:t xml:space="preserve"> </w:t>
-      </w:r>
-      <w:r>
-        <w:rPr>
-          <w:rStyle w:val="DecValTok"/>
-        </w:rPr>
-        <w:t xml:space="preserve">999</w:t>
-      </w:r>
-      <w:r>
-        <w:rPr>
-          <w:rStyle w:val="NormalTok"/>
-        </w:rPr>
-        <w:t xml:space="preserve">,</w:t>
-      </w:r>
-      <w:r>
-        <w:br/>
-      </w:r>
-      <w:r>
-        <w:rPr>
-          <w:rStyle w:val="NormalTok"/>
-        </w:rPr>
-        <w:t xml:space="preserve">                     </w:t>
-      </w:r>
-      <w:r>
-        <w:rPr>
-          <w:rStyle w:val="AttributeTok"/>
-        </w:rPr>
-        <w:t xml:space="preserve">p.method =</w:t>
-      </w:r>
-      <w:r>
-        <w:rPr>
-          <w:rStyle w:val="NormalTok"/>
-        </w:rPr>
-        <w:t xml:space="preserve"> </w:t>
-      </w:r>
-      <w:r>
-        <w:rPr>
-          <w:rStyle w:val="StringTok"/>
-        </w:rPr>
-        <w:t xml:space="preserve">"bonferroni"</w:t>
-      </w:r>
-      <w:r>
-        <w:rPr>
-          <w:rStyle w:val="NormalTok"/>
-        </w:rPr>
-        <w:t xml:space="preserve">)</w:t>
-      </w:r>
-      <w:r>
-        <w:br/>
-      </w:r>
-      <w:r>
-        <w:rPr>
-          <w:rStyle w:val="DocumentationTok"/>
-        </w:rPr>
-        <w:t xml:space="preserve">## </w:t>
-      </w:r>
-      <w:r>
-        <w:br/>
-      </w:r>
-      <w:r>
-        <w:rPr>
-          <w:rStyle w:val="DocumentationTok"/>
-        </w:rPr>
-        <w:t xml:space="preserve">##  Pairwise comparisons using permutation MANOVAs on a distance matrix </w:t>
-      </w:r>
-      <w:r>
-        <w:br/>
-      </w:r>
-      <w:r>
-        <w:rPr>
-          <w:rStyle w:val="DocumentationTok"/>
-        </w:rPr>
-        <w:t xml:space="preserve">## </w:t>
-      </w:r>
-      <w:r>
-        <w:br/>
-      </w:r>
-      <w:r>
-        <w:rPr>
-          <w:rStyle w:val="DocumentationTok"/>
-        </w:rPr>
-        <w:t xml:space="preserve">## data:  vegdist(darl_scaled, method = "euclidean") by darlingtonia$site</w:t>
-      </w:r>
-      <w:r>
-        <w:br/>
-      </w:r>
-      <w:r>
-        <w:rPr>
-          <w:rStyle w:val="DocumentationTok"/>
-        </w:rPr>
-        <w:t xml:space="preserve">## 999 permutations </w:t>
-      </w:r>
-      <w:r>
-        <w:br/>
-      </w:r>
-      <w:r>
-        <w:rPr>
-          <w:rStyle w:val="DocumentationTok"/>
-        </w:rPr>
-        <w:t xml:space="preserve">## </w:t>
-      </w:r>
-      <w:r>
-        <w:br/>
-      </w:r>
-      <w:r>
-        <w:rPr>
-          <w:rStyle w:val="DocumentationTok"/>
-        </w:rPr>
-        <w:t xml:space="preserve">##     DG    HD    LEH  </w:t>
-      </w:r>
-      <w:r>
-        <w:br/>
-      </w:r>
-      <w:r>
-        <w:rPr>
-          <w:rStyle w:val="DocumentationTok"/>
-        </w:rPr>
-        <w:t xml:space="preserve">## HD  0.006 -     -    </w:t>
-      </w:r>
-      <w:r>
-        <w:br/>
-      </w:r>
-      <w:r>
-        <w:rPr>
-          <w:rStyle w:val="DocumentationTok"/>
-        </w:rPr>
-        <w:t xml:space="preserve">## LEH 0.090 0.006 -    </w:t>
-      </w:r>
-      <w:r>
-        <w:br/>
-      </w:r>
-      <w:r>
-        <w:rPr>
-          <w:rStyle w:val="DocumentationTok"/>
-        </w:rPr>
-        <w:t xml:space="preserve">## TJH 0.012 0.006 0.018</w:t>
-      </w:r>
-      <w:r>
-        <w:br/>
-      </w:r>
-      <w:r>
-        <w:rPr>
-          <w:rStyle w:val="DocumentationTok"/>
-        </w:rPr>
-        <w:t xml:space="preserve">## </w:t>
-      </w:r>
-      <w:r>
-        <w:br/>
-      </w:r>
-      <w:r>
-        <w:rPr>
-          <w:rStyle w:val="DocumentationTok"/>
-        </w:rPr>
         <w:t xml:space="preserve">## P value adjustment method: bonferroni</w:t>
       </w:r>
     </w:p>
-    <w:bookmarkEnd w:id="191"/>
-    <w:bookmarkStart w:id="192" w:name="comparing-the-pairwise-test-results"/>
+    <w:bookmarkEnd w:id="193"/>
+    <w:bookmarkStart w:id="194" w:name="comparing-the-pairwise-test-results"/>
     <w:p>
       <w:pPr>
         <w:pStyle w:val="Heading2"/>
@@ -19491,7 +20109,7 @@
         <w:pStyle w:val="Compact"/>
         <w:numPr>
           <w:ilvl w:val="0"/>
-          <w:numId w:val="1145"/>
+          <w:numId w:val="1146"/>
         </w:numPr>
       </w:pPr>
       <w:r>
@@ -19510,7 +20128,7 @@
         <w:pStyle w:val="Compact"/>
         <w:numPr>
           <w:ilvl w:val="0"/>
-          <w:numId w:val="1145"/>
+          <w:numId w:val="1146"/>
         </w:numPr>
       </w:pPr>
       <w:r>
@@ -19529,7 +20147,7 @@
         <w:pStyle w:val="Compact"/>
         <w:numPr>
           <w:ilvl w:val="0"/>
-          <w:numId w:val="1145"/>
+          <w:numId w:val="1146"/>
         </w:numPr>
       </w:pPr>
       <w:r>
@@ -19589,7 +20207,7 @@
         <w:pStyle w:val="Compact"/>
         <w:numPr>
           <w:ilvl w:val="0"/>
-          <w:numId w:val="1146"/>
+          <w:numId w:val="1147"/>
         </w:numPr>
       </w:pPr>
       <w:r>
@@ -19608,7 +20226,7 @@
         <w:pStyle w:val="Compact"/>
         <w:numPr>
           <w:ilvl w:val="0"/>
-          <w:numId w:val="1146"/>
+          <w:numId w:val="1147"/>
         </w:numPr>
       </w:pPr>
       <w:r>
@@ -19627,7 +20245,7 @@
         <w:pStyle w:val="Compact"/>
         <w:numPr>
           <w:ilvl w:val="0"/>
-          <w:numId w:val="1146"/>
+          <w:numId w:val="1147"/>
         </w:numPr>
       </w:pPr>
       <w:r>
@@ -19691,7 +20309,7 @@
         <w:t xml:space="preserve">“Are sites morphologically different?”</w:t>
       </w:r>
     </w:p>
-    <w:bookmarkEnd w:id="192"/>
+    <w:bookmarkEnd w:id="194"/>
     <w:sectPr>
       <w:footnotePr>
         <w:numRestart w:val="eachSect"/>
@@ -20694,6 +21312,9 @@
     <w:abstractNumId w:val="991"/>
   </w:num>
   <w:num w:numId="1146">
+    <w:abstractNumId w:val="991"/>
+  </w:num>
+  <w:num w:numId="1147">
     <w:abstractNumId w:val="991"/>
   </w:num>
 </w:numbering>

--- a/docs/content/multivariate_statistics/multivariate_statistics_lecture.docx
+++ b/docs/content/multivariate_statistics/multivariate_statistics_lecture.docx
@@ -19283,6 +19283,78 @@
         <w:rPr>
           <w:rStyle w:val="DocumentationTok"/>
         </w:rPr>
+        <w:t xml:space="preserve">##          Df SumOfSqs      R2      F Pr(&gt;F)    </w:t>
+      </w:r>
+      <w:r>
+        <w:br/>
+      </w:r>
+      <w:r>
+        <w:rPr>
+          <w:rStyle w:val="DocumentationTok"/>
+        </w:rPr>
+        <w:t xml:space="preserve">## Model     1   32.602 0.10636 5.7128  0.001 ***</w:t>
+      </w:r>
+      <w:r>
+        <w:br/>
+      </w:r>
+      <w:r>
+        <w:rPr>
+          <w:rStyle w:val="DocumentationTok"/>
+        </w:rPr>
+        <w:t xml:space="preserve">## Residual 48  273.930 0.89364                  </w:t>
+      </w:r>
+      <w:r>
+        <w:br/>
+      </w:r>
+      <w:r>
+        <w:rPr>
+          <w:rStyle w:val="DocumentationTok"/>
+        </w:rPr>
+        <w:t xml:space="preserve">## Total    49  306.532 1.00000                  </w:t>
+      </w:r>
+      <w:r>
+        <w:br/>
+      </w:r>
+      <w:r>
+        <w:rPr>
+          <w:rStyle w:val="DocumentationTok"/>
+        </w:rPr>
+        <w:t xml:space="preserve">## ---</w:t>
+      </w:r>
+      <w:r>
+        <w:br/>
+      </w:r>
+      <w:r>
+        <w:rPr>
+          <w:rStyle w:val="DocumentationTok"/>
+        </w:rPr>
+        <w:t xml:space="preserve">## Signif. codes:  0 '***' 0.001 '**' 0.01 '*' 0.05 '.' 0.1 ' ' 1</w:t>
+      </w:r>
+      <w:r>
+        <w:br/>
+      </w:r>
+      <w:r>
+        <w:rPr>
+          <w:rStyle w:val="DocumentationTok"/>
+        </w:rPr>
+        <w:t xml:space="preserve">## </w:t>
+      </w:r>
+      <w:r>
+        <w:br/>
+      </w:r>
+      <w:r>
+        <w:rPr>
+          <w:rStyle w:val="DocumentationTok"/>
+        </w:rPr>
+        <w:t xml:space="preserve">## $TJH_vs_LEH</w:t>
+      </w:r>
+      <w:r>
+        <w:br/>
+      </w:r>
+      <w:r>
+        <w:rPr>
+          <w:rStyle w:val="DocumentationTok"/>
+        </w:rPr>
         <w:t xml:space="preserve">##          Df SumOfSqs      R2      F Pr(&gt;F)   </w:t>
       </w:r>
       <w:r>
@@ -19292,7 +19364,7 @@
         <w:rPr>
           <w:rStyle w:val="DocumentationTok"/>
         </w:rPr>
-        <w:t xml:space="preserve">## Model     1   32.602 0.10636 5.7128  0.002 **</w:t>
+        <w:t xml:space="preserve">## Model     1    47.72 0.10517 5.6414  0.003 **</w:t>
       </w:r>
       <w:r>
         <w:br/>
@@ -19301,7 +19373,7 @@
         <w:rPr>
           <w:rStyle w:val="DocumentationTok"/>
         </w:rPr>
-        <w:t xml:space="preserve">## Residual 48  273.930 0.89364                 </w:t>
+        <w:t xml:space="preserve">## Residual 48   406.06 0.89483                 </w:t>
       </w:r>
       <w:r>
         <w:br/>
@@ -19310,7 +19382,7 @@
         <w:rPr>
           <w:rStyle w:val="DocumentationTok"/>
         </w:rPr>
-        <w:t xml:space="preserve">## Total    49  306.532 1.00000                 </w:t>
+        <w:t xml:space="preserve">## Total    49   453.78 1.00000                 </w:t>
       </w:r>
       <w:r>
         <w:br/>
@@ -19346,7 +19418,7 @@
         <w:rPr>
           <w:rStyle w:val="DocumentationTok"/>
         </w:rPr>
-        <w:t xml:space="preserve">## $TJH_vs_LEH</w:t>
+        <w:t xml:space="preserve">## $TJH_vs_HD</w:t>
       </w:r>
       <w:r>
         <w:br/>
@@ -19355,7 +19427,7 @@
         <w:rPr>
           <w:rStyle w:val="DocumentationTok"/>
         </w:rPr>
-        <w:t xml:space="preserve">##          Df SumOfSqs      R2      F Pr(&gt;F)   </w:t>
+        <w:t xml:space="preserve">##          Df SumOfSqs      R2      F Pr(&gt;F)    </w:t>
       </w:r>
       <w:r>
         <w:br/>
@@ -19364,7 +19436,7 @@
         <w:rPr>
           <w:rStyle w:val="DocumentationTok"/>
         </w:rPr>
-        <w:t xml:space="preserve">## Model     1    47.72 0.10517 5.6414  0.002 **</w:t>
+        <w:t xml:space="preserve">## Model     1   69.308 0.25135 11.751  0.001 ***</w:t>
       </w:r>
       <w:r>
         <w:br/>
@@ -19373,7 +19445,7 @@
         <w:rPr>
           <w:rStyle w:val="DocumentationTok"/>
         </w:rPr>
-        <w:t xml:space="preserve">## Residual 48   406.06 0.89483                 </w:t>
+        <w:t xml:space="preserve">## Residual 35  206.432 0.74865                  </w:t>
       </w:r>
       <w:r>
         <w:br/>
@@ -19382,7 +19454,7 @@
         <w:rPr>
           <w:rStyle w:val="DocumentationTok"/>
         </w:rPr>
-        <w:t xml:space="preserve">## Total    49   453.78 1.00000                 </w:t>
+        <w:t xml:space="preserve">## Total    36  275.740 1.00000                  </w:t>
       </w:r>
       <w:r>
         <w:br/>
@@ -19418,7 +19490,7 @@
         <w:rPr>
           <w:rStyle w:val="DocumentationTok"/>
         </w:rPr>
-        <w:t xml:space="preserve">## $TJH_vs_HD</w:t>
+        <w:t xml:space="preserve">## $DG_vs_LEH</w:t>
       </w:r>
       <w:r>
         <w:br/>
@@ -19427,7 +19499,7 @@
         <w:rPr>
           <w:rStyle w:val="DocumentationTok"/>
         </w:rPr>
-        <w:t xml:space="preserve">##          Df SumOfSqs      R2      F Pr(&gt;F)    </w:t>
+        <w:t xml:space="preserve">##          Df SumOfSqs      R2      F Pr(&gt;F)  </w:t>
       </w:r>
       <w:r>
         <w:br/>
@@ -19436,7 +19508,7 @@
         <w:rPr>
           <w:rStyle w:val="DocumentationTok"/>
         </w:rPr>
-        <w:t xml:space="preserve">## Model     1   69.308 0.25135 11.751  0.001 ***</w:t>
+        <w:t xml:space="preserve">## Model     1    26.24 0.06493 3.3333  0.018 *</w:t>
       </w:r>
       <w:r>
         <w:br/>
@@ -19445,7 +19517,7 @@
         <w:rPr>
           <w:rStyle w:val="DocumentationTok"/>
         </w:rPr>
-        <w:t xml:space="preserve">## Residual 35  206.432 0.74865                  </w:t>
+        <w:t xml:space="preserve">## Residual 48   377.85 0.93507                </w:t>
       </w:r>
       <w:r>
         <w:br/>
@@ -19454,79 +19526,7 @@
         <w:rPr>
           <w:rStyle w:val="DocumentationTok"/>
         </w:rPr>
-        <w:t xml:space="preserve">## Total    36  275.740 1.00000                  </w:t>
-      </w:r>
-      <w:r>
-        <w:br/>
-      </w:r>
-      <w:r>
-        <w:rPr>
-          <w:rStyle w:val="DocumentationTok"/>
-        </w:rPr>
-        <w:t xml:space="preserve">## ---</w:t>
-      </w:r>
-      <w:r>
-        <w:br/>
-      </w:r>
-      <w:r>
-        <w:rPr>
-          <w:rStyle w:val="DocumentationTok"/>
-        </w:rPr>
-        <w:t xml:space="preserve">## Signif. codes:  0 '***' 0.001 '**' 0.01 '*' 0.05 '.' 0.1 ' ' 1</w:t>
-      </w:r>
-      <w:r>
-        <w:br/>
-      </w:r>
-      <w:r>
-        <w:rPr>
-          <w:rStyle w:val="DocumentationTok"/>
-        </w:rPr>
-        <w:t xml:space="preserve">## </w:t>
-      </w:r>
-      <w:r>
-        <w:br/>
-      </w:r>
-      <w:r>
-        <w:rPr>
-          <w:rStyle w:val="DocumentationTok"/>
-        </w:rPr>
-        <w:t xml:space="preserve">## $DG_vs_LEH</w:t>
-      </w:r>
-      <w:r>
-        <w:br/>
-      </w:r>
-      <w:r>
-        <w:rPr>
-          <w:rStyle w:val="DocumentationTok"/>
-        </w:rPr>
-        <w:t xml:space="preserve">##          Df SumOfSqs      R2      F Pr(&gt;F)   </w:t>
-      </w:r>
-      <w:r>
-        <w:br/>
-      </w:r>
-      <w:r>
-        <w:rPr>
-          <w:rStyle w:val="DocumentationTok"/>
-        </w:rPr>
-        <w:t xml:space="preserve">## Model     1    26.24 0.06493 3.3333  0.008 **</w:t>
-      </w:r>
-      <w:r>
-        <w:br/>
-      </w:r>
-      <w:r>
-        <w:rPr>
-          <w:rStyle w:val="DocumentationTok"/>
-        </w:rPr>
-        <w:t xml:space="preserve">## Residual 48   377.85 0.93507                 </w:t>
-      </w:r>
-      <w:r>
-        <w:br/>
-      </w:r>
-      <w:r>
-        <w:rPr>
-          <w:rStyle w:val="DocumentationTok"/>
-        </w:rPr>
-        <w:t xml:space="preserve">## Total    49   404.09 1.00000                 </w:t>
+        <w:t xml:space="preserve">## Total    49   404.09 1.00000                </w:t>
       </w:r>
       <w:r>
         <w:br/>
@@ -20024,7 +20024,7 @@
         <w:rPr>
           <w:rStyle w:val="DocumentationTok"/>
         </w:rPr>
-        <w:t xml:space="preserve">## TJH 0.006 0.006 0.018</w:t>
+        <w:t xml:space="preserve">## TJH 0.012 0.006 0.006</w:t>
       </w:r>
       <w:r>
         <w:br/>

--- a/docs/content/multivariate_statistics/multivariate_statistics_lecture.docx
+++ b/docs/content/multivariate_statistics/multivariate_statistics_lecture.docx
@@ -19283,6 +19283,150 @@
         <w:rPr>
           <w:rStyle w:val="DocumentationTok"/>
         </w:rPr>
+        <w:t xml:space="preserve">##          Df SumOfSqs      R2      F Pr(&gt;F)   </w:t>
+      </w:r>
+      <w:r>
+        <w:br/>
+      </w:r>
+      <w:r>
+        <w:rPr>
+          <w:rStyle w:val="DocumentationTok"/>
+        </w:rPr>
+        <w:t xml:space="preserve">## Model     1   32.602 0.10636 5.7128  0.003 **</w:t>
+      </w:r>
+      <w:r>
+        <w:br/>
+      </w:r>
+      <w:r>
+        <w:rPr>
+          <w:rStyle w:val="DocumentationTok"/>
+        </w:rPr>
+        <w:t xml:space="preserve">## Residual 48  273.930 0.89364                 </w:t>
+      </w:r>
+      <w:r>
+        <w:br/>
+      </w:r>
+      <w:r>
+        <w:rPr>
+          <w:rStyle w:val="DocumentationTok"/>
+        </w:rPr>
+        <w:t xml:space="preserve">## Total    49  306.532 1.00000                 </w:t>
+      </w:r>
+      <w:r>
+        <w:br/>
+      </w:r>
+      <w:r>
+        <w:rPr>
+          <w:rStyle w:val="DocumentationTok"/>
+        </w:rPr>
+        <w:t xml:space="preserve">## ---</w:t>
+      </w:r>
+      <w:r>
+        <w:br/>
+      </w:r>
+      <w:r>
+        <w:rPr>
+          <w:rStyle w:val="DocumentationTok"/>
+        </w:rPr>
+        <w:t xml:space="preserve">## Signif. codes:  0 '***' 0.001 '**' 0.01 '*' 0.05 '.' 0.1 ' ' 1</w:t>
+      </w:r>
+      <w:r>
+        <w:br/>
+      </w:r>
+      <w:r>
+        <w:rPr>
+          <w:rStyle w:val="DocumentationTok"/>
+        </w:rPr>
+        <w:t xml:space="preserve">## </w:t>
+      </w:r>
+      <w:r>
+        <w:br/>
+      </w:r>
+      <w:r>
+        <w:rPr>
+          <w:rStyle w:val="DocumentationTok"/>
+        </w:rPr>
+        <w:t xml:space="preserve">## $TJH_vs_LEH</w:t>
+      </w:r>
+      <w:r>
+        <w:br/>
+      </w:r>
+      <w:r>
+        <w:rPr>
+          <w:rStyle w:val="DocumentationTok"/>
+        </w:rPr>
+        <w:t xml:space="preserve">##          Df SumOfSqs      R2      F Pr(&gt;F)   </w:t>
+      </w:r>
+      <w:r>
+        <w:br/>
+      </w:r>
+      <w:r>
+        <w:rPr>
+          <w:rStyle w:val="DocumentationTok"/>
+        </w:rPr>
+        <w:t xml:space="preserve">## Model     1    47.72 0.10517 5.6414  0.006 **</w:t>
+      </w:r>
+      <w:r>
+        <w:br/>
+      </w:r>
+      <w:r>
+        <w:rPr>
+          <w:rStyle w:val="DocumentationTok"/>
+        </w:rPr>
+        <w:t xml:space="preserve">## Residual 48   406.06 0.89483                 </w:t>
+      </w:r>
+      <w:r>
+        <w:br/>
+      </w:r>
+      <w:r>
+        <w:rPr>
+          <w:rStyle w:val="DocumentationTok"/>
+        </w:rPr>
+        <w:t xml:space="preserve">## Total    49   453.78 1.00000                 </w:t>
+      </w:r>
+      <w:r>
+        <w:br/>
+      </w:r>
+      <w:r>
+        <w:rPr>
+          <w:rStyle w:val="DocumentationTok"/>
+        </w:rPr>
+        <w:t xml:space="preserve">## ---</w:t>
+      </w:r>
+      <w:r>
+        <w:br/>
+      </w:r>
+      <w:r>
+        <w:rPr>
+          <w:rStyle w:val="DocumentationTok"/>
+        </w:rPr>
+        <w:t xml:space="preserve">## Signif. codes:  0 '***' 0.001 '**' 0.01 '*' 0.05 '.' 0.1 ' ' 1</w:t>
+      </w:r>
+      <w:r>
+        <w:br/>
+      </w:r>
+      <w:r>
+        <w:rPr>
+          <w:rStyle w:val="DocumentationTok"/>
+        </w:rPr>
+        <w:t xml:space="preserve">## </w:t>
+      </w:r>
+      <w:r>
+        <w:br/>
+      </w:r>
+      <w:r>
+        <w:rPr>
+          <w:rStyle w:val="DocumentationTok"/>
+        </w:rPr>
+        <w:t xml:space="preserve">## $TJH_vs_HD</w:t>
+      </w:r>
+      <w:r>
+        <w:br/>
+      </w:r>
+      <w:r>
+        <w:rPr>
+          <w:rStyle w:val="DocumentationTok"/>
+        </w:rPr>
         <w:t xml:space="preserve">##          Df SumOfSqs      R2      F Pr(&gt;F)    </w:t>
       </w:r>
       <w:r>
@@ -19292,7 +19436,7 @@
         <w:rPr>
           <w:rStyle w:val="DocumentationTok"/>
         </w:rPr>
-        <w:t xml:space="preserve">## Model     1   32.602 0.10636 5.7128  0.001 ***</w:t>
+        <w:t xml:space="preserve">## Model     1   69.308 0.25135 11.751  0.001 ***</w:t>
       </w:r>
       <w:r>
         <w:br/>
@@ -19301,7 +19445,7 @@
         <w:rPr>
           <w:rStyle w:val="DocumentationTok"/>
         </w:rPr>
-        <w:t xml:space="preserve">## Residual 48  273.930 0.89364                  </w:t>
+        <w:t xml:space="preserve">## Residual 35  206.432 0.74865                  </w:t>
       </w:r>
       <w:r>
         <w:br/>
@@ -19310,7 +19454,7 @@
         <w:rPr>
           <w:rStyle w:val="DocumentationTok"/>
         </w:rPr>
-        <w:t xml:space="preserve">## Total    49  306.532 1.00000                  </w:t>
+        <w:t xml:space="preserve">## Total    36  275.740 1.00000                  </w:t>
       </w:r>
       <w:r>
         <w:br/>
@@ -19346,7 +19490,7 @@
         <w:rPr>
           <w:rStyle w:val="DocumentationTok"/>
         </w:rPr>
-        <w:t xml:space="preserve">## $TJH_vs_LEH</w:t>
+        <w:t xml:space="preserve">## $DG_vs_LEH</w:t>
       </w:r>
       <w:r>
         <w:br/>
@@ -19355,7 +19499,7 @@
         <w:rPr>
           <w:rStyle w:val="DocumentationTok"/>
         </w:rPr>
-        <w:t xml:space="preserve">##          Df SumOfSqs      R2      F Pr(&gt;F)   </w:t>
+        <w:t xml:space="preserve">##          Df SumOfSqs      R2      F Pr(&gt;F)  </w:t>
       </w:r>
       <w:r>
         <w:br/>
@@ -19364,151 +19508,7 @@
         <w:rPr>
           <w:rStyle w:val="DocumentationTok"/>
         </w:rPr>
-        <w:t xml:space="preserve">## Model     1    47.72 0.10517 5.6414  0.003 **</w:t>
-      </w:r>
-      <w:r>
-        <w:br/>
-      </w:r>
-      <w:r>
-        <w:rPr>
-          <w:rStyle w:val="DocumentationTok"/>
-        </w:rPr>
-        <w:t xml:space="preserve">## Residual 48   406.06 0.89483                 </w:t>
-      </w:r>
-      <w:r>
-        <w:br/>
-      </w:r>
-      <w:r>
-        <w:rPr>
-          <w:rStyle w:val="DocumentationTok"/>
-        </w:rPr>
-        <w:t xml:space="preserve">## Total    49   453.78 1.00000                 </w:t>
-      </w:r>
-      <w:r>
-        <w:br/>
-      </w:r>
-      <w:r>
-        <w:rPr>
-          <w:rStyle w:val="DocumentationTok"/>
-        </w:rPr>
-        <w:t xml:space="preserve">## ---</w:t>
-      </w:r>
-      <w:r>
-        <w:br/>
-      </w:r>
-      <w:r>
-        <w:rPr>
-          <w:rStyle w:val="DocumentationTok"/>
-        </w:rPr>
-        <w:t xml:space="preserve">## Signif. codes:  0 '***' 0.001 '**' 0.01 '*' 0.05 '.' 0.1 ' ' 1</w:t>
-      </w:r>
-      <w:r>
-        <w:br/>
-      </w:r>
-      <w:r>
-        <w:rPr>
-          <w:rStyle w:val="DocumentationTok"/>
-        </w:rPr>
-        <w:t xml:space="preserve">## </w:t>
-      </w:r>
-      <w:r>
-        <w:br/>
-      </w:r>
-      <w:r>
-        <w:rPr>
-          <w:rStyle w:val="DocumentationTok"/>
-        </w:rPr>
-        <w:t xml:space="preserve">## $TJH_vs_HD</w:t>
-      </w:r>
-      <w:r>
-        <w:br/>
-      </w:r>
-      <w:r>
-        <w:rPr>
-          <w:rStyle w:val="DocumentationTok"/>
-        </w:rPr>
-        <w:t xml:space="preserve">##          Df SumOfSqs      R2      F Pr(&gt;F)    </w:t>
-      </w:r>
-      <w:r>
-        <w:br/>
-      </w:r>
-      <w:r>
-        <w:rPr>
-          <w:rStyle w:val="DocumentationTok"/>
-        </w:rPr>
-        <w:t xml:space="preserve">## Model     1   69.308 0.25135 11.751  0.001 ***</w:t>
-      </w:r>
-      <w:r>
-        <w:br/>
-      </w:r>
-      <w:r>
-        <w:rPr>
-          <w:rStyle w:val="DocumentationTok"/>
-        </w:rPr>
-        <w:t xml:space="preserve">## Residual 35  206.432 0.74865                  </w:t>
-      </w:r>
-      <w:r>
-        <w:br/>
-      </w:r>
-      <w:r>
-        <w:rPr>
-          <w:rStyle w:val="DocumentationTok"/>
-        </w:rPr>
-        <w:t xml:space="preserve">## Total    36  275.740 1.00000                  </w:t>
-      </w:r>
-      <w:r>
-        <w:br/>
-      </w:r>
-      <w:r>
-        <w:rPr>
-          <w:rStyle w:val="DocumentationTok"/>
-        </w:rPr>
-        <w:t xml:space="preserve">## ---</w:t>
-      </w:r>
-      <w:r>
-        <w:br/>
-      </w:r>
-      <w:r>
-        <w:rPr>
-          <w:rStyle w:val="DocumentationTok"/>
-        </w:rPr>
-        <w:t xml:space="preserve">## Signif. codes:  0 '***' 0.001 '**' 0.01 '*' 0.05 '.' 0.1 ' ' 1</w:t>
-      </w:r>
-      <w:r>
-        <w:br/>
-      </w:r>
-      <w:r>
-        <w:rPr>
-          <w:rStyle w:val="DocumentationTok"/>
-        </w:rPr>
-        <w:t xml:space="preserve">## </w:t>
-      </w:r>
-      <w:r>
-        <w:br/>
-      </w:r>
-      <w:r>
-        <w:rPr>
-          <w:rStyle w:val="DocumentationTok"/>
-        </w:rPr>
-        <w:t xml:space="preserve">## $DG_vs_LEH</w:t>
-      </w:r>
-      <w:r>
-        <w:br/>
-      </w:r>
-      <w:r>
-        <w:rPr>
-          <w:rStyle w:val="DocumentationTok"/>
-        </w:rPr>
-        <w:t xml:space="preserve">##          Df SumOfSqs      R2      F Pr(&gt;F)  </w:t>
-      </w:r>
-      <w:r>
-        <w:br/>
-      </w:r>
-      <w:r>
-        <w:rPr>
-          <w:rStyle w:val="DocumentationTok"/>
-        </w:rPr>
-        <w:t xml:space="preserve">## Model     1    26.24 0.06493 3.3333  0.018 *</w:t>
+        <w:t xml:space="preserve">## Model     1    26.24 0.06493 3.3333  0.011 *</w:t>
       </w:r>
       <w:r>
         <w:br/>
@@ -20015,7 +20015,7 @@
         <w:rPr>
           <w:rStyle w:val="DocumentationTok"/>
         </w:rPr>
-        <w:t xml:space="preserve">## LEH 0.132 0.006 -    </w:t>
+        <w:t xml:space="preserve">## LEH 0.090 0.006 -    </w:t>
       </w:r>
       <w:r>
         <w:br/>
@@ -20024,7 +20024,7 @@
         <w:rPr>
           <w:rStyle w:val="DocumentationTok"/>
         </w:rPr>
-        <w:t xml:space="preserve">## TJH 0.012 0.006 0.006</w:t>
+        <w:t xml:space="preserve">## TJH 0.006 0.006 0.018</w:t>
       </w:r>
       <w:r>
         <w:br/>

--- a/docs/content/multivariate_statistics/multivariate_statistics_lecture.docx
+++ b/docs/content/multivariate_statistics/multivariate_statistics_lecture.docx
@@ -19292,7 +19292,7 @@
         <w:rPr>
           <w:rStyle w:val="DocumentationTok"/>
         </w:rPr>
-        <w:t xml:space="preserve">## Model     1   32.602 0.10636 5.7128  0.003 **</w:t>
+        <w:t xml:space="preserve">## Model     1   32.602 0.10636 5.7128  0.002 **</w:t>
       </w:r>
       <w:r>
         <w:br/>
@@ -19364,7 +19364,7 @@
         <w:rPr>
           <w:rStyle w:val="DocumentationTok"/>
         </w:rPr>
-        <w:t xml:space="preserve">## Model     1    47.72 0.10517 5.6414  0.006 **</w:t>
+        <w:t xml:space="preserve">## Model     1    47.72 0.10517 5.6414  0.004 **</w:t>
       </w:r>
       <w:r>
         <w:br/>
@@ -19508,7 +19508,7 @@
         <w:rPr>
           <w:rStyle w:val="DocumentationTok"/>
         </w:rPr>
-        <w:t xml:space="preserve">## Model     1    26.24 0.06493 3.3333  0.011 *</w:t>
+        <w:t xml:space="preserve">## Model     1    26.24 0.06493 3.3333  0.012 *</w:t>
       </w:r>
       <w:r>
         <w:br/>
@@ -20015,7 +20015,7 @@
         <w:rPr>
           <w:rStyle w:val="DocumentationTok"/>
         </w:rPr>
-        <w:t xml:space="preserve">## LEH 0.090 0.006 -    </w:t>
+        <w:t xml:space="preserve">## LEH 0.132 0.006 -    </w:t>
       </w:r>
       <w:r>
         <w:br/>
@@ -20024,7 +20024,7 @@
         <w:rPr>
           <w:rStyle w:val="DocumentationTok"/>
         </w:rPr>
-        <w:t xml:space="preserve">## TJH 0.006 0.006 0.018</w:t>
+        <w:t xml:space="preserve">## TJH 0.012 0.006 0.036</w:t>
       </w:r>
       <w:r>
         <w:br/>

--- a/docs/content/multivariate_statistics/multivariate_statistics_lecture.docx
+++ b/docs/content/multivariate_statistics/multivariate_statistics_lecture.docx
@@ -19364,7 +19364,7 @@
         <w:rPr>
           <w:rStyle w:val="DocumentationTok"/>
         </w:rPr>
-        <w:t xml:space="preserve">## Model     1    47.72 0.10517 5.6414  0.004 **</w:t>
+        <w:t xml:space="preserve">## Model     1    47.72 0.10517 5.6414  0.005 **</w:t>
       </w:r>
       <w:r>
         <w:br/>
@@ -19508,7 +19508,7 @@
         <w:rPr>
           <w:rStyle w:val="DocumentationTok"/>
         </w:rPr>
-        <w:t xml:space="preserve">## Model     1    26.24 0.06493 3.3333  0.012 *</w:t>
+        <w:t xml:space="preserve">## Model     1    26.24 0.06493 3.3333  0.011 *</w:t>
       </w:r>
       <w:r>
         <w:br/>
@@ -20015,7 +20015,7 @@
         <w:rPr>
           <w:rStyle w:val="DocumentationTok"/>
         </w:rPr>
-        <w:t xml:space="preserve">## LEH 0.132 0.006 -    </w:t>
+        <w:t xml:space="preserve">## LEH 0.126 0.006 -    </w:t>
       </w:r>
       <w:r>
         <w:br/>
@@ -20024,7 +20024,7 @@
         <w:rPr>
           <w:rStyle w:val="DocumentationTok"/>
         </w:rPr>
-        <w:t xml:space="preserve">## TJH 0.012 0.006 0.036</w:t>
+        <w:t xml:space="preserve">## TJH 0.018 0.006 0.030</w:t>
       </w:r>
       <w:r>
         <w:br/>

--- a/docs/content/multivariate_statistics/multivariate_statistics_lecture.docx
+++ b/docs/content/multivariate_statistics/multivariate_statistics_lecture.docx
@@ -19292,7 +19292,7 @@
         <w:rPr>
           <w:rStyle w:val="DocumentationTok"/>
         </w:rPr>
-        <w:t xml:space="preserve">## Model     1   32.602 0.10636 5.7128  0.002 **</w:t>
+        <w:t xml:space="preserve">## Model     1   32.602 0.10636 5.7128  0.003 **</w:t>
       </w:r>
       <w:r>
         <w:br/>
@@ -19364,7 +19364,7 @@
         <w:rPr>
           <w:rStyle w:val="DocumentationTok"/>
         </w:rPr>
-        <w:t xml:space="preserve">## Model     1    47.72 0.10517 5.6414  0.005 **</w:t>
+        <w:t xml:space="preserve">## Model     1    47.72 0.10517 5.6414  0.002 **</w:t>
       </w:r>
       <w:r>
         <w:br/>
@@ -19508,7 +19508,7 @@
         <w:rPr>
           <w:rStyle w:val="DocumentationTok"/>
         </w:rPr>
-        <w:t xml:space="preserve">## Model     1    26.24 0.06493 3.3333  0.011 *</w:t>
+        <w:t xml:space="preserve">## Model     1    26.24 0.06493 3.3333  0.016 *</w:t>
       </w:r>
       <w:r>
         <w:br/>
@@ -20024,7 +20024,7 @@
         <w:rPr>
           <w:rStyle w:val="DocumentationTok"/>
         </w:rPr>
-        <w:t xml:space="preserve">## TJH 0.018 0.006 0.030</w:t>
+        <w:t xml:space="preserve">## TJH 0.006 0.012 0.018</w:t>
       </w:r>
       <w:r>
         <w:br/>

--- a/docs/content/multivariate_statistics/multivariate_statistics_lecture.docx
+++ b/docs/content/multivariate_statistics/multivariate_statistics_lecture.docx
@@ -19364,7 +19364,7 @@
         <w:rPr>
           <w:rStyle w:val="DocumentationTok"/>
         </w:rPr>
-        <w:t xml:space="preserve">## Model     1    47.72 0.10517 5.6414  0.002 **</w:t>
+        <w:t xml:space="preserve">## Model     1    47.72 0.10517 5.6414  0.003 **</w:t>
       </w:r>
       <w:r>
         <w:br/>
@@ -19508,7 +19508,7 @@
         <w:rPr>
           <w:rStyle w:val="DocumentationTok"/>
         </w:rPr>
-        <w:t xml:space="preserve">## Model     1    26.24 0.06493 3.3333  0.016 *</w:t>
+        <w:t xml:space="preserve">## Model     1    26.24 0.06493 3.3333  0.021 *</w:t>
       </w:r>
       <w:r>
         <w:br/>
@@ -20015,7 +20015,7 @@
         <w:rPr>
           <w:rStyle w:val="DocumentationTok"/>
         </w:rPr>
-        <w:t xml:space="preserve">## LEH 0.126 0.006 -    </w:t>
+        <w:t xml:space="preserve">## LEH 0.072 0.006 -    </w:t>
       </w:r>
       <w:r>
         <w:br/>
@@ -20024,7 +20024,7 @@
         <w:rPr>
           <w:rStyle w:val="DocumentationTok"/>
         </w:rPr>
-        <w:t xml:space="preserve">## TJH 0.006 0.012 0.018</w:t>
+        <w:t xml:space="preserve">## TJH 0.030 0.006 0.012</w:t>
       </w:r>
       <w:r>
         <w:br/>

--- a/docs/content/multivariate_statistics/multivariate_statistics_lecture.docx
+++ b/docs/content/multivariate_statistics/multivariate_statistics_lecture.docx
@@ -19283,6 +19283,78 @@
         <w:rPr>
           <w:rStyle w:val="DocumentationTok"/>
         </w:rPr>
+        <w:t xml:space="preserve">##          Df SumOfSqs      R2      F Pr(&gt;F)    </w:t>
+      </w:r>
+      <w:r>
+        <w:br/>
+      </w:r>
+      <w:r>
+        <w:rPr>
+          <w:rStyle w:val="DocumentationTok"/>
+        </w:rPr>
+        <w:t xml:space="preserve">## Model     1   32.602 0.10636 5.7128  0.001 ***</w:t>
+      </w:r>
+      <w:r>
+        <w:br/>
+      </w:r>
+      <w:r>
+        <w:rPr>
+          <w:rStyle w:val="DocumentationTok"/>
+        </w:rPr>
+        <w:t xml:space="preserve">## Residual 48  273.930 0.89364                  </w:t>
+      </w:r>
+      <w:r>
+        <w:br/>
+      </w:r>
+      <w:r>
+        <w:rPr>
+          <w:rStyle w:val="DocumentationTok"/>
+        </w:rPr>
+        <w:t xml:space="preserve">## Total    49  306.532 1.00000                  </w:t>
+      </w:r>
+      <w:r>
+        <w:br/>
+      </w:r>
+      <w:r>
+        <w:rPr>
+          <w:rStyle w:val="DocumentationTok"/>
+        </w:rPr>
+        <w:t xml:space="preserve">## ---</w:t>
+      </w:r>
+      <w:r>
+        <w:br/>
+      </w:r>
+      <w:r>
+        <w:rPr>
+          <w:rStyle w:val="DocumentationTok"/>
+        </w:rPr>
+        <w:t xml:space="preserve">## Signif. codes:  0 '***' 0.001 '**' 0.01 '*' 0.05 '.' 0.1 ' ' 1</w:t>
+      </w:r>
+      <w:r>
+        <w:br/>
+      </w:r>
+      <w:r>
+        <w:rPr>
+          <w:rStyle w:val="DocumentationTok"/>
+        </w:rPr>
+        <w:t xml:space="preserve">## </w:t>
+      </w:r>
+      <w:r>
+        <w:br/>
+      </w:r>
+      <w:r>
+        <w:rPr>
+          <w:rStyle w:val="DocumentationTok"/>
+        </w:rPr>
+        <w:t xml:space="preserve">## $TJH_vs_LEH</w:t>
+      </w:r>
+      <w:r>
+        <w:br/>
+      </w:r>
+      <w:r>
+        <w:rPr>
+          <w:rStyle w:val="DocumentationTok"/>
+        </w:rPr>
         <w:t xml:space="preserve">##          Df SumOfSqs      R2      F Pr(&gt;F)   </w:t>
       </w:r>
       <w:r>
@@ -19292,7 +19364,7 @@
         <w:rPr>
           <w:rStyle w:val="DocumentationTok"/>
         </w:rPr>
-        <w:t xml:space="preserve">## Model     1   32.602 0.10636 5.7128  0.003 **</w:t>
+        <w:t xml:space="preserve">## Model     1    47.72 0.10517 5.6414  0.002 **</w:t>
       </w:r>
       <w:r>
         <w:br/>
@@ -19301,7 +19373,7 @@
         <w:rPr>
           <w:rStyle w:val="DocumentationTok"/>
         </w:rPr>
-        <w:t xml:space="preserve">## Residual 48  273.930 0.89364                 </w:t>
+        <w:t xml:space="preserve">## Residual 48   406.06 0.89483                 </w:t>
       </w:r>
       <w:r>
         <w:br/>
@@ -19310,7 +19382,7 @@
         <w:rPr>
           <w:rStyle w:val="DocumentationTok"/>
         </w:rPr>
-        <w:t xml:space="preserve">## Total    49  306.532 1.00000                 </w:t>
+        <w:t xml:space="preserve">## Total    49   453.78 1.00000                 </w:t>
       </w:r>
       <w:r>
         <w:br/>
@@ -19346,7 +19418,7 @@
         <w:rPr>
           <w:rStyle w:val="DocumentationTok"/>
         </w:rPr>
-        <w:t xml:space="preserve">## $TJH_vs_LEH</w:t>
+        <w:t xml:space="preserve">## $TJH_vs_HD</w:t>
       </w:r>
       <w:r>
         <w:br/>
@@ -19355,7 +19427,7 @@
         <w:rPr>
           <w:rStyle w:val="DocumentationTok"/>
         </w:rPr>
-        <w:t xml:space="preserve">##          Df SumOfSqs      R2      F Pr(&gt;F)   </w:t>
+        <w:t xml:space="preserve">##          Df SumOfSqs      R2      F Pr(&gt;F)    </w:t>
       </w:r>
       <w:r>
         <w:br/>
@@ -19364,7 +19436,7 @@
         <w:rPr>
           <w:rStyle w:val="DocumentationTok"/>
         </w:rPr>
-        <w:t xml:space="preserve">## Model     1    47.72 0.10517 5.6414  0.003 **</w:t>
+        <w:t xml:space="preserve">## Model     1   69.308 0.25135 11.751  0.001 ***</w:t>
       </w:r>
       <w:r>
         <w:br/>
@@ -19373,7 +19445,7 @@
         <w:rPr>
           <w:rStyle w:val="DocumentationTok"/>
         </w:rPr>
-        <w:t xml:space="preserve">## Residual 48   406.06 0.89483                 </w:t>
+        <w:t xml:space="preserve">## Residual 35  206.432 0.74865                  </w:t>
       </w:r>
       <w:r>
         <w:br/>
@@ -19382,7 +19454,7 @@
         <w:rPr>
           <w:rStyle w:val="DocumentationTok"/>
         </w:rPr>
-        <w:t xml:space="preserve">## Total    49   453.78 1.00000                 </w:t>
+        <w:t xml:space="preserve">## Total    36  275.740 1.00000                  </w:t>
       </w:r>
       <w:r>
         <w:br/>
@@ -19418,7 +19490,7 @@
         <w:rPr>
           <w:rStyle w:val="DocumentationTok"/>
         </w:rPr>
-        <w:t xml:space="preserve">## $TJH_vs_HD</w:t>
+        <w:t xml:space="preserve">## $DG_vs_LEH</w:t>
       </w:r>
       <w:r>
         <w:br/>
@@ -19427,7 +19499,7 @@
         <w:rPr>
           <w:rStyle w:val="DocumentationTok"/>
         </w:rPr>
-        <w:t xml:space="preserve">##          Df SumOfSqs      R2      F Pr(&gt;F)    </w:t>
+        <w:t xml:space="preserve">##          Df SumOfSqs      R2      F Pr(&gt;F)  </w:t>
       </w:r>
       <w:r>
         <w:br/>
@@ -19436,79 +19508,7 @@
         <w:rPr>
           <w:rStyle w:val="DocumentationTok"/>
         </w:rPr>
-        <w:t xml:space="preserve">## Model     1   69.308 0.25135 11.751  0.001 ***</w:t>
-      </w:r>
-      <w:r>
-        <w:br/>
-      </w:r>
-      <w:r>
-        <w:rPr>
-          <w:rStyle w:val="DocumentationTok"/>
-        </w:rPr>
-        <w:t xml:space="preserve">## Residual 35  206.432 0.74865                  </w:t>
-      </w:r>
-      <w:r>
-        <w:br/>
-      </w:r>
-      <w:r>
-        <w:rPr>
-          <w:rStyle w:val="DocumentationTok"/>
-        </w:rPr>
-        <w:t xml:space="preserve">## Total    36  275.740 1.00000                  </w:t>
-      </w:r>
-      <w:r>
-        <w:br/>
-      </w:r>
-      <w:r>
-        <w:rPr>
-          <w:rStyle w:val="DocumentationTok"/>
-        </w:rPr>
-        <w:t xml:space="preserve">## ---</w:t>
-      </w:r>
-      <w:r>
-        <w:br/>
-      </w:r>
-      <w:r>
-        <w:rPr>
-          <w:rStyle w:val="DocumentationTok"/>
-        </w:rPr>
-        <w:t xml:space="preserve">## Signif. codes:  0 '***' 0.001 '**' 0.01 '*' 0.05 '.' 0.1 ' ' 1</w:t>
-      </w:r>
-      <w:r>
-        <w:br/>
-      </w:r>
-      <w:r>
-        <w:rPr>
-          <w:rStyle w:val="DocumentationTok"/>
-        </w:rPr>
-        <w:t xml:space="preserve">## </w:t>
-      </w:r>
-      <w:r>
-        <w:br/>
-      </w:r>
-      <w:r>
-        <w:rPr>
-          <w:rStyle w:val="DocumentationTok"/>
-        </w:rPr>
-        <w:t xml:space="preserve">## $DG_vs_LEH</w:t>
-      </w:r>
-      <w:r>
-        <w:br/>
-      </w:r>
-      <w:r>
-        <w:rPr>
-          <w:rStyle w:val="DocumentationTok"/>
-        </w:rPr>
-        <w:t xml:space="preserve">##          Df SumOfSqs      R2      F Pr(&gt;F)  </w:t>
-      </w:r>
-      <w:r>
-        <w:br/>
-      </w:r>
-      <w:r>
-        <w:rPr>
-          <w:rStyle w:val="DocumentationTok"/>
-        </w:rPr>
-        <w:t xml:space="preserve">## Model     1    26.24 0.06493 3.3333  0.021 *</w:t>
+        <w:t xml:space="preserve">## Model     1    26.24 0.06493 3.3333  0.016 *</w:t>
       </w:r>
       <w:r>
         <w:br/>
@@ -20015,7 +20015,7 @@
         <w:rPr>
           <w:rStyle w:val="DocumentationTok"/>
         </w:rPr>
-        <w:t xml:space="preserve">## LEH 0.072 0.006 -    </w:t>
+        <w:t xml:space="preserve">## LEH 0.120 0.006 -    </w:t>
       </w:r>
       <w:r>
         <w:br/>
@@ -20024,7 +20024,7 @@
         <w:rPr>
           <w:rStyle w:val="DocumentationTok"/>
         </w:rPr>
-        <w:t xml:space="preserve">## TJH 0.030 0.006 0.012</w:t>
+        <w:t xml:space="preserve">## TJH 0.006 0.006 0.018</w:t>
       </w:r>
       <w:r>
         <w:br/>

--- a/docs/content/multivariate_statistics/multivariate_statistics_lecture.docx
+++ b/docs/content/multivariate_statistics/multivariate_statistics_lecture.docx
@@ -19283,6 +19283,150 @@
         <w:rPr>
           <w:rStyle w:val="DocumentationTok"/>
         </w:rPr>
+        <w:t xml:space="preserve">##          Df SumOfSqs      R2      F Pr(&gt;F)   </w:t>
+      </w:r>
+      <w:r>
+        <w:br/>
+      </w:r>
+      <w:r>
+        <w:rPr>
+          <w:rStyle w:val="DocumentationTok"/>
+        </w:rPr>
+        <w:t xml:space="preserve">## Model     1   32.602 0.10636 5.7128  0.002 **</w:t>
+      </w:r>
+      <w:r>
+        <w:br/>
+      </w:r>
+      <w:r>
+        <w:rPr>
+          <w:rStyle w:val="DocumentationTok"/>
+        </w:rPr>
+        <w:t xml:space="preserve">## Residual 48  273.930 0.89364                 </w:t>
+      </w:r>
+      <w:r>
+        <w:br/>
+      </w:r>
+      <w:r>
+        <w:rPr>
+          <w:rStyle w:val="DocumentationTok"/>
+        </w:rPr>
+        <w:t xml:space="preserve">## Total    49  306.532 1.00000                 </w:t>
+      </w:r>
+      <w:r>
+        <w:br/>
+      </w:r>
+      <w:r>
+        <w:rPr>
+          <w:rStyle w:val="DocumentationTok"/>
+        </w:rPr>
+        <w:t xml:space="preserve">## ---</w:t>
+      </w:r>
+      <w:r>
+        <w:br/>
+      </w:r>
+      <w:r>
+        <w:rPr>
+          <w:rStyle w:val="DocumentationTok"/>
+        </w:rPr>
+        <w:t xml:space="preserve">## Signif. codes:  0 '***' 0.001 '**' 0.01 '*' 0.05 '.' 0.1 ' ' 1</w:t>
+      </w:r>
+      <w:r>
+        <w:br/>
+      </w:r>
+      <w:r>
+        <w:rPr>
+          <w:rStyle w:val="DocumentationTok"/>
+        </w:rPr>
+        <w:t xml:space="preserve">## </w:t>
+      </w:r>
+      <w:r>
+        <w:br/>
+      </w:r>
+      <w:r>
+        <w:rPr>
+          <w:rStyle w:val="DocumentationTok"/>
+        </w:rPr>
+        <w:t xml:space="preserve">## $TJH_vs_LEH</w:t>
+      </w:r>
+      <w:r>
+        <w:br/>
+      </w:r>
+      <w:r>
+        <w:rPr>
+          <w:rStyle w:val="DocumentationTok"/>
+        </w:rPr>
+        <w:t xml:space="preserve">##          Df SumOfSqs      R2      F Pr(&gt;F)   </w:t>
+      </w:r>
+      <w:r>
+        <w:br/>
+      </w:r>
+      <w:r>
+        <w:rPr>
+          <w:rStyle w:val="DocumentationTok"/>
+        </w:rPr>
+        <w:t xml:space="preserve">## Model     1    47.72 0.10517 5.6414  0.002 **</w:t>
+      </w:r>
+      <w:r>
+        <w:br/>
+      </w:r>
+      <w:r>
+        <w:rPr>
+          <w:rStyle w:val="DocumentationTok"/>
+        </w:rPr>
+        <w:t xml:space="preserve">## Residual 48   406.06 0.89483                 </w:t>
+      </w:r>
+      <w:r>
+        <w:br/>
+      </w:r>
+      <w:r>
+        <w:rPr>
+          <w:rStyle w:val="DocumentationTok"/>
+        </w:rPr>
+        <w:t xml:space="preserve">## Total    49   453.78 1.00000                 </w:t>
+      </w:r>
+      <w:r>
+        <w:br/>
+      </w:r>
+      <w:r>
+        <w:rPr>
+          <w:rStyle w:val="DocumentationTok"/>
+        </w:rPr>
+        <w:t xml:space="preserve">## ---</w:t>
+      </w:r>
+      <w:r>
+        <w:br/>
+      </w:r>
+      <w:r>
+        <w:rPr>
+          <w:rStyle w:val="DocumentationTok"/>
+        </w:rPr>
+        <w:t xml:space="preserve">## Signif. codes:  0 '***' 0.001 '**' 0.01 '*' 0.05 '.' 0.1 ' ' 1</w:t>
+      </w:r>
+      <w:r>
+        <w:br/>
+      </w:r>
+      <w:r>
+        <w:rPr>
+          <w:rStyle w:val="DocumentationTok"/>
+        </w:rPr>
+        <w:t xml:space="preserve">## </w:t>
+      </w:r>
+      <w:r>
+        <w:br/>
+      </w:r>
+      <w:r>
+        <w:rPr>
+          <w:rStyle w:val="DocumentationTok"/>
+        </w:rPr>
+        <w:t xml:space="preserve">## $TJH_vs_HD</w:t>
+      </w:r>
+      <w:r>
+        <w:br/>
+      </w:r>
+      <w:r>
+        <w:rPr>
+          <w:rStyle w:val="DocumentationTok"/>
+        </w:rPr>
         <w:t xml:space="preserve">##          Df SumOfSqs      R2      F Pr(&gt;F)    </w:t>
       </w:r>
       <w:r>
@@ -19292,7 +19436,7 @@
         <w:rPr>
           <w:rStyle w:val="DocumentationTok"/>
         </w:rPr>
-        <w:t xml:space="preserve">## Model     1   32.602 0.10636 5.7128  0.001 ***</w:t>
+        <w:t xml:space="preserve">## Model     1   69.308 0.25135 11.751  0.001 ***</w:t>
       </w:r>
       <w:r>
         <w:br/>
@@ -19301,7 +19445,7 @@
         <w:rPr>
           <w:rStyle w:val="DocumentationTok"/>
         </w:rPr>
-        <w:t xml:space="preserve">## Residual 48  273.930 0.89364                  </w:t>
+        <w:t xml:space="preserve">## Residual 35  206.432 0.74865                  </w:t>
       </w:r>
       <w:r>
         <w:br/>
@@ -19310,7 +19454,7 @@
         <w:rPr>
           <w:rStyle w:val="DocumentationTok"/>
         </w:rPr>
-        <w:t xml:space="preserve">## Total    49  306.532 1.00000                  </w:t>
+        <w:t xml:space="preserve">## Total    36  275.740 1.00000                  </w:t>
       </w:r>
       <w:r>
         <w:br/>
@@ -19346,7 +19490,7 @@
         <w:rPr>
           <w:rStyle w:val="DocumentationTok"/>
         </w:rPr>
-        <w:t xml:space="preserve">## $TJH_vs_LEH</w:t>
+        <w:t xml:space="preserve">## $DG_vs_LEH</w:t>
       </w:r>
       <w:r>
         <w:br/>
@@ -19355,7 +19499,7 @@
         <w:rPr>
           <w:rStyle w:val="DocumentationTok"/>
         </w:rPr>
-        <w:t xml:space="preserve">##          Df SumOfSqs      R2      F Pr(&gt;F)   </w:t>
+        <w:t xml:space="preserve">##          Df SumOfSqs      R2      F Pr(&gt;F)  </w:t>
       </w:r>
       <w:r>
         <w:br/>
@@ -19364,151 +19508,7 @@
         <w:rPr>
           <w:rStyle w:val="DocumentationTok"/>
         </w:rPr>
-        <w:t xml:space="preserve">## Model     1    47.72 0.10517 5.6414  0.002 **</w:t>
-      </w:r>
-      <w:r>
-        <w:br/>
-      </w:r>
-      <w:r>
-        <w:rPr>
-          <w:rStyle w:val="DocumentationTok"/>
-        </w:rPr>
-        <w:t xml:space="preserve">## Residual 48   406.06 0.89483                 </w:t>
-      </w:r>
-      <w:r>
-        <w:br/>
-      </w:r>
-      <w:r>
-        <w:rPr>
-          <w:rStyle w:val="DocumentationTok"/>
-        </w:rPr>
-        <w:t xml:space="preserve">## Total    49   453.78 1.00000                 </w:t>
-      </w:r>
-      <w:r>
-        <w:br/>
-      </w:r>
-      <w:r>
-        <w:rPr>
-          <w:rStyle w:val="DocumentationTok"/>
-        </w:rPr>
-        <w:t xml:space="preserve">## ---</w:t>
-      </w:r>
-      <w:r>
-        <w:br/>
-      </w:r>
-      <w:r>
-        <w:rPr>
-          <w:rStyle w:val="DocumentationTok"/>
-        </w:rPr>
-        <w:t xml:space="preserve">## Signif. codes:  0 '***' 0.001 '**' 0.01 '*' 0.05 '.' 0.1 ' ' 1</w:t>
-      </w:r>
-      <w:r>
-        <w:br/>
-      </w:r>
-      <w:r>
-        <w:rPr>
-          <w:rStyle w:val="DocumentationTok"/>
-        </w:rPr>
-        <w:t xml:space="preserve">## </w:t>
-      </w:r>
-      <w:r>
-        <w:br/>
-      </w:r>
-      <w:r>
-        <w:rPr>
-          <w:rStyle w:val="DocumentationTok"/>
-        </w:rPr>
-        <w:t xml:space="preserve">## $TJH_vs_HD</w:t>
-      </w:r>
-      <w:r>
-        <w:br/>
-      </w:r>
-      <w:r>
-        <w:rPr>
-          <w:rStyle w:val="DocumentationTok"/>
-        </w:rPr>
-        <w:t xml:space="preserve">##          Df SumOfSqs      R2      F Pr(&gt;F)    </w:t>
-      </w:r>
-      <w:r>
-        <w:br/>
-      </w:r>
-      <w:r>
-        <w:rPr>
-          <w:rStyle w:val="DocumentationTok"/>
-        </w:rPr>
-        <w:t xml:space="preserve">## Model     1   69.308 0.25135 11.751  0.001 ***</w:t>
-      </w:r>
-      <w:r>
-        <w:br/>
-      </w:r>
-      <w:r>
-        <w:rPr>
-          <w:rStyle w:val="DocumentationTok"/>
-        </w:rPr>
-        <w:t xml:space="preserve">## Residual 35  206.432 0.74865                  </w:t>
-      </w:r>
-      <w:r>
-        <w:br/>
-      </w:r>
-      <w:r>
-        <w:rPr>
-          <w:rStyle w:val="DocumentationTok"/>
-        </w:rPr>
-        <w:t xml:space="preserve">## Total    36  275.740 1.00000                  </w:t>
-      </w:r>
-      <w:r>
-        <w:br/>
-      </w:r>
-      <w:r>
-        <w:rPr>
-          <w:rStyle w:val="DocumentationTok"/>
-        </w:rPr>
-        <w:t xml:space="preserve">## ---</w:t>
-      </w:r>
-      <w:r>
-        <w:br/>
-      </w:r>
-      <w:r>
-        <w:rPr>
-          <w:rStyle w:val="DocumentationTok"/>
-        </w:rPr>
-        <w:t xml:space="preserve">## Signif. codes:  0 '***' 0.001 '**' 0.01 '*' 0.05 '.' 0.1 ' ' 1</w:t>
-      </w:r>
-      <w:r>
-        <w:br/>
-      </w:r>
-      <w:r>
-        <w:rPr>
-          <w:rStyle w:val="DocumentationTok"/>
-        </w:rPr>
-        <w:t xml:space="preserve">## </w:t>
-      </w:r>
-      <w:r>
-        <w:br/>
-      </w:r>
-      <w:r>
-        <w:rPr>
-          <w:rStyle w:val="DocumentationTok"/>
-        </w:rPr>
-        <w:t xml:space="preserve">## $DG_vs_LEH</w:t>
-      </w:r>
-      <w:r>
-        <w:br/>
-      </w:r>
-      <w:r>
-        <w:rPr>
-          <w:rStyle w:val="DocumentationTok"/>
-        </w:rPr>
-        <w:t xml:space="preserve">##          Df SumOfSqs      R2      F Pr(&gt;F)  </w:t>
-      </w:r>
-      <w:r>
-        <w:br/>
-      </w:r>
-      <w:r>
-        <w:rPr>
-          <w:rStyle w:val="DocumentationTok"/>
-        </w:rPr>
-        <w:t xml:space="preserve">## Model     1    26.24 0.06493 3.3333  0.016 *</w:t>
+        <w:t xml:space="preserve">## Model     1    26.24 0.06493 3.3333  0.019 *</w:t>
       </w:r>
       <w:r>
         <w:br/>
@@ -20015,7 +20015,7 @@
         <w:rPr>
           <w:rStyle w:val="DocumentationTok"/>
         </w:rPr>
-        <w:t xml:space="preserve">## LEH 0.120 0.006 -    </w:t>
+        <w:t xml:space="preserve">## LEH 0.144 0.006 -    </w:t>
       </w:r>
       <w:r>
         <w:br/>
@@ -20024,7 +20024,7 @@
         <w:rPr>
           <w:rStyle w:val="DocumentationTok"/>
         </w:rPr>
-        <w:t xml:space="preserve">## TJH 0.006 0.006 0.018</w:t>
+        <w:t xml:space="preserve">## TJH 0.012 0.006 0.006</w:t>
       </w:r>
       <w:r>
         <w:br/>

--- a/docs/content/multivariate_statistics/multivariate_statistics_lecture.docx
+++ b/docs/content/multivariate_statistics/multivariate_statistics_lecture.docx
@@ -19364,7 +19364,7 @@
         <w:rPr>
           <w:rStyle w:val="DocumentationTok"/>
         </w:rPr>
-        <w:t xml:space="preserve">## Model     1    47.72 0.10517 5.6414  0.002 **</w:t>
+        <w:t xml:space="preserve">## Model     1    47.72 0.10517 5.6414  0.003 **</w:t>
       </w:r>
       <w:r>
         <w:br/>
@@ -19499,7 +19499,7 @@
         <w:rPr>
           <w:rStyle w:val="DocumentationTok"/>
         </w:rPr>
-        <w:t xml:space="preserve">##          Df SumOfSqs      R2      F Pr(&gt;F)  </w:t>
+        <w:t xml:space="preserve">##          Df SumOfSqs      R2      F Pr(&gt;F)   </w:t>
       </w:r>
       <w:r>
         <w:br/>
@@ -19508,7 +19508,7 @@
         <w:rPr>
           <w:rStyle w:val="DocumentationTok"/>
         </w:rPr>
-        <w:t xml:space="preserve">## Model     1    26.24 0.06493 3.3333  0.019 *</w:t>
+        <w:t xml:space="preserve">## Model     1    26.24 0.06493 3.3333   0.01 **</w:t>
       </w:r>
       <w:r>
         <w:br/>
@@ -19517,7 +19517,7 @@
         <w:rPr>
           <w:rStyle w:val="DocumentationTok"/>
         </w:rPr>
-        <w:t xml:space="preserve">## Residual 48   377.85 0.93507                </w:t>
+        <w:t xml:space="preserve">## Residual 48   377.85 0.93507                 </w:t>
       </w:r>
       <w:r>
         <w:br/>
@@ -19526,7 +19526,7 @@
         <w:rPr>
           <w:rStyle w:val="DocumentationTok"/>
         </w:rPr>
-        <w:t xml:space="preserve">## Total    49   404.09 1.00000                </w:t>
+        <w:t xml:space="preserve">## Total    49   404.09 1.00000                 </w:t>
       </w:r>
       <w:r>
         <w:br/>
@@ -20015,7 +20015,7 @@
         <w:rPr>
           <w:rStyle w:val="DocumentationTok"/>
         </w:rPr>
-        <w:t xml:space="preserve">## LEH 0.144 0.006 -    </w:t>
+        <w:t xml:space="preserve">## LEH 0.090 0.006 -    </w:t>
       </w:r>
       <w:r>
         <w:br/>
@@ -20024,7 +20024,7 @@
         <w:rPr>
           <w:rStyle w:val="DocumentationTok"/>
         </w:rPr>
-        <w:t xml:space="preserve">## TJH 0.012 0.006 0.006</w:t>
+        <w:t xml:space="preserve">## TJH 0.012 0.006 0.012</w:t>
       </w:r>
       <w:r>
         <w:br/>

--- a/docs/content/multivariate_statistics/multivariate_statistics_lecture.docx
+++ b/docs/content/multivariate_statistics/multivariate_statistics_lecture.docx
@@ -19283,6 +19283,78 @@
         <w:rPr>
           <w:rStyle w:val="DocumentationTok"/>
         </w:rPr>
+        <w:t xml:space="preserve">##          Df SumOfSqs      R2      F Pr(&gt;F)    </w:t>
+      </w:r>
+      <w:r>
+        <w:br/>
+      </w:r>
+      <w:r>
+        <w:rPr>
+          <w:rStyle w:val="DocumentationTok"/>
+        </w:rPr>
+        <w:t xml:space="preserve">## Model     1   32.602 0.10636 5.7128  0.001 ***</w:t>
+      </w:r>
+      <w:r>
+        <w:br/>
+      </w:r>
+      <w:r>
+        <w:rPr>
+          <w:rStyle w:val="DocumentationTok"/>
+        </w:rPr>
+        <w:t xml:space="preserve">## Residual 48  273.930 0.89364                  </w:t>
+      </w:r>
+      <w:r>
+        <w:br/>
+      </w:r>
+      <w:r>
+        <w:rPr>
+          <w:rStyle w:val="DocumentationTok"/>
+        </w:rPr>
+        <w:t xml:space="preserve">## Total    49  306.532 1.00000                  </w:t>
+      </w:r>
+      <w:r>
+        <w:br/>
+      </w:r>
+      <w:r>
+        <w:rPr>
+          <w:rStyle w:val="DocumentationTok"/>
+        </w:rPr>
+        <w:t xml:space="preserve">## ---</w:t>
+      </w:r>
+      <w:r>
+        <w:br/>
+      </w:r>
+      <w:r>
+        <w:rPr>
+          <w:rStyle w:val="DocumentationTok"/>
+        </w:rPr>
+        <w:t xml:space="preserve">## Signif. codes:  0 '***' 0.001 '**' 0.01 '*' 0.05 '.' 0.1 ' ' 1</w:t>
+      </w:r>
+      <w:r>
+        <w:br/>
+      </w:r>
+      <w:r>
+        <w:rPr>
+          <w:rStyle w:val="DocumentationTok"/>
+        </w:rPr>
+        <w:t xml:space="preserve">## </w:t>
+      </w:r>
+      <w:r>
+        <w:br/>
+      </w:r>
+      <w:r>
+        <w:rPr>
+          <w:rStyle w:val="DocumentationTok"/>
+        </w:rPr>
+        <w:t xml:space="preserve">## $TJH_vs_LEH</w:t>
+      </w:r>
+      <w:r>
+        <w:br/>
+      </w:r>
+      <w:r>
+        <w:rPr>
+          <w:rStyle w:val="DocumentationTok"/>
+        </w:rPr>
         <w:t xml:space="preserve">##          Df SumOfSqs      R2      F Pr(&gt;F)   </w:t>
       </w:r>
       <w:r>
@@ -19292,7 +19364,7 @@
         <w:rPr>
           <w:rStyle w:val="DocumentationTok"/>
         </w:rPr>
-        <w:t xml:space="preserve">## Model     1   32.602 0.10636 5.7128  0.002 **</w:t>
+        <w:t xml:space="preserve">## Model     1    47.72 0.10517 5.6414  0.004 **</w:t>
       </w:r>
       <w:r>
         <w:br/>
@@ -19301,7 +19373,7 @@
         <w:rPr>
           <w:rStyle w:val="DocumentationTok"/>
         </w:rPr>
-        <w:t xml:space="preserve">## Residual 48  273.930 0.89364                 </w:t>
+        <w:t xml:space="preserve">## Residual 48   406.06 0.89483                 </w:t>
       </w:r>
       <w:r>
         <w:br/>
@@ -19310,7 +19382,7 @@
         <w:rPr>
           <w:rStyle w:val="DocumentationTok"/>
         </w:rPr>
-        <w:t xml:space="preserve">## Total    49  306.532 1.00000                 </w:t>
+        <w:t xml:space="preserve">## Total    49   453.78 1.00000                 </w:t>
       </w:r>
       <w:r>
         <w:br/>
@@ -19346,7 +19418,7 @@
         <w:rPr>
           <w:rStyle w:val="DocumentationTok"/>
         </w:rPr>
-        <w:t xml:space="preserve">## $TJH_vs_LEH</w:t>
+        <w:t xml:space="preserve">## $TJH_vs_HD</w:t>
       </w:r>
       <w:r>
         <w:br/>
@@ -19355,7 +19427,7 @@
         <w:rPr>
           <w:rStyle w:val="DocumentationTok"/>
         </w:rPr>
-        <w:t xml:space="preserve">##          Df SumOfSqs      R2      F Pr(&gt;F)   </w:t>
+        <w:t xml:space="preserve">##          Df SumOfSqs      R2      F Pr(&gt;F)    </w:t>
       </w:r>
       <w:r>
         <w:br/>
@@ -19364,7 +19436,7 @@
         <w:rPr>
           <w:rStyle w:val="DocumentationTok"/>
         </w:rPr>
-        <w:t xml:space="preserve">## Model     1    47.72 0.10517 5.6414  0.003 **</w:t>
+        <w:t xml:space="preserve">## Model     1   69.308 0.25135 11.751  0.001 ***</w:t>
       </w:r>
       <w:r>
         <w:br/>
@@ -19373,7 +19445,7 @@
         <w:rPr>
           <w:rStyle w:val="DocumentationTok"/>
         </w:rPr>
-        <w:t xml:space="preserve">## Residual 48   406.06 0.89483                 </w:t>
+        <w:t xml:space="preserve">## Residual 35  206.432 0.74865                  </w:t>
       </w:r>
       <w:r>
         <w:br/>
@@ -19382,7 +19454,7 @@
         <w:rPr>
           <w:rStyle w:val="DocumentationTok"/>
         </w:rPr>
-        <w:t xml:space="preserve">## Total    49   453.78 1.00000                 </w:t>
+        <w:t xml:space="preserve">## Total    36  275.740 1.00000                  </w:t>
       </w:r>
       <w:r>
         <w:br/>
@@ -19418,7 +19490,7 @@
         <w:rPr>
           <w:rStyle w:val="DocumentationTok"/>
         </w:rPr>
-        <w:t xml:space="preserve">## $TJH_vs_HD</w:t>
+        <w:t xml:space="preserve">## $DG_vs_LEH</w:t>
       </w:r>
       <w:r>
         <w:br/>
@@ -19427,7 +19499,7 @@
         <w:rPr>
           <w:rStyle w:val="DocumentationTok"/>
         </w:rPr>
-        <w:t xml:space="preserve">##          Df SumOfSqs      R2      F Pr(&gt;F)    </w:t>
+        <w:t xml:space="preserve">##          Df SumOfSqs      R2      F Pr(&gt;F)  </w:t>
       </w:r>
       <w:r>
         <w:br/>
@@ -19436,7 +19508,7 @@
         <w:rPr>
           <w:rStyle w:val="DocumentationTok"/>
         </w:rPr>
-        <w:t xml:space="preserve">## Model     1   69.308 0.25135 11.751  0.001 ***</w:t>
+        <w:t xml:space="preserve">## Model     1    26.24 0.06493 3.3333  0.016 *</w:t>
       </w:r>
       <w:r>
         <w:br/>
@@ -19445,7 +19517,7 @@
         <w:rPr>
           <w:rStyle w:val="DocumentationTok"/>
         </w:rPr>
-        <w:t xml:space="preserve">## Residual 35  206.432 0.74865                  </w:t>
+        <w:t xml:space="preserve">## Residual 48   377.85 0.93507                </w:t>
       </w:r>
       <w:r>
         <w:br/>
@@ -19454,79 +19526,7 @@
         <w:rPr>
           <w:rStyle w:val="DocumentationTok"/>
         </w:rPr>
-        <w:t xml:space="preserve">## Total    36  275.740 1.00000                  </w:t>
-      </w:r>
-      <w:r>
-        <w:br/>
-      </w:r>
-      <w:r>
-        <w:rPr>
-          <w:rStyle w:val="DocumentationTok"/>
-        </w:rPr>
-        <w:t xml:space="preserve">## ---</w:t>
-      </w:r>
-      <w:r>
-        <w:br/>
-      </w:r>
-      <w:r>
-        <w:rPr>
-          <w:rStyle w:val="DocumentationTok"/>
-        </w:rPr>
-        <w:t xml:space="preserve">## Signif. codes:  0 '***' 0.001 '**' 0.01 '*' 0.05 '.' 0.1 ' ' 1</w:t>
-      </w:r>
-      <w:r>
-        <w:br/>
-      </w:r>
-      <w:r>
-        <w:rPr>
-          <w:rStyle w:val="DocumentationTok"/>
-        </w:rPr>
-        <w:t xml:space="preserve">## </w:t>
-      </w:r>
-      <w:r>
-        <w:br/>
-      </w:r>
-      <w:r>
-        <w:rPr>
-          <w:rStyle w:val="DocumentationTok"/>
-        </w:rPr>
-        <w:t xml:space="preserve">## $DG_vs_LEH</w:t>
-      </w:r>
-      <w:r>
-        <w:br/>
-      </w:r>
-      <w:r>
-        <w:rPr>
-          <w:rStyle w:val="DocumentationTok"/>
-        </w:rPr>
-        <w:t xml:space="preserve">##          Df SumOfSqs      R2      F Pr(&gt;F)   </w:t>
-      </w:r>
-      <w:r>
-        <w:br/>
-      </w:r>
-      <w:r>
-        <w:rPr>
-          <w:rStyle w:val="DocumentationTok"/>
-        </w:rPr>
-        <w:t xml:space="preserve">## Model     1    26.24 0.06493 3.3333   0.01 **</w:t>
-      </w:r>
-      <w:r>
-        <w:br/>
-      </w:r>
-      <w:r>
-        <w:rPr>
-          <w:rStyle w:val="DocumentationTok"/>
-        </w:rPr>
-        <w:t xml:space="preserve">## Residual 48   377.85 0.93507                 </w:t>
-      </w:r>
-      <w:r>
-        <w:br/>
-      </w:r>
-      <w:r>
-        <w:rPr>
-          <w:rStyle w:val="DocumentationTok"/>
-        </w:rPr>
-        <w:t xml:space="preserve">## Total    49   404.09 1.00000                 </w:t>
+        <w:t xml:space="preserve">## Total    49   404.09 1.00000                </w:t>
       </w:r>
       <w:r>
         <w:br/>
@@ -20015,7 +20015,7 @@
         <w:rPr>
           <w:rStyle w:val="DocumentationTok"/>
         </w:rPr>
-        <w:t xml:space="preserve">## LEH 0.090 0.006 -    </w:t>
+        <w:t xml:space="preserve">## LEH 0.114 0.006 -    </w:t>
       </w:r>
       <w:r>
         <w:br/>
@@ -20024,7 +20024,7 @@
         <w:rPr>
           <w:rStyle w:val="DocumentationTok"/>
         </w:rPr>
-        <w:t xml:space="preserve">## TJH 0.012 0.006 0.012</w:t>
+        <w:t xml:space="preserve">## TJH 0.018 0.006 0.006</w:t>
       </w:r>
       <w:r>
         <w:br/>

--- a/docs/content/multivariate_statistics/multivariate_statistics_lecture.docx
+++ b/docs/content/multivariate_statistics/multivariate_statistics_lecture.docx
@@ -19364,7 +19364,7 @@
         <w:rPr>
           <w:rStyle w:val="DocumentationTok"/>
         </w:rPr>
-        <w:t xml:space="preserve">## Model     1    47.72 0.10517 5.6414  0.004 **</w:t>
+        <w:t xml:space="preserve">## Model     1    47.72 0.10517 5.6414  0.003 **</w:t>
       </w:r>
       <w:r>
         <w:br/>
@@ -19508,7 +19508,7 @@
         <w:rPr>
           <w:rStyle w:val="DocumentationTok"/>
         </w:rPr>
-        <w:t xml:space="preserve">## Model     1    26.24 0.06493 3.3333  0.016 *</w:t>
+        <w:t xml:space="preserve">## Model     1    26.24 0.06493 3.3333   0.02 *</w:t>
       </w:r>
       <w:r>
         <w:br/>
@@ -19643,7 +19643,7 @@
         <w:rPr>
           <w:rStyle w:val="DocumentationTok"/>
         </w:rPr>
-        <w:t xml:space="preserve">##          Df SumOfSqs     R2      F Pr(&gt;F)    </w:t>
+        <w:t xml:space="preserve">##          Df SumOfSqs     R2      F Pr(&gt;F)   </w:t>
       </w:r>
       <w:r>
         <w:br/>
@@ -19652,7 +19652,7 @@
         <w:rPr>
           <w:rStyle w:val="DocumentationTok"/>
         </w:rPr>
-        <w:t xml:space="preserve">## Model     1   101.69 0.2468 11.468  0.001 ***</w:t>
+        <w:t xml:space="preserve">## Model     1   101.69 0.2468 11.468  0.002 **</w:t>
       </w:r>
       <w:r>
         <w:br/>
@@ -19661,7 +19661,7 @@
         <w:rPr>
           <w:rStyle w:val="DocumentationTok"/>
         </w:rPr>
-        <w:t xml:space="preserve">## Residual 35   310.35 0.7532                  </w:t>
+        <w:t xml:space="preserve">## Residual 35   310.35 0.7532                 </w:t>
       </w:r>
       <w:r>
         <w:br/>
@@ -19670,7 +19670,7 @@
         <w:rPr>
           <w:rStyle w:val="DocumentationTok"/>
         </w:rPr>
-        <w:t xml:space="preserve">## Total    36   412.04 1.0000                  </w:t>
+        <w:t xml:space="preserve">## Total    36   412.04 1.0000                 </w:t>
       </w:r>
       <w:r>
         <w:br/>
@@ -20015,7 +20015,7 @@
         <w:rPr>
           <w:rStyle w:val="DocumentationTok"/>
         </w:rPr>
-        <w:t xml:space="preserve">## LEH 0.114 0.006 -    </w:t>
+        <w:t xml:space="preserve">## LEH 0.108 0.006 -    </w:t>
       </w:r>
       <w:r>
         <w:br/>
@@ -20024,7 +20024,7 @@
         <w:rPr>
           <w:rStyle w:val="DocumentationTok"/>
         </w:rPr>
-        <w:t xml:space="preserve">## TJH 0.018 0.006 0.006</w:t>
+        <w:t xml:space="preserve">## TJH 0.012 0.006 0.012</w:t>
       </w:r>
       <w:r>
         <w:br/>

--- a/docs/content/multivariate_statistics/multivariate_statistics_lecture.docx
+++ b/docs/content/multivariate_statistics/multivariate_statistics_lecture.docx
@@ -19283,6 +19283,150 @@
         <w:rPr>
           <w:rStyle w:val="DocumentationTok"/>
         </w:rPr>
+        <w:t xml:space="preserve">##          Df SumOfSqs      R2      F Pr(&gt;F)   </w:t>
+      </w:r>
+      <w:r>
+        <w:br/>
+      </w:r>
+      <w:r>
+        <w:rPr>
+          <w:rStyle w:val="DocumentationTok"/>
+        </w:rPr>
+        <w:t xml:space="preserve">## Model     1   32.602 0.10636 5.7128  0.002 **</w:t>
+      </w:r>
+      <w:r>
+        <w:br/>
+      </w:r>
+      <w:r>
+        <w:rPr>
+          <w:rStyle w:val="DocumentationTok"/>
+        </w:rPr>
+        <w:t xml:space="preserve">## Residual 48  273.930 0.89364                 </w:t>
+      </w:r>
+      <w:r>
+        <w:br/>
+      </w:r>
+      <w:r>
+        <w:rPr>
+          <w:rStyle w:val="DocumentationTok"/>
+        </w:rPr>
+        <w:t xml:space="preserve">## Total    49  306.532 1.00000                 </w:t>
+      </w:r>
+      <w:r>
+        <w:br/>
+      </w:r>
+      <w:r>
+        <w:rPr>
+          <w:rStyle w:val="DocumentationTok"/>
+        </w:rPr>
+        <w:t xml:space="preserve">## ---</w:t>
+      </w:r>
+      <w:r>
+        <w:br/>
+      </w:r>
+      <w:r>
+        <w:rPr>
+          <w:rStyle w:val="DocumentationTok"/>
+        </w:rPr>
+        <w:t xml:space="preserve">## Signif. codes:  0 '***' 0.001 '**' 0.01 '*' 0.05 '.' 0.1 ' ' 1</w:t>
+      </w:r>
+      <w:r>
+        <w:br/>
+      </w:r>
+      <w:r>
+        <w:rPr>
+          <w:rStyle w:val="DocumentationTok"/>
+        </w:rPr>
+        <w:t xml:space="preserve">## </w:t>
+      </w:r>
+      <w:r>
+        <w:br/>
+      </w:r>
+      <w:r>
+        <w:rPr>
+          <w:rStyle w:val="DocumentationTok"/>
+        </w:rPr>
+        <w:t xml:space="preserve">## $TJH_vs_LEH</w:t>
+      </w:r>
+      <w:r>
+        <w:br/>
+      </w:r>
+      <w:r>
+        <w:rPr>
+          <w:rStyle w:val="DocumentationTok"/>
+        </w:rPr>
+        <w:t xml:space="preserve">##          Df SumOfSqs      R2      F Pr(&gt;F)   </w:t>
+      </w:r>
+      <w:r>
+        <w:br/>
+      </w:r>
+      <w:r>
+        <w:rPr>
+          <w:rStyle w:val="DocumentationTok"/>
+        </w:rPr>
+        <w:t xml:space="preserve">## Model     1    47.72 0.10517 5.6414  0.003 **</w:t>
+      </w:r>
+      <w:r>
+        <w:br/>
+      </w:r>
+      <w:r>
+        <w:rPr>
+          <w:rStyle w:val="DocumentationTok"/>
+        </w:rPr>
+        <w:t xml:space="preserve">## Residual 48   406.06 0.89483                 </w:t>
+      </w:r>
+      <w:r>
+        <w:br/>
+      </w:r>
+      <w:r>
+        <w:rPr>
+          <w:rStyle w:val="DocumentationTok"/>
+        </w:rPr>
+        <w:t xml:space="preserve">## Total    49   453.78 1.00000                 </w:t>
+      </w:r>
+      <w:r>
+        <w:br/>
+      </w:r>
+      <w:r>
+        <w:rPr>
+          <w:rStyle w:val="DocumentationTok"/>
+        </w:rPr>
+        <w:t xml:space="preserve">## ---</w:t>
+      </w:r>
+      <w:r>
+        <w:br/>
+      </w:r>
+      <w:r>
+        <w:rPr>
+          <w:rStyle w:val="DocumentationTok"/>
+        </w:rPr>
+        <w:t xml:space="preserve">## Signif. codes:  0 '***' 0.001 '**' 0.01 '*' 0.05 '.' 0.1 ' ' 1</w:t>
+      </w:r>
+      <w:r>
+        <w:br/>
+      </w:r>
+      <w:r>
+        <w:rPr>
+          <w:rStyle w:val="DocumentationTok"/>
+        </w:rPr>
+        <w:t xml:space="preserve">## </w:t>
+      </w:r>
+      <w:r>
+        <w:br/>
+      </w:r>
+      <w:r>
+        <w:rPr>
+          <w:rStyle w:val="DocumentationTok"/>
+        </w:rPr>
+        <w:t xml:space="preserve">## $TJH_vs_HD</w:t>
+      </w:r>
+      <w:r>
+        <w:br/>
+      </w:r>
+      <w:r>
+        <w:rPr>
+          <w:rStyle w:val="DocumentationTok"/>
+        </w:rPr>
         <w:t xml:space="preserve">##          Df SumOfSqs      R2      F Pr(&gt;F)    </w:t>
       </w:r>
       <w:r>
@@ -19292,7 +19436,7 @@
         <w:rPr>
           <w:rStyle w:val="DocumentationTok"/>
         </w:rPr>
-        <w:t xml:space="preserve">## Model     1   32.602 0.10636 5.7128  0.001 ***</w:t>
+        <w:t xml:space="preserve">## Model     1   69.308 0.25135 11.751  0.001 ***</w:t>
       </w:r>
       <w:r>
         <w:br/>
@@ -19301,7 +19445,7 @@
         <w:rPr>
           <w:rStyle w:val="DocumentationTok"/>
         </w:rPr>
-        <w:t xml:space="preserve">## Residual 48  273.930 0.89364                  </w:t>
+        <w:t xml:space="preserve">## Residual 35  206.432 0.74865                  </w:t>
       </w:r>
       <w:r>
         <w:br/>
@@ -19310,7 +19454,7 @@
         <w:rPr>
           <w:rStyle w:val="DocumentationTok"/>
         </w:rPr>
-        <w:t xml:space="preserve">## Total    49  306.532 1.00000                  </w:t>
+        <w:t xml:space="preserve">## Total    36  275.740 1.00000                  </w:t>
       </w:r>
       <w:r>
         <w:br/>
@@ -19346,7 +19490,7 @@
         <w:rPr>
           <w:rStyle w:val="DocumentationTok"/>
         </w:rPr>
-        <w:t xml:space="preserve">## $TJH_vs_LEH</w:t>
+        <w:t xml:space="preserve">## $DG_vs_LEH</w:t>
       </w:r>
       <w:r>
         <w:br/>
@@ -19355,7 +19499,7 @@
         <w:rPr>
           <w:rStyle w:val="DocumentationTok"/>
         </w:rPr>
-        <w:t xml:space="preserve">##          Df SumOfSqs      R2      F Pr(&gt;F)   </w:t>
+        <w:t xml:space="preserve">##          Df SumOfSqs      R2      F Pr(&gt;F)  </w:t>
       </w:r>
       <w:r>
         <w:br/>
@@ -19364,7 +19508,7 @@
         <w:rPr>
           <w:rStyle w:val="DocumentationTok"/>
         </w:rPr>
-        <w:t xml:space="preserve">## Model     1    47.72 0.10517 5.6414  0.003 **</w:t>
+        <w:t xml:space="preserve">## Model     1    26.24 0.06493 3.3333  0.014 *</w:t>
       </w:r>
       <w:r>
         <w:br/>
@@ -19373,7 +19517,7 @@
         <w:rPr>
           <w:rStyle w:val="DocumentationTok"/>
         </w:rPr>
-        <w:t xml:space="preserve">## Residual 48   406.06 0.89483                 </w:t>
+        <w:t xml:space="preserve">## Residual 48   377.85 0.93507                </w:t>
       </w:r>
       <w:r>
         <w:br/>
@@ -19382,7 +19526,7 @@
         <w:rPr>
           <w:rStyle w:val="DocumentationTok"/>
         </w:rPr>
-        <w:t xml:space="preserve">## Total    49   453.78 1.00000                 </w:t>
+        <w:t xml:space="preserve">## Total    49   404.09 1.00000                </w:t>
       </w:r>
       <w:r>
         <w:br/>
@@ -19418,7 +19562,7 @@
         <w:rPr>
           <w:rStyle w:val="DocumentationTok"/>
         </w:rPr>
-        <w:t xml:space="preserve">## $TJH_vs_HD</w:t>
+        <w:t xml:space="preserve">## $DG_vs_HD</w:t>
       </w:r>
       <w:r>
         <w:br/>
@@ -19436,7 +19580,7 @@
         <w:rPr>
           <w:rStyle w:val="DocumentationTok"/>
         </w:rPr>
-        <w:t xml:space="preserve">## Model     1   69.308 0.25135 11.751  0.001 ***</w:t>
+        <w:t xml:space="preserve">## Model     1   131.09 0.42382 25.745  0.001 ***</w:t>
       </w:r>
       <w:r>
         <w:br/>
@@ -19445,7 +19589,7 @@
         <w:rPr>
           <w:rStyle w:val="DocumentationTok"/>
         </w:rPr>
-        <w:t xml:space="preserve">## Residual 35  206.432 0.74865                  </w:t>
+        <w:t xml:space="preserve">## Residual 35   178.22 0.57618                  </w:t>
       </w:r>
       <w:r>
         <w:br/>
@@ -19454,7 +19598,7 @@
         <w:rPr>
           <w:rStyle w:val="DocumentationTok"/>
         </w:rPr>
-        <w:t xml:space="preserve">## Total    36  275.740 1.00000                  </w:t>
+        <w:t xml:space="preserve">## Total    36   309.31 1.00000                  </w:t>
       </w:r>
       <w:r>
         <w:br/>
@@ -19490,7 +19634,7 @@
         <w:rPr>
           <w:rStyle w:val="DocumentationTok"/>
         </w:rPr>
-        <w:t xml:space="preserve">## $DG_vs_LEH</w:t>
+        <w:t xml:space="preserve">## $LEH_vs_HD</w:t>
       </w:r>
       <w:r>
         <w:br/>
@@ -19499,7 +19643,7 @@
         <w:rPr>
           <w:rStyle w:val="DocumentationTok"/>
         </w:rPr>
-        <w:t xml:space="preserve">##          Df SumOfSqs      R2      F Pr(&gt;F)  </w:t>
+        <w:t xml:space="preserve">##          Df SumOfSqs     R2      F Pr(&gt;F)    </w:t>
       </w:r>
       <w:r>
         <w:br/>
@@ -19508,7 +19652,7 @@
         <w:rPr>
           <w:rStyle w:val="DocumentationTok"/>
         </w:rPr>
-        <w:t xml:space="preserve">## Model     1    26.24 0.06493 3.3333   0.02 *</w:t>
+        <w:t xml:space="preserve">## Model     1   101.69 0.2468 11.468  0.001 ***</w:t>
       </w:r>
       <w:r>
         <w:br/>
@@ -19517,7 +19661,7 @@
         <w:rPr>
           <w:rStyle w:val="DocumentationTok"/>
         </w:rPr>
-        <w:t xml:space="preserve">## Residual 48   377.85 0.93507                </w:t>
+        <w:t xml:space="preserve">## Residual 35   310.35 0.7532                  </w:t>
       </w:r>
       <w:r>
         <w:br/>
@@ -19526,151 +19670,7 @@
         <w:rPr>
           <w:rStyle w:val="DocumentationTok"/>
         </w:rPr>
-        <w:t xml:space="preserve">## Total    49   404.09 1.00000                </w:t>
-      </w:r>
-      <w:r>
-        <w:br/>
-      </w:r>
-      <w:r>
-        <w:rPr>
-          <w:rStyle w:val="DocumentationTok"/>
-        </w:rPr>
-        <w:t xml:space="preserve">## ---</w:t>
-      </w:r>
-      <w:r>
-        <w:br/>
-      </w:r>
-      <w:r>
-        <w:rPr>
-          <w:rStyle w:val="DocumentationTok"/>
-        </w:rPr>
-        <w:t xml:space="preserve">## Signif. codes:  0 '***' 0.001 '**' 0.01 '*' 0.05 '.' 0.1 ' ' 1</w:t>
-      </w:r>
-      <w:r>
-        <w:br/>
-      </w:r>
-      <w:r>
-        <w:rPr>
-          <w:rStyle w:val="DocumentationTok"/>
-        </w:rPr>
-        <w:t xml:space="preserve">## </w:t>
-      </w:r>
-      <w:r>
-        <w:br/>
-      </w:r>
-      <w:r>
-        <w:rPr>
-          <w:rStyle w:val="DocumentationTok"/>
-        </w:rPr>
-        <w:t xml:space="preserve">## $DG_vs_HD</w:t>
-      </w:r>
-      <w:r>
-        <w:br/>
-      </w:r>
-      <w:r>
-        <w:rPr>
-          <w:rStyle w:val="DocumentationTok"/>
-        </w:rPr>
-        <w:t xml:space="preserve">##          Df SumOfSqs      R2      F Pr(&gt;F)    </w:t>
-      </w:r>
-      <w:r>
-        <w:br/>
-      </w:r>
-      <w:r>
-        <w:rPr>
-          <w:rStyle w:val="DocumentationTok"/>
-        </w:rPr>
-        <w:t xml:space="preserve">## Model     1   131.09 0.42382 25.745  0.001 ***</w:t>
-      </w:r>
-      <w:r>
-        <w:br/>
-      </w:r>
-      <w:r>
-        <w:rPr>
-          <w:rStyle w:val="DocumentationTok"/>
-        </w:rPr>
-        <w:t xml:space="preserve">## Residual 35   178.22 0.57618                  </w:t>
-      </w:r>
-      <w:r>
-        <w:br/>
-      </w:r>
-      <w:r>
-        <w:rPr>
-          <w:rStyle w:val="DocumentationTok"/>
-        </w:rPr>
-        <w:t xml:space="preserve">## Total    36   309.31 1.00000                  </w:t>
-      </w:r>
-      <w:r>
-        <w:br/>
-      </w:r>
-      <w:r>
-        <w:rPr>
-          <w:rStyle w:val="DocumentationTok"/>
-        </w:rPr>
-        <w:t xml:space="preserve">## ---</w:t>
-      </w:r>
-      <w:r>
-        <w:br/>
-      </w:r>
-      <w:r>
-        <w:rPr>
-          <w:rStyle w:val="DocumentationTok"/>
-        </w:rPr>
-        <w:t xml:space="preserve">## Signif. codes:  0 '***' 0.001 '**' 0.01 '*' 0.05 '.' 0.1 ' ' 1</w:t>
-      </w:r>
-      <w:r>
-        <w:br/>
-      </w:r>
-      <w:r>
-        <w:rPr>
-          <w:rStyle w:val="DocumentationTok"/>
-        </w:rPr>
-        <w:t xml:space="preserve">## </w:t>
-      </w:r>
-      <w:r>
-        <w:br/>
-      </w:r>
-      <w:r>
-        <w:rPr>
-          <w:rStyle w:val="DocumentationTok"/>
-        </w:rPr>
-        <w:t xml:space="preserve">## $LEH_vs_HD</w:t>
-      </w:r>
-      <w:r>
-        <w:br/>
-      </w:r>
-      <w:r>
-        <w:rPr>
-          <w:rStyle w:val="DocumentationTok"/>
-        </w:rPr>
-        <w:t xml:space="preserve">##          Df SumOfSqs     R2      F Pr(&gt;F)   </w:t>
-      </w:r>
-      <w:r>
-        <w:br/>
-      </w:r>
-      <w:r>
-        <w:rPr>
-          <w:rStyle w:val="DocumentationTok"/>
-        </w:rPr>
-        <w:t xml:space="preserve">## Model     1   101.69 0.2468 11.468  0.002 **</w:t>
-      </w:r>
-      <w:r>
-        <w:br/>
-      </w:r>
-      <w:r>
-        <w:rPr>
-          <w:rStyle w:val="DocumentationTok"/>
-        </w:rPr>
-        <w:t xml:space="preserve">## Residual 35   310.35 0.7532                 </w:t>
-      </w:r>
-      <w:r>
-        <w:br/>
-      </w:r>
-      <w:r>
-        <w:rPr>
-          <w:rStyle w:val="DocumentationTok"/>
-        </w:rPr>
-        <w:t xml:space="preserve">## Total    36   412.04 1.0000                 </w:t>
+        <w:t xml:space="preserve">## Total    36   412.04 1.0000                  </w:t>
       </w:r>
       <w:r>
         <w:br/>
@@ -20015,7 +20015,7 @@
         <w:rPr>
           <w:rStyle w:val="DocumentationTok"/>
         </w:rPr>
-        <w:t xml:space="preserve">## LEH 0.108 0.006 -    </w:t>
+        <w:t xml:space="preserve">## LEH 0.114 0.006 -    </w:t>
       </w:r>
       <w:r>
         <w:br/>
@@ -20024,7 +20024,7 @@
         <w:rPr>
           <w:rStyle w:val="DocumentationTok"/>
         </w:rPr>
-        <w:t xml:space="preserve">## TJH 0.012 0.006 0.012</w:t>
+        <w:t xml:space="preserve">## TJH 0.012 0.006 0.018</w:t>
       </w:r>
       <w:r>
         <w:br/>

--- a/docs/content/multivariate_statistics/multivariate_statistics_lecture.docx
+++ b/docs/content/multivariate_statistics/multivariate_statistics_lecture.docx
@@ -19292,7 +19292,7 @@
         <w:rPr>
           <w:rStyle w:val="DocumentationTok"/>
         </w:rPr>
-        <w:t xml:space="preserve">## Model     1   32.602 0.10636 5.7128  0.002 **</w:t>
+        <w:t xml:space="preserve">## Model     1   32.602 0.10636 5.7128  0.005 **</w:t>
       </w:r>
       <w:r>
         <w:br/>
@@ -19364,7 +19364,7 @@
         <w:rPr>
           <w:rStyle w:val="DocumentationTok"/>
         </w:rPr>
-        <w:t xml:space="preserve">## Model     1    47.72 0.10517 5.6414  0.003 **</w:t>
+        <w:t xml:space="preserve">## Model     1    47.72 0.10517 5.6414  0.006 **</w:t>
       </w:r>
       <w:r>
         <w:br/>
@@ -19508,7 +19508,7 @@
         <w:rPr>
           <w:rStyle w:val="DocumentationTok"/>
         </w:rPr>
-        <w:t xml:space="preserve">## Model     1    26.24 0.06493 3.3333  0.014 *</w:t>
+        <w:t xml:space="preserve">## Model     1    26.24 0.06493 3.3333  0.017 *</w:t>
       </w:r>
       <w:r>
         <w:br/>
@@ -20015,7 +20015,7 @@
         <w:rPr>
           <w:rStyle w:val="DocumentationTok"/>
         </w:rPr>
-        <w:t xml:space="preserve">## LEH 0.114 0.006 -    </w:t>
+        <w:t xml:space="preserve">## LEH 0.120 0.006 -    </w:t>
       </w:r>
       <w:r>
         <w:br/>
@@ -20024,7 +20024,7 @@
         <w:rPr>
           <w:rStyle w:val="DocumentationTok"/>
         </w:rPr>
-        <w:t xml:space="preserve">## TJH 0.012 0.006 0.018</w:t>
+        <w:t xml:space="preserve">## TJH 0.006 0.006 0.006</w:t>
       </w:r>
       <w:r>
         <w:br/>
@@ -20311,6 +20311,8 @@
     </w:p>
     <w:bookmarkEnd w:id="194"/>
     <w:sectPr>
+      <w:pgSz w:h="15840" w:w="12240"/>
+      <w:pgMar w:bottom="720" w:footer="360" w:gutter="0" w:header="360" w:left="1008" w:right="720" w:top="720"/>
       <w:footnotePr>
         <w:numRestart w:val="eachSect"/>
       </w:footnotePr>
@@ -21333,7 +21335,7 @@
     </w:rPrDefault>
     <w:pPrDefault>
       <w:pPr>
-        <w:spacing w:after="100"/>
+        <w:spacing w:after="100" w:before="0"/>
       </w:pPr>
     </w:pPrDefault>
   </w:docDefaults>
@@ -21348,7 +21350,7 @@
     <w:link w:val="BodyTextChar"/>
     <w:qFormat/>
     <w:pPr>
-      <w:spacing w:after="90" w:before="90"/>
+      <w:spacing w:after="90" w:before="0"/>
     </w:pPr>
   </w:style>
   <w:style w:customStyle="1" w:styleId="FirstParagraph" w:type="paragraph">
@@ -21362,7 +21364,7 @@
     <w:basedOn w:val="BodyText"/>
     <w:qFormat/>
     <w:pPr>
-      <w:spacing w:after="20" w:before="20"/>
+      <w:spacing w:after="20" w:before="0"/>
     </w:pPr>
   </w:style>
   <w:style w:styleId="Title" w:type="paragraph">
@@ -21374,7 +21376,7 @@
     <w:qFormat/>
     <w:rsid w:val="00A10FD9"/>
     <w:pPr>
-      <w:spacing w:after="60" w:line="240" w:lineRule="auto"/>
+      <w:spacing w:after="60" w:before="0" w:line="240" w:lineRule="auto"/>
       <w:contextualSpacing/>
       <w:jc w:val="center"/>
     </w:pPr>
@@ -21405,6 +21407,7 @@
     <w:qFormat/>
     <w:rsid w:val="00A10FD9"/>
     <w:pPr>
+      <w:spacing w:before="0"/>
       <w:numPr>
         <w:ilvl w:val="1"/>
       </w:numPr>
@@ -21436,6 +21439,7 @@
     <w:next w:val="BodyText"/>
     <w:qFormat/>
     <w:pPr>
+      <w:spacing w:before="0"/>
       <w:keepNext/>
       <w:keepLines/>
     </w:pPr>
@@ -21450,6 +21454,7 @@
     <w:next w:val="BodyText"/>
     <w:qFormat/>
     <w:pPr>
+      <w:spacing w:before="0"/>
       <w:keepNext/>
       <w:keepLines/>
     </w:pPr>
@@ -21466,7 +21471,7 @@
     <w:pPr>
       <w:keepNext/>
       <w:keepLines/>
-      <w:spacing w:after="0" w:before="300"/>
+      <w:spacing w:after="0" w:before="0"/>
       <w:jc w:val="center"/>
     </w:pPr>
     <w:rPr>
@@ -21483,7 +21488,7 @@
     <w:pPr>
       <w:keepNext/>
       <w:keepLines/>
-      <w:spacing w:after="300" w:before="100"/>
+      <w:spacing w:after="300" w:before="0"/>
     </w:pPr>
     <w:rPr>
       <w:sz w:val="20"/>
@@ -21509,7 +21514,7 @@
     <w:pPr>
       <w:keepNext/>
       <w:keepLines/>
-      <w:spacing w:after="60" w:before="200"/>
+      <w:spacing w:after="60" w:before="120"/>
       <w:outlineLvl w:val="0"/>
     </w:pPr>
     <w:rPr>
@@ -21532,7 +21537,7 @@
     <w:pPr>
       <w:keepNext/>
       <w:keepLines/>
-      <w:spacing w:after="50" w:before="140"/>
+      <w:spacing w:after="50" w:before="100"/>
       <w:outlineLvl w:val="1"/>
     </w:pPr>
     <w:rPr>
@@ -21555,7 +21560,7 @@
     <w:pPr>
       <w:keepNext/>
       <w:keepLines/>
-      <w:spacing w:after="40" w:before="120"/>
+      <w:spacing w:after="40" w:before="80"/>
       <w:outlineLvl w:val="2"/>
     </w:pPr>
     <w:rPr>
@@ -21601,7 +21606,7 @@
     <w:pPr>
       <w:keepNext/>
       <w:keepLines/>
-      <w:spacing w:after="40" w:before="80"/>
+      <w:spacing w:after="40" w:before="60"/>
       <w:outlineLvl w:val="4"/>
     </w:pPr>
     <w:rPr>
@@ -21622,7 +21627,7 @@
     <w:pPr>
       <w:keepNext/>
       <w:keepLines/>
-      <w:spacing w:after="0" w:before="40"/>
+      <w:spacing w:after="0" w:before="60"/>
       <w:outlineLvl w:val="5"/>
     </w:pPr>
     <w:rPr>
@@ -21645,7 +21650,7 @@
     <w:pPr>
       <w:keepNext/>
       <w:keepLines/>
-      <w:spacing w:after="0" w:before="40"/>
+      <w:spacing w:after="0" w:before="60"/>
       <w:outlineLvl w:val="6"/>
     </w:pPr>
     <w:rPr>
@@ -21666,7 +21671,7 @@
     <w:pPr>
       <w:keepNext/>
       <w:keepLines/>
-      <w:spacing w:after="0"/>
+      <w:spacing w:after="0" w:before="60"/>
       <w:outlineLvl w:val="7"/>
     </w:pPr>
     <w:rPr>
@@ -21689,7 +21694,7 @@
     <w:pPr>
       <w:keepNext/>
       <w:keepLines/>
-      <w:spacing w:after="0"/>
+      <w:spacing w:after="0" w:before="60"/>
       <w:outlineLvl w:val="8"/>
     </w:pPr>
     <w:rPr>
@@ -21824,7 +21829,7 @@
     <w:unhideWhenUsed/>
     <w:qFormat/>
     <w:pPr>
-      <w:spacing w:after="50" w:before="50"/>
+      <w:spacing w:after="50" w:before="0"/>
       <w:ind w:firstLine="0" w:left="480" w:right="480"/>
     </w:pPr>
   </w:style>
@@ -21844,7 +21849,7 @@
     <w:unhideWhenUsed/>
     <w:qFormat/>
     <w:pPr>
-      <w:spacing w:after="100" w:before="100"/>
+      <w:spacing w:after="100" w:before="0"/>
       <w:ind w:firstLine="0" w:left="480" w:right="480"/>
     </w:pPr>
   </w:style>
@@ -21891,7 +21896,7 @@
     <w:pPr>
       <w:keepNext/>
       <w:keepLines/>
-      <w:spacing w:after="0"/>
+      <w:spacing w:after="0" w:before="0"/>
     </w:pPr>
     <w:rPr>
       <w:b/>
@@ -21916,6 +21921,7 @@
     <w:name w:val="Table Caption"/>
     <w:basedOn w:val="Caption"/>
     <w:pPr>
+      <w:spacing w:before="0"/>
       <w:keepNext/>
     </w:pPr>
   </w:style>
@@ -21931,6 +21937,7 @@
     <w:name w:val="Captioned Figure"/>
     <w:basedOn w:val="Figure"/>
     <w:pPr>
+      <w:spacing w:before="0"/>
       <w:keepNext/>
     </w:pPr>
   </w:style>
@@ -21973,7 +21980,7 @@
     <w:unhideWhenUsed/>
     <w:qFormat/>
     <w:pPr>
-      <w:spacing w:before="240" w:line="259" w:lineRule="auto"/>
+      <w:spacing w:before="0" w:line="259" w:lineRule="auto"/>
       <w:outlineLvl w:val="9"/>
     </w:pPr>
     <w:rPr>

--- a/docs/content/multivariate_statistics/multivariate_statistics_lecture.docx
+++ b/docs/content/multivariate_statistics/multivariate_statistics_lecture.docx
@@ -19292,7 +19292,7 @@
         <w:rPr>
           <w:rStyle w:val="DocumentationTok"/>
         </w:rPr>
-        <w:t xml:space="preserve">## Model     1   32.602 0.10636 5.7128  0.005 **</w:t>
+        <w:t xml:space="preserve">## Model     1   32.602 0.10636 5.7128  0.002 **</w:t>
       </w:r>
       <w:r>
         <w:br/>
@@ -19364,7 +19364,7 @@
         <w:rPr>
           <w:rStyle w:val="DocumentationTok"/>
         </w:rPr>
-        <w:t xml:space="preserve">## Model     1    47.72 0.10517 5.6414  0.006 **</w:t>
+        <w:t xml:space="preserve">## Model     1    47.72 0.10517 5.6414  0.002 **</w:t>
       </w:r>
       <w:r>
         <w:br/>
@@ -19508,7 +19508,7 @@
         <w:rPr>
           <w:rStyle w:val="DocumentationTok"/>
         </w:rPr>
-        <w:t xml:space="preserve">## Model     1    26.24 0.06493 3.3333  0.017 *</w:t>
+        <w:t xml:space="preserve">## Model     1    26.24 0.06493 3.3333  0.016 *</w:t>
       </w:r>
       <w:r>
         <w:br/>
@@ -20015,7 +20015,7 @@
         <w:rPr>
           <w:rStyle w:val="DocumentationTok"/>
         </w:rPr>
-        <w:t xml:space="preserve">## LEH 0.120 0.006 -    </w:t>
+        <w:t xml:space="preserve">## LEH 0.132 0.006 -    </w:t>
       </w:r>
       <w:r>
         <w:br/>
@@ -20024,7 +20024,7 @@
         <w:rPr>
           <w:rStyle w:val="DocumentationTok"/>
         </w:rPr>
-        <w:t xml:space="preserve">## TJH 0.006 0.006 0.006</w:t>
+        <w:t xml:space="preserve">## TJH 0.018 0.006 0.024</w:t>
       </w:r>
       <w:r>
         <w:br/>

--- a/docs/content/multivariate_statistics/multivariate_statistics_lecture.docx
+++ b/docs/content/multivariate_statistics/multivariate_statistics_lecture.docx
@@ -19292,7 +19292,7 @@
         <w:rPr>
           <w:rStyle w:val="DocumentationTok"/>
         </w:rPr>
-        <w:t xml:space="preserve">## Model     1   32.602 0.10636 5.7128  0.002 **</w:t>
+        <w:t xml:space="preserve">## Model     1   32.602 0.10636 5.7128  0.003 **</w:t>
       </w:r>
       <w:r>
         <w:br/>
@@ -19508,7 +19508,7 @@
         <w:rPr>
           <w:rStyle w:val="DocumentationTok"/>
         </w:rPr>
-        <w:t xml:space="preserve">## Model     1    26.24 0.06493 3.3333  0.016 *</w:t>
+        <w:t xml:space="preserve">## Model     1    26.24 0.06493 3.3333  0.018 *</w:t>
       </w:r>
       <w:r>
         <w:br/>
@@ -20015,7 +20015,7 @@
         <w:rPr>
           <w:rStyle w:val="DocumentationTok"/>
         </w:rPr>
-        <w:t xml:space="preserve">## LEH 0.132 0.006 -    </w:t>
+        <w:t xml:space="preserve">## LEH 0.138 0.006 -    </w:t>
       </w:r>
       <w:r>
         <w:br/>
@@ -20024,7 +20024,7 @@
         <w:rPr>
           <w:rStyle w:val="DocumentationTok"/>
         </w:rPr>
-        <w:t xml:space="preserve">## TJH 0.018 0.006 0.024</w:t>
+        <w:t xml:space="preserve">## TJH 0.012 0.006 0.012</w:t>
       </w:r>
       <w:r>
         <w:br/>

--- a/docs/content/multivariate_statistics/multivariate_statistics_lecture.docx
+++ b/docs/content/multivariate_statistics/multivariate_statistics_lecture.docx
@@ -19292,7 +19292,7 @@
         <w:rPr>
           <w:rStyle w:val="DocumentationTok"/>
         </w:rPr>
-        <w:t xml:space="preserve">## Model     1   32.602 0.10636 5.7128  0.003 **</w:t>
+        <w:t xml:space="preserve">## Model     1   32.602 0.10636 5.7128  0.002 **</w:t>
       </w:r>
       <w:r>
         <w:br/>
@@ -19364,7 +19364,7 @@
         <w:rPr>
           <w:rStyle w:val="DocumentationTok"/>
         </w:rPr>
-        <w:t xml:space="preserve">## Model     1    47.72 0.10517 5.6414  0.002 **</w:t>
+        <w:t xml:space="preserve">## Model     1    47.72 0.10517 5.6414  0.004 **</w:t>
       </w:r>
       <w:r>
         <w:br/>
@@ -19508,7 +19508,7 @@
         <w:rPr>
           <w:rStyle w:val="DocumentationTok"/>
         </w:rPr>
-        <w:t xml:space="preserve">## Model     1    26.24 0.06493 3.3333  0.018 *</w:t>
+        <w:t xml:space="preserve">## Model     1    26.24 0.06493 3.3333  0.015 *</w:t>
       </w:r>
       <w:r>
         <w:br/>
@@ -20015,7 +20015,7 @@
         <w:rPr>
           <w:rStyle w:val="DocumentationTok"/>
         </w:rPr>
-        <w:t xml:space="preserve">## LEH 0.138 0.006 -    </w:t>
+        <w:t xml:space="preserve">## LEH 0.102 0.006 -    </w:t>
       </w:r>
       <w:r>
         <w:br/>
@@ -20024,7 +20024,7 @@
         <w:rPr>
           <w:rStyle w:val="DocumentationTok"/>
         </w:rPr>
-        <w:t xml:space="preserve">## TJH 0.012 0.006 0.012</w:t>
+        <w:t xml:space="preserve">## TJH 0.006 0.006 0.012</w:t>
       </w:r>
       <w:r>
         <w:br/>

--- a/docs/content/multivariate_statistics/multivariate_statistics_lecture.docx
+++ b/docs/content/multivariate_statistics/multivariate_statistics_lecture.docx
@@ -19292,7 +19292,7 @@
         <w:rPr>
           <w:rStyle w:val="DocumentationTok"/>
         </w:rPr>
-        <w:t xml:space="preserve">## Model     1   32.602 0.10636 5.7128  0.002 **</w:t>
+        <w:t xml:space="preserve">## Model     1   32.602 0.10636 5.7128  0.003 **</w:t>
       </w:r>
       <w:r>
         <w:br/>
@@ -19364,7 +19364,7 @@
         <w:rPr>
           <w:rStyle w:val="DocumentationTok"/>
         </w:rPr>
-        <w:t xml:space="preserve">## Model     1    47.72 0.10517 5.6414  0.004 **</w:t>
+        <w:t xml:space="preserve">## Model     1    47.72 0.10517 5.6414  0.006 **</w:t>
       </w:r>
       <w:r>
         <w:br/>
@@ -19508,7 +19508,7 @@
         <w:rPr>
           <w:rStyle w:val="DocumentationTok"/>
         </w:rPr>
-        <w:t xml:space="preserve">## Model     1    26.24 0.06493 3.3333  0.015 *</w:t>
+        <w:t xml:space="preserve">## Model     1    26.24 0.06493 3.3333  0.016 *</w:t>
       </w:r>
       <w:r>
         <w:br/>
@@ -20015,7 +20015,7 @@
         <w:rPr>
           <w:rStyle w:val="DocumentationTok"/>
         </w:rPr>
-        <w:t xml:space="preserve">## LEH 0.102 0.006 -    </w:t>
+        <w:t xml:space="preserve">## LEH 0.108 0.006 -    </w:t>
       </w:r>
       <w:r>
         <w:br/>
@@ -20024,7 +20024,7 @@
         <w:rPr>
           <w:rStyle w:val="DocumentationTok"/>
         </w:rPr>
-        <w:t xml:space="preserve">## TJH 0.006 0.006 0.012</w:t>
+        <w:t xml:space="preserve">## TJH 0.006 0.006 0.018</w:t>
       </w:r>
       <w:r>
         <w:br/>

--- a/docs/content/multivariate_statistics/multivariate_statistics_lecture.docx
+++ b/docs/content/multivariate_statistics/multivariate_statistics_lecture.docx
@@ -19292,7 +19292,7 @@
         <w:rPr>
           <w:rStyle w:val="DocumentationTok"/>
         </w:rPr>
-        <w:t xml:space="preserve">## Model     1   32.602 0.10636 5.7128  0.004 **</w:t>
+        <w:t xml:space="preserve">## Model     1   32.602 0.10636 5.7128  0.002 **</w:t>
       </w:r>
       <w:r>
         <w:br/>
@@ -19364,7 +19364,7 @@
         <w:rPr>
           <w:rStyle w:val="DocumentationTok"/>
         </w:rPr>
-        <w:t xml:space="preserve">## Model     1    47.72 0.10517 5.6414  0.002 **</w:t>
+        <w:t xml:space="preserve">## Model     1    47.72 0.10517 5.6414  0.003 **</w:t>
       </w:r>
       <w:r>
         <w:br/>
@@ -19508,7 +19508,7 @@
         <w:rPr>
           <w:rStyle w:val="DocumentationTok"/>
         </w:rPr>
-        <w:t xml:space="preserve">## Model     1    26.24 0.06493 3.3333  0.019 *</w:t>
+        <w:t xml:space="preserve">## Model     1    26.24 0.06493 3.3333  0.022 *</w:t>
       </w:r>
       <w:r>
         <w:br/>
@@ -20015,7 +20015,7 @@
         <w:rPr>
           <w:rStyle w:val="DocumentationTok"/>
         </w:rPr>
-        <w:t xml:space="preserve">## LEH 0.138 0.006 -    </w:t>
+        <w:t xml:space="preserve">## LEH 0.162 0.006 -    </w:t>
       </w:r>
       <w:r>
         <w:br/>
@@ -20024,7 +20024,7 @@
         <w:rPr>
           <w:rStyle w:val="DocumentationTok"/>
         </w:rPr>
-        <w:t xml:space="preserve">## TJH 0.012 0.006 0.012</w:t>
+        <w:t xml:space="preserve">## TJH 0.006 0.006 0.012</w:t>
       </w:r>
       <w:r>
         <w:br/>

--- a/docs/content/multivariate_statistics/multivariate_statistics_lecture.docx
+++ b/docs/content/multivariate_statistics/multivariate_statistics_lecture.docx
@@ -19283,6 +19283,78 @@
         <w:rPr>
           <w:rStyle w:val="DocumentationTok"/>
         </w:rPr>
+        <w:t xml:space="preserve">##          Df SumOfSqs      R2      F Pr(&gt;F)    </w:t>
+      </w:r>
+      <w:r>
+        <w:br/>
+      </w:r>
+      <w:r>
+        <w:rPr>
+          <w:rStyle w:val="DocumentationTok"/>
+        </w:rPr>
+        <w:t xml:space="preserve">## Model     1   32.602 0.10636 5.7128  0.001 ***</w:t>
+      </w:r>
+      <w:r>
+        <w:br/>
+      </w:r>
+      <w:r>
+        <w:rPr>
+          <w:rStyle w:val="DocumentationTok"/>
+        </w:rPr>
+        <w:t xml:space="preserve">## Residual 48  273.930 0.89364                  </w:t>
+      </w:r>
+      <w:r>
+        <w:br/>
+      </w:r>
+      <w:r>
+        <w:rPr>
+          <w:rStyle w:val="DocumentationTok"/>
+        </w:rPr>
+        <w:t xml:space="preserve">## Total    49  306.532 1.00000                  </w:t>
+      </w:r>
+      <w:r>
+        <w:br/>
+      </w:r>
+      <w:r>
+        <w:rPr>
+          <w:rStyle w:val="DocumentationTok"/>
+        </w:rPr>
+        <w:t xml:space="preserve">## ---</w:t>
+      </w:r>
+      <w:r>
+        <w:br/>
+      </w:r>
+      <w:r>
+        <w:rPr>
+          <w:rStyle w:val="DocumentationTok"/>
+        </w:rPr>
+        <w:t xml:space="preserve">## Signif. codes:  0 '***' 0.001 '**' 0.01 '*' 0.05 '.' 0.1 ' ' 1</w:t>
+      </w:r>
+      <w:r>
+        <w:br/>
+      </w:r>
+      <w:r>
+        <w:rPr>
+          <w:rStyle w:val="DocumentationTok"/>
+        </w:rPr>
+        <w:t xml:space="preserve">## </w:t>
+      </w:r>
+      <w:r>
+        <w:br/>
+      </w:r>
+      <w:r>
+        <w:rPr>
+          <w:rStyle w:val="DocumentationTok"/>
+        </w:rPr>
+        <w:t xml:space="preserve">## $TJH_vs_LEH</w:t>
+      </w:r>
+      <w:r>
+        <w:br/>
+      </w:r>
+      <w:r>
+        <w:rPr>
+          <w:rStyle w:val="DocumentationTok"/>
+        </w:rPr>
         <w:t xml:space="preserve">##          Df SumOfSqs      R2      F Pr(&gt;F)   </w:t>
       </w:r>
       <w:r>
@@ -19292,7 +19364,7 @@
         <w:rPr>
           <w:rStyle w:val="DocumentationTok"/>
         </w:rPr>
-        <w:t xml:space="preserve">## Model     1   32.602 0.10636 5.7128  0.002 **</w:t>
+        <w:t xml:space="preserve">## Model     1    47.72 0.10517 5.6414  0.005 **</w:t>
       </w:r>
       <w:r>
         <w:br/>
@@ -19301,7 +19373,7 @@
         <w:rPr>
           <w:rStyle w:val="DocumentationTok"/>
         </w:rPr>
-        <w:t xml:space="preserve">## Residual 48  273.930 0.89364                 </w:t>
+        <w:t xml:space="preserve">## Residual 48   406.06 0.89483                 </w:t>
       </w:r>
       <w:r>
         <w:br/>
@@ -19310,7 +19382,7 @@
         <w:rPr>
           <w:rStyle w:val="DocumentationTok"/>
         </w:rPr>
-        <w:t xml:space="preserve">## Total    49  306.532 1.00000                 </w:t>
+        <w:t xml:space="preserve">## Total    49   453.78 1.00000                 </w:t>
       </w:r>
       <w:r>
         <w:br/>
@@ -19346,7 +19418,7 @@
         <w:rPr>
           <w:rStyle w:val="DocumentationTok"/>
         </w:rPr>
-        <w:t xml:space="preserve">## $TJH_vs_LEH</w:t>
+        <w:t xml:space="preserve">## $TJH_vs_HD</w:t>
       </w:r>
       <w:r>
         <w:br/>
@@ -19355,7 +19427,7 @@
         <w:rPr>
           <w:rStyle w:val="DocumentationTok"/>
         </w:rPr>
-        <w:t xml:space="preserve">##          Df SumOfSqs      R2      F Pr(&gt;F)   </w:t>
+        <w:t xml:space="preserve">##          Df SumOfSqs      R2      F Pr(&gt;F)    </w:t>
       </w:r>
       <w:r>
         <w:br/>
@@ -19364,7 +19436,7 @@
         <w:rPr>
           <w:rStyle w:val="DocumentationTok"/>
         </w:rPr>
-        <w:t xml:space="preserve">## Model     1    47.72 0.10517 5.6414  0.003 **</w:t>
+        <w:t xml:space="preserve">## Model     1   69.308 0.25135 11.751  0.001 ***</w:t>
       </w:r>
       <w:r>
         <w:br/>
@@ -19373,7 +19445,7 @@
         <w:rPr>
           <w:rStyle w:val="DocumentationTok"/>
         </w:rPr>
-        <w:t xml:space="preserve">## Residual 48   406.06 0.89483                 </w:t>
+        <w:t xml:space="preserve">## Residual 35  206.432 0.74865                  </w:t>
       </w:r>
       <w:r>
         <w:br/>
@@ -19382,7 +19454,7 @@
         <w:rPr>
           <w:rStyle w:val="DocumentationTok"/>
         </w:rPr>
-        <w:t xml:space="preserve">## Total    49   453.78 1.00000                 </w:t>
+        <w:t xml:space="preserve">## Total    36  275.740 1.00000                  </w:t>
       </w:r>
       <w:r>
         <w:br/>
@@ -19418,7 +19490,7 @@
         <w:rPr>
           <w:rStyle w:val="DocumentationTok"/>
         </w:rPr>
-        <w:t xml:space="preserve">## $TJH_vs_HD</w:t>
+        <w:t xml:space="preserve">## $DG_vs_LEH</w:t>
       </w:r>
       <w:r>
         <w:br/>
@@ -19427,7 +19499,7 @@
         <w:rPr>
           <w:rStyle w:val="DocumentationTok"/>
         </w:rPr>
-        <w:t xml:space="preserve">##          Df SumOfSqs      R2      F Pr(&gt;F)    </w:t>
+        <w:t xml:space="preserve">##          Df SumOfSqs      R2      F Pr(&gt;F)  </w:t>
       </w:r>
       <w:r>
         <w:br/>
@@ -19436,79 +19508,7 @@
         <w:rPr>
           <w:rStyle w:val="DocumentationTok"/>
         </w:rPr>
-        <w:t xml:space="preserve">## Model     1   69.308 0.25135 11.751  0.001 ***</w:t>
-      </w:r>
-      <w:r>
-        <w:br/>
-      </w:r>
-      <w:r>
-        <w:rPr>
-          <w:rStyle w:val="DocumentationTok"/>
-        </w:rPr>
-        <w:t xml:space="preserve">## Residual 35  206.432 0.74865                  </w:t>
-      </w:r>
-      <w:r>
-        <w:br/>
-      </w:r>
-      <w:r>
-        <w:rPr>
-          <w:rStyle w:val="DocumentationTok"/>
-        </w:rPr>
-        <w:t xml:space="preserve">## Total    36  275.740 1.00000                  </w:t>
-      </w:r>
-      <w:r>
-        <w:br/>
-      </w:r>
-      <w:r>
-        <w:rPr>
-          <w:rStyle w:val="DocumentationTok"/>
-        </w:rPr>
-        <w:t xml:space="preserve">## ---</w:t>
-      </w:r>
-      <w:r>
-        <w:br/>
-      </w:r>
-      <w:r>
-        <w:rPr>
-          <w:rStyle w:val="DocumentationTok"/>
-        </w:rPr>
-        <w:t xml:space="preserve">## Signif. codes:  0 '***' 0.001 '**' 0.01 '*' 0.05 '.' 0.1 ' ' 1</w:t>
-      </w:r>
-      <w:r>
-        <w:br/>
-      </w:r>
-      <w:r>
-        <w:rPr>
-          <w:rStyle w:val="DocumentationTok"/>
-        </w:rPr>
-        <w:t xml:space="preserve">## </w:t>
-      </w:r>
-      <w:r>
-        <w:br/>
-      </w:r>
-      <w:r>
-        <w:rPr>
-          <w:rStyle w:val="DocumentationTok"/>
-        </w:rPr>
-        <w:t xml:space="preserve">## $DG_vs_LEH</w:t>
-      </w:r>
-      <w:r>
-        <w:br/>
-      </w:r>
-      <w:r>
-        <w:rPr>
-          <w:rStyle w:val="DocumentationTok"/>
-        </w:rPr>
-        <w:t xml:space="preserve">##          Df SumOfSqs      R2      F Pr(&gt;F)  </w:t>
-      </w:r>
-      <w:r>
-        <w:br/>
-      </w:r>
-      <w:r>
-        <w:rPr>
-          <w:rStyle w:val="DocumentationTok"/>
-        </w:rPr>
-        <w:t xml:space="preserve">## Model     1    26.24 0.06493 3.3333  0.022 *</w:t>
+        <w:t xml:space="preserve">## Model     1    26.24 0.06493 3.3333  0.015 *</w:t>
       </w:r>
       <w:r>
         <w:br/>
@@ -20015,7 +20015,7 @@
         <w:rPr>
           <w:rStyle w:val="DocumentationTok"/>
         </w:rPr>
-        <w:t xml:space="preserve">## LEH 0.162 0.006 -    </w:t>
+        <w:t xml:space="preserve">## LEH 0.102 0.006 -    </w:t>
       </w:r>
       <w:r>
         <w:br/>
@@ -20024,7 +20024,7 @@
         <w:rPr>
           <w:rStyle w:val="DocumentationTok"/>
         </w:rPr>
-        <w:t xml:space="preserve">## TJH 0.006 0.006 0.012</w:t>
+        <w:t xml:space="preserve">## TJH 0.012 0.006 0.006</w:t>
       </w:r>
       <w:r>
         <w:br/>

--- a/docs/content/multivariate_statistics/multivariate_statistics_lecture.docx
+++ b/docs/content/multivariate_statistics/multivariate_statistics_lecture.docx
@@ -19283,6 +19283,150 @@
         <w:rPr>
           <w:rStyle w:val="DocumentationTok"/>
         </w:rPr>
+        <w:t xml:space="preserve">##          Df SumOfSqs      R2      F Pr(&gt;F)   </w:t>
+      </w:r>
+      <w:r>
+        <w:br/>
+      </w:r>
+      <w:r>
+        <w:rPr>
+          <w:rStyle w:val="DocumentationTok"/>
+        </w:rPr>
+        <w:t xml:space="preserve">## Model     1   32.602 0.10636 5.7128  0.003 **</w:t>
+      </w:r>
+      <w:r>
+        <w:br/>
+      </w:r>
+      <w:r>
+        <w:rPr>
+          <w:rStyle w:val="DocumentationTok"/>
+        </w:rPr>
+        <w:t xml:space="preserve">## Residual 48  273.930 0.89364                 </w:t>
+      </w:r>
+      <w:r>
+        <w:br/>
+      </w:r>
+      <w:r>
+        <w:rPr>
+          <w:rStyle w:val="DocumentationTok"/>
+        </w:rPr>
+        <w:t xml:space="preserve">## Total    49  306.532 1.00000                 </w:t>
+      </w:r>
+      <w:r>
+        <w:br/>
+      </w:r>
+      <w:r>
+        <w:rPr>
+          <w:rStyle w:val="DocumentationTok"/>
+        </w:rPr>
+        <w:t xml:space="preserve">## ---</w:t>
+      </w:r>
+      <w:r>
+        <w:br/>
+      </w:r>
+      <w:r>
+        <w:rPr>
+          <w:rStyle w:val="DocumentationTok"/>
+        </w:rPr>
+        <w:t xml:space="preserve">## Signif. codes:  0 '***' 0.001 '**' 0.01 '*' 0.05 '.' 0.1 ' ' 1</w:t>
+      </w:r>
+      <w:r>
+        <w:br/>
+      </w:r>
+      <w:r>
+        <w:rPr>
+          <w:rStyle w:val="DocumentationTok"/>
+        </w:rPr>
+        <w:t xml:space="preserve">## </w:t>
+      </w:r>
+      <w:r>
+        <w:br/>
+      </w:r>
+      <w:r>
+        <w:rPr>
+          <w:rStyle w:val="DocumentationTok"/>
+        </w:rPr>
+        <w:t xml:space="preserve">## $TJH_vs_LEH</w:t>
+      </w:r>
+      <w:r>
+        <w:br/>
+      </w:r>
+      <w:r>
+        <w:rPr>
+          <w:rStyle w:val="DocumentationTok"/>
+        </w:rPr>
+        <w:t xml:space="preserve">##          Df SumOfSqs      R2      F Pr(&gt;F)   </w:t>
+      </w:r>
+      <w:r>
+        <w:br/>
+      </w:r>
+      <w:r>
+        <w:rPr>
+          <w:rStyle w:val="DocumentationTok"/>
+        </w:rPr>
+        <w:t xml:space="preserve">## Model     1    47.72 0.10517 5.6414  0.004 **</w:t>
+      </w:r>
+      <w:r>
+        <w:br/>
+      </w:r>
+      <w:r>
+        <w:rPr>
+          <w:rStyle w:val="DocumentationTok"/>
+        </w:rPr>
+        <w:t xml:space="preserve">## Residual 48   406.06 0.89483                 </w:t>
+      </w:r>
+      <w:r>
+        <w:br/>
+      </w:r>
+      <w:r>
+        <w:rPr>
+          <w:rStyle w:val="DocumentationTok"/>
+        </w:rPr>
+        <w:t xml:space="preserve">## Total    49   453.78 1.00000                 </w:t>
+      </w:r>
+      <w:r>
+        <w:br/>
+      </w:r>
+      <w:r>
+        <w:rPr>
+          <w:rStyle w:val="DocumentationTok"/>
+        </w:rPr>
+        <w:t xml:space="preserve">## ---</w:t>
+      </w:r>
+      <w:r>
+        <w:br/>
+      </w:r>
+      <w:r>
+        <w:rPr>
+          <w:rStyle w:val="DocumentationTok"/>
+        </w:rPr>
+        <w:t xml:space="preserve">## Signif. codes:  0 '***' 0.001 '**' 0.01 '*' 0.05 '.' 0.1 ' ' 1</w:t>
+      </w:r>
+      <w:r>
+        <w:br/>
+      </w:r>
+      <w:r>
+        <w:rPr>
+          <w:rStyle w:val="DocumentationTok"/>
+        </w:rPr>
+        <w:t xml:space="preserve">## </w:t>
+      </w:r>
+      <w:r>
+        <w:br/>
+      </w:r>
+      <w:r>
+        <w:rPr>
+          <w:rStyle w:val="DocumentationTok"/>
+        </w:rPr>
+        <w:t xml:space="preserve">## $TJH_vs_HD</w:t>
+      </w:r>
+      <w:r>
+        <w:br/>
+      </w:r>
+      <w:r>
+        <w:rPr>
+          <w:rStyle w:val="DocumentationTok"/>
+        </w:rPr>
         <w:t xml:space="preserve">##          Df SumOfSqs      R2      F Pr(&gt;F)    </w:t>
       </w:r>
       <w:r>
@@ -19292,7 +19436,7 @@
         <w:rPr>
           <w:rStyle w:val="DocumentationTok"/>
         </w:rPr>
-        <w:t xml:space="preserve">## Model     1   32.602 0.10636 5.7128  0.001 ***</w:t>
+        <w:t xml:space="preserve">## Model     1   69.308 0.25135 11.751  0.001 ***</w:t>
       </w:r>
       <w:r>
         <w:br/>
@@ -19301,7 +19445,7 @@
         <w:rPr>
           <w:rStyle w:val="DocumentationTok"/>
         </w:rPr>
-        <w:t xml:space="preserve">## Residual 48  273.930 0.89364                  </w:t>
+        <w:t xml:space="preserve">## Residual 35  206.432 0.74865                  </w:t>
       </w:r>
       <w:r>
         <w:br/>
@@ -19310,7 +19454,7 @@
         <w:rPr>
           <w:rStyle w:val="DocumentationTok"/>
         </w:rPr>
-        <w:t xml:space="preserve">## Total    49  306.532 1.00000                  </w:t>
+        <w:t xml:space="preserve">## Total    36  275.740 1.00000                  </w:t>
       </w:r>
       <w:r>
         <w:br/>
@@ -19346,7 +19490,7 @@
         <w:rPr>
           <w:rStyle w:val="DocumentationTok"/>
         </w:rPr>
-        <w:t xml:space="preserve">## $TJH_vs_LEH</w:t>
+        <w:t xml:space="preserve">## $DG_vs_LEH</w:t>
       </w:r>
       <w:r>
         <w:br/>
@@ -19355,7 +19499,7 @@
         <w:rPr>
           <w:rStyle w:val="DocumentationTok"/>
         </w:rPr>
-        <w:t xml:space="preserve">##          Df SumOfSqs      R2      F Pr(&gt;F)   </w:t>
+        <w:t xml:space="preserve">##          Df SumOfSqs      R2      F Pr(&gt;F)  </w:t>
       </w:r>
       <w:r>
         <w:br/>
@@ -19364,151 +19508,7 @@
         <w:rPr>
           <w:rStyle w:val="DocumentationTok"/>
         </w:rPr>
-        <w:t xml:space="preserve">## Model     1    47.72 0.10517 5.6414  0.005 **</w:t>
-      </w:r>
-      <w:r>
-        <w:br/>
-      </w:r>
-      <w:r>
-        <w:rPr>
-          <w:rStyle w:val="DocumentationTok"/>
-        </w:rPr>
-        <w:t xml:space="preserve">## Residual 48   406.06 0.89483                 </w:t>
-      </w:r>
-      <w:r>
-        <w:br/>
-      </w:r>
-      <w:r>
-        <w:rPr>
-          <w:rStyle w:val="DocumentationTok"/>
-        </w:rPr>
-        <w:t xml:space="preserve">## Total    49   453.78 1.00000                 </w:t>
-      </w:r>
-      <w:r>
-        <w:br/>
-      </w:r>
-      <w:r>
-        <w:rPr>
-          <w:rStyle w:val="DocumentationTok"/>
-        </w:rPr>
-        <w:t xml:space="preserve">## ---</w:t>
-      </w:r>
-      <w:r>
-        <w:br/>
-      </w:r>
-      <w:r>
-        <w:rPr>
-          <w:rStyle w:val="DocumentationTok"/>
-        </w:rPr>
-        <w:t xml:space="preserve">## Signif. codes:  0 '***' 0.001 '**' 0.01 '*' 0.05 '.' 0.1 ' ' 1</w:t>
-      </w:r>
-      <w:r>
-        <w:br/>
-      </w:r>
-      <w:r>
-        <w:rPr>
-          <w:rStyle w:val="DocumentationTok"/>
-        </w:rPr>
-        <w:t xml:space="preserve">## </w:t>
-      </w:r>
-      <w:r>
-        <w:br/>
-      </w:r>
-      <w:r>
-        <w:rPr>
-          <w:rStyle w:val="DocumentationTok"/>
-        </w:rPr>
-        <w:t xml:space="preserve">## $TJH_vs_HD</w:t>
-      </w:r>
-      <w:r>
-        <w:br/>
-      </w:r>
-      <w:r>
-        <w:rPr>
-          <w:rStyle w:val="DocumentationTok"/>
-        </w:rPr>
-        <w:t xml:space="preserve">##          Df SumOfSqs      R2      F Pr(&gt;F)    </w:t>
-      </w:r>
-      <w:r>
-        <w:br/>
-      </w:r>
-      <w:r>
-        <w:rPr>
-          <w:rStyle w:val="DocumentationTok"/>
-        </w:rPr>
-        <w:t xml:space="preserve">## Model     1   69.308 0.25135 11.751  0.001 ***</w:t>
-      </w:r>
-      <w:r>
-        <w:br/>
-      </w:r>
-      <w:r>
-        <w:rPr>
-          <w:rStyle w:val="DocumentationTok"/>
-        </w:rPr>
-        <w:t xml:space="preserve">## Residual 35  206.432 0.74865                  </w:t>
-      </w:r>
-      <w:r>
-        <w:br/>
-      </w:r>
-      <w:r>
-        <w:rPr>
-          <w:rStyle w:val="DocumentationTok"/>
-        </w:rPr>
-        <w:t xml:space="preserve">## Total    36  275.740 1.00000                  </w:t>
-      </w:r>
-      <w:r>
-        <w:br/>
-      </w:r>
-      <w:r>
-        <w:rPr>
-          <w:rStyle w:val="DocumentationTok"/>
-        </w:rPr>
-        <w:t xml:space="preserve">## ---</w:t>
-      </w:r>
-      <w:r>
-        <w:br/>
-      </w:r>
-      <w:r>
-        <w:rPr>
-          <w:rStyle w:val="DocumentationTok"/>
-        </w:rPr>
-        <w:t xml:space="preserve">## Signif. codes:  0 '***' 0.001 '**' 0.01 '*' 0.05 '.' 0.1 ' ' 1</w:t>
-      </w:r>
-      <w:r>
-        <w:br/>
-      </w:r>
-      <w:r>
-        <w:rPr>
-          <w:rStyle w:val="DocumentationTok"/>
-        </w:rPr>
-        <w:t xml:space="preserve">## </w:t>
-      </w:r>
-      <w:r>
-        <w:br/>
-      </w:r>
-      <w:r>
-        <w:rPr>
-          <w:rStyle w:val="DocumentationTok"/>
-        </w:rPr>
-        <w:t xml:space="preserve">## $DG_vs_LEH</w:t>
-      </w:r>
-      <w:r>
-        <w:br/>
-      </w:r>
-      <w:r>
-        <w:rPr>
-          <w:rStyle w:val="DocumentationTok"/>
-        </w:rPr>
-        <w:t xml:space="preserve">##          Df SumOfSqs      R2      F Pr(&gt;F)  </w:t>
-      </w:r>
-      <w:r>
-        <w:br/>
-      </w:r>
-      <w:r>
-        <w:rPr>
-          <w:rStyle w:val="DocumentationTok"/>
-        </w:rPr>
-        <w:t xml:space="preserve">## Model     1    26.24 0.06493 3.3333  0.015 *</w:t>
+        <w:t xml:space="preserve">## Model     1    26.24 0.06493 3.3333  0.021 *</w:t>
       </w:r>
       <w:r>
         <w:br/>
@@ -20015,7 +20015,7 @@
         <w:rPr>
           <w:rStyle w:val="DocumentationTok"/>
         </w:rPr>
-        <w:t xml:space="preserve">## LEH 0.102 0.006 -    </w:t>
+        <w:t xml:space="preserve">## LEH 0.108 0.006 -    </w:t>
       </w:r>
       <w:r>
         <w:br/>
@@ -20024,7 +20024,7 @@
         <w:rPr>
           <w:rStyle w:val="DocumentationTok"/>
         </w:rPr>
-        <w:t xml:space="preserve">## TJH 0.012 0.006 0.006</w:t>
+        <w:t xml:space="preserve">## TJH 0.024 0.006 0.006</w:t>
       </w:r>
       <w:r>
         <w:br/>

--- a/docs/content/multivariate_statistics/multivariate_statistics_lecture.docx
+++ b/docs/content/multivariate_statistics/multivariate_statistics_lecture.docx
@@ -19283,6 +19283,78 @@
         <w:rPr>
           <w:rStyle w:val="DocumentationTok"/>
         </w:rPr>
+        <w:t xml:space="preserve">##          Df SumOfSqs      R2      F Pr(&gt;F)    </w:t>
+      </w:r>
+      <w:r>
+        <w:br/>
+      </w:r>
+      <w:r>
+        <w:rPr>
+          <w:rStyle w:val="DocumentationTok"/>
+        </w:rPr>
+        <w:t xml:space="preserve">## Model     1   32.602 0.10636 5.7128  0.001 ***</w:t>
+      </w:r>
+      <w:r>
+        <w:br/>
+      </w:r>
+      <w:r>
+        <w:rPr>
+          <w:rStyle w:val="DocumentationTok"/>
+        </w:rPr>
+        <w:t xml:space="preserve">## Residual 48  273.930 0.89364                  </w:t>
+      </w:r>
+      <w:r>
+        <w:br/>
+      </w:r>
+      <w:r>
+        <w:rPr>
+          <w:rStyle w:val="DocumentationTok"/>
+        </w:rPr>
+        <w:t xml:space="preserve">## Total    49  306.532 1.00000                  </w:t>
+      </w:r>
+      <w:r>
+        <w:br/>
+      </w:r>
+      <w:r>
+        <w:rPr>
+          <w:rStyle w:val="DocumentationTok"/>
+        </w:rPr>
+        <w:t xml:space="preserve">## ---</w:t>
+      </w:r>
+      <w:r>
+        <w:br/>
+      </w:r>
+      <w:r>
+        <w:rPr>
+          <w:rStyle w:val="DocumentationTok"/>
+        </w:rPr>
+        <w:t xml:space="preserve">## Signif. codes:  0 '***' 0.001 '**' 0.01 '*' 0.05 '.' 0.1 ' ' 1</w:t>
+      </w:r>
+      <w:r>
+        <w:br/>
+      </w:r>
+      <w:r>
+        <w:rPr>
+          <w:rStyle w:val="DocumentationTok"/>
+        </w:rPr>
+        <w:t xml:space="preserve">## </w:t>
+      </w:r>
+      <w:r>
+        <w:br/>
+      </w:r>
+      <w:r>
+        <w:rPr>
+          <w:rStyle w:val="DocumentationTok"/>
+        </w:rPr>
+        <w:t xml:space="preserve">## $TJH_vs_LEH</w:t>
+      </w:r>
+      <w:r>
+        <w:br/>
+      </w:r>
+      <w:r>
+        <w:rPr>
+          <w:rStyle w:val="DocumentationTok"/>
+        </w:rPr>
         <w:t xml:space="preserve">##          Df SumOfSqs      R2      F Pr(&gt;F)   </w:t>
       </w:r>
       <w:r>
@@ -19292,7 +19364,7 @@
         <w:rPr>
           <w:rStyle w:val="DocumentationTok"/>
         </w:rPr>
-        <w:t xml:space="preserve">## Model     1   32.602 0.10636 5.7128  0.003 **</w:t>
+        <w:t xml:space="preserve">## Model     1    47.72 0.10517 5.6414  0.005 **</w:t>
       </w:r>
       <w:r>
         <w:br/>
@@ -19301,7 +19373,7 @@
         <w:rPr>
           <w:rStyle w:val="DocumentationTok"/>
         </w:rPr>
-        <w:t xml:space="preserve">## Residual 48  273.930 0.89364                 </w:t>
+        <w:t xml:space="preserve">## Residual 48   406.06 0.89483                 </w:t>
       </w:r>
       <w:r>
         <w:br/>
@@ -19310,7 +19382,7 @@
         <w:rPr>
           <w:rStyle w:val="DocumentationTok"/>
         </w:rPr>
-        <w:t xml:space="preserve">## Total    49  306.532 1.00000                 </w:t>
+        <w:t xml:space="preserve">## Total    49   453.78 1.00000                 </w:t>
       </w:r>
       <w:r>
         <w:br/>
@@ -19346,7 +19418,7 @@
         <w:rPr>
           <w:rStyle w:val="DocumentationTok"/>
         </w:rPr>
-        <w:t xml:space="preserve">## $TJH_vs_LEH</w:t>
+        <w:t xml:space="preserve">## $TJH_vs_HD</w:t>
       </w:r>
       <w:r>
         <w:br/>
@@ -19355,7 +19427,7 @@
         <w:rPr>
           <w:rStyle w:val="DocumentationTok"/>
         </w:rPr>
-        <w:t xml:space="preserve">##          Df SumOfSqs      R2      F Pr(&gt;F)   </w:t>
+        <w:t xml:space="preserve">##          Df SumOfSqs      R2      F Pr(&gt;F)    </w:t>
       </w:r>
       <w:r>
         <w:br/>
@@ -19364,7 +19436,7 @@
         <w:rPr>
           <w:rStyle w:val="DocumentationTok"/>
         </w:rPr>
-        <w:t xml:space="preserve">## Model     1    47.72 0.10517 5.6414  0.004 **</w:t>
+        <w:t xml:space="preserve">## Model     1   69.308 0.25135 11.751  0.001 ***</w:t>
       </w:r>
       <w:r>
         <w:br/>
@@ -19373,7 +19445,7 @@
         <w:rPr>
           <w:rStyle w:val="DocumentationTok"/>
         </w:rPr>
-        <w:t xml:space="preserve">## Residual 48   406.06 0.89483                 </w:t>
+        <w:t xml:space="preserve">## Residual 35  206.432 0.74865                  </w:t>
       </w:r>
       <w:r>
         <w:br/>
@@ -19382,7 +19454,7 @@
         <w:rPr>
           <w:rStyle w:val="DocumentationTok"/>
         </w:rPr>
-        <w:t xml:space="preserve">## Total    49   453.78 1.00000                 </w:t>
+        <w:t xml:space="preserve">## Total    36  275.740 1.00000                  </w:t>
       </w:r>
       <w:r>
         <w:br/>
@@ -19418,7 +19490,7 @@
         <w:rPr>
           <w:rStyle w:val="DocumentationTok"/>
         </w:rPr>
-        <w:t xml:space="preserve">## $TJH_vs_HD</w:t>
+        <w:t xml:space="preserve">## $DG_vs_LEH</w:t>
       </w:r>
       <w:r>
         <w:br/>
@@ -19427,7 +19499,7 @@
         <w:rPr>
           <w:rStyle w:val="DocumentationTok"/>
         </w:rPr>
-        <w:t xml:space="preserve">##          Df SumOfSqs      R2      F Pr(&gt;F)    </w:t>
+        <w:t xml:space="preserve">##          Df SumOfSqs      R2      F Pr(&gt;F)  </w:t>
       </w:r>
       <w:r>
         <w:br/>
@@ -19436,79 +19508,7 @@
         <w:rPr>
           <w:rStyle w:val="DocumentationTok"/>
         </w:rPr>
-        <w:t xml:space="preserve">## Model     1   69.308 0.25135 11.751  0.001 ***</w:t>
-      </w:r>
-      <w:r>
-        <w:br/>
-      </w:r>
-      <w:r>
-        <w:rPr>
-          <w:rStyle w:val="DocumentationTok"/>
-        </w:rPr>
-        <w:t xml:space="preserve">## Residual 35  206.432 0.74865                  </w:t>
-      </w:r>
-      <w:r>
-        <w:br/>
-      </w:r>
-      <w:r>
-        <w:rPr>
-          <w:rStyle w:val="DocumentationTok"/>
-        </w:rPr>
-        <w:t xml:space="preserve">## Total    36  275.740 1.00000                  </w:t>
-      </w:r>
-      <w:r>
-        <w:br/>
-      </w:r>
-      <w:r>
-        <w:rPr>
-          <w:rStyle w:val="DocumentationTok"/>
-        </w:rPr>
-        <w:t xml:space="preserve">## ---</w:t>
-      </w:r>
-      <w:r>
-        <w:br/>
-      </w:r>
-      <w:r>
-        <w:rPr>
-          <w:rStyle w:val="DocumentationTok"/>
-        </w:rPr>
-        <w:t xml:space="preserve">## Signif. codes:  0 '***' 0.001 '**' 0.01 '*' 0.05 '.' 0.1 ' ' 1</w:t>
-      </w:r>
-      <w:r>
-        <w:br/>
-      </w:r>
-      <w:r>
-        <w:rPr>
-          <w:rStyle w:val="DocumentationTok"/>
-        </w:rPr>
-        <w:t xml:space="preserve">## </w:t>
-      </w:r>
-      <w:r>
-        <w:br/>
-      </w:r>
-      <w:r>
-        <w:rPr>
-          <w:rStyle w:val="DocumentationTok"/>
-        </w:rPr>
-        <w:t xml:space="preserve">## $DG_vs_LEH</w:t>
-      </w:r>
-      <w:r>
-        <w:br/>
-      </w:r>
-      <w:r>
-        <w:rPr>
-          <w:rStyle w:val="DocumentationTok"/>
-        </w:rPr>
-        <w:t xml:space="preserve">##          Df SumOfSqs      R2      F Pr(&gt;F)  </w:t>
-      </w:r>
-      <w:r>
-        <w:br/>
-      </w:r>
-      <w:r>
-        <w:rPr>
-          <w:rStyle w:val="DocumentationTok"/>
-        </w:rPr>
-        <w:t xml:space="preserve">## Model     1    26.24 0.06493 3.3333  0.021 *</w:t>
+        <w:t xml:space="preserve">## Model     1    26.24 0.06493 3.3333  0.019 *</w:t>
       </w:r>
       <w:r>
         <w:br/>
@@ -20015,7 +20015,7 @@
         <w:rPr>
           <w:rStyle w:val="DocumentationTok"/>
         </w:rPr>
-        <w:t xml:space="preserve">## LEH 0.108 0.006 -    </w:t>
+        <w:t xml:space="preserve">## LEH 0.102 0.006 -    </w:t>
       </w:r>
       <w:r>
         <w:br/>
@@ -20024,7 +20024,7 @@
         <w:rPr>
           <w:rStyle w:val="DocumentationTok"/>
         </w:rPr>
-        <w:t xml:space="preserve">## TJH 0.024 0.006 0.006</w:t>
+        <w:t xml:space="preserve">## TJH 0.006 0.006 0.024</w:t>
       </w:r>
       <w:r>
         <w:br/>

--- a/docs/content/multivariate_statistics/multivariate_statistics_lecture.docx
+++ b/docs/content/multivariate_statistics/multivariate_statistics_lecture.docx
@@ -19283,6 +19283,150 @@
         <w:rPr>
           <w:rStyle w:val="DocumentationTok"/>
         </w:rPr>
+        <w:t xml:space="preserve">##          Df SumOfSqs      R2      F Pr(&gt;F)   </w:t>
+      </w:r>
+      <w:r>
+        <w:br/>
+      </w:r>
+      <w:r>
+        <w:rPr>
+          <w:rStyle w:val="DocumentationTok"/>
+        </w:rPr>
+        <w:t xml:space="preserve">## Model     1   32.602 0.10636 5.7128  0.003 **</w:t>
+      </w:r>
+      <w:r>
+        <w:br/>
+      </w:r>
+      <w:r>
+        <w:rPr>
+          <w:rStyle w:val="DocumentationTok"/>
+        </w:rPr>
+        <w:t xml:space="preserve">## Residual 48  273.930 0.89364                 </w:t>
+      </w:r>
+      <w:r>
+        <w:br/>
+      </w:r>
+      <w:r>
+        <w:rPr>
+          <w:rStyle w:val="DocumentationTok"/>
+        </w:rPr>
+        <w:t xml:space="preserve">## Total    49  306.532 1.00000                 </w:t>
+      </w:r>
+      <w:r>
+        <w:br/>
+      </w:r>
+      <w:r>
+        <w:rPr>
+          <w:rStyle w:val="DocumentationTok"/>
+        </w:rPr>
+        <w:t xml:space="preserve">## ---</w:t>
+      </w:r>
+      <w:r>
+        <w:br/>
+      </w:r>
+      <w:r>
+        <w:rPr>
+          <w:rStyle w:val="DocumentationTok"/>
+        </w:rPr>
+        <w:t xml:space="preserve">## Signif. codes:  0 '***' 0.001 '**' 0.01 '*' 0.05 '.' 0.1 ' ' 1</w:t>
+      </w:r>
+      <w:r>
+        <w:br/>
+      </w:r>
+      <w:r>
+        <w:rPr>
+          <w:rStyle w:val="DocumentationTok"/>
+        </w:rPr>
+        <w:t xml:space="preserve">## </w:t>
+      </w:r>
+      <w:r>
+        <w:br/>
+      </w:r>
+      <w:r>
+        <w:rPr>
+          <w:rStyle w:val="DocumentationTok"/>
+        </w:rPr>
+        <w:t xml:space="preserve">## $TJH_vs_LEH</w:t>
+      </w:r>
+      <w:r>
+        <w:br/>
+      </w:r>
+      <w:r>
+        <w:rPr>
+          <w:rStyle w:val="DocumentationTok"/>
+        </w:rPr>
+        <w:t xml:space="preserve">##          Df SumOfSqs      R2      F Pr(&gt;F)   </w:t>
+      </w:r>
+      <w:r>
+        <w:br/>
+      </w:r>
+      <w:r>
+        <w:rPr>
+          <w:rStyle w:val="DocumentationTok"/>
+        </w:rPr>
+        <w:t xml:space="preserve">## Model     1    47.72 0.10517 5.6414  0.002 **</w:t>
+      </w:r>
+      <w:r>
+        <w:br/>
+      </w:r>
+      <w:r>
+        <w:rPr>
+          <w:rStyle w:val="DocumentationTok"/>
+        </w:rPr>
+        <w:t xml:space="preserve">## Residual 48   406.06 0.89483                 </w:t>
+      </w:r>
+      <w:r>
+        <w:br/>
+      </w:r>
+      <w:r>
+        <w:rPr>
+          <w:rStyle w:val="DocumentationTok"/>
+        </w:rPr>
+        <w:t xml:space="preserve">## Total    49   453.78 1.00000                 </w:t>
+      </w:r>
+      <w:r>
+        <w:br/>
+      </w:r>
+      <w:r>
+        <w:rPr>
+          <w:rStyle w:val="DocumentationTok"/>
+        </w:rPr>
+        <w:t xml:space="preserve">## ---</w:t>
+      </w:r>
+      <w:r>
+        <w:br/>
+      </w:r>
+      <w:r>
+        <w:rPr>
+          <w:rStyle w:val="DocumentationTok"/>
+        </w:rPr>
+        <w:t xml:space="preserve">## Signif. codes:  0 '***' 0.001 '**' 0.01 '*' 0.05 '.' 0.1 ' ' 1</w:t>
+      </w:r>
+      <w:r>
+        <w:br/>
+      </w:r>
+      <w:r>
+        <w:rPr>
+          <w:rStyle w:val="DocumentationTok"/>
+        </w:rPr>
+        <w:t xml:space="preserve">## </w:t>
+      </w:r>
+      <w:r>
+        <w:br/>
+      </w:r>
+      <w:r>
+        <w:rPr>
+          <w:rStyle w:val="DocumentationTok"/>
+        </w:rPr>
+        <w:t xml:space="preserve">## $TJH_vs_HD</w:t>
+      </w:r>
+      <w:r>
+        <w:br/>
+      </w:r>
+      <w:r>
+        <w:rPr>
+          <w:rStyle w:val="DocumentationTok"/>
+        </w:rPr>
         <w:t xml:space="preserve">##          Df SumOfSqs      R2      F Pr(&gt;F)    </w:t>
       </w:r>
       <w:r>
@@ -19292,7 +19436,7 @@
         <w:rPr>
           <w:rStyle w:val="DocumentationTok"/>
         </w:rPr>
-        <w:t xml:space="preserve">## Model     1   32.602 0.10636 5.7128  0.001 ***</w:t>
+        <w:t xml:space="preserve">## Model     1   69.308 0.25135 11.751  0.001 ***</w:t>
       </w:r>
       <w:r>
         <w:br/>
@@ -19301,7 +19445,7 @@
         <w:rPr>
           <w:rStyle w:val="DocumentationTok"/>
         </w:rPr>
-        <w:t xml:space="preserve">## Residual 48  273.930 0.89364                  </w:t>
+        <w:t xml:space="preserve">## Residual 35  206.432 0.74865                  </w:t>
       </w:r>
       <w:r>
         <w:br/>
@@ -19310,7 +19454,7 @@
         <w:rPr>
           <w:rStyle w:val="DocumentationTok"/>
         </w:rPr>
-        <w:t xml:space="preserve">## Total    49  306.532 1.00000                  </w:t>
+        <w:t xml:space="preserve">## Total    36  275.740 1.00000                  </w:t>
       </w:r>
       <w:r>
         <w:br/>
@@ -19346,7 +19490,7 @@
         <w:rPr>
           <w:rStyle w:val="DocumentationTok"/>
         </w:rPr>
-        <w:t xml:space="preserve">## $TJH_vs_LEH</w:t>
+        <w:t xml:space="preserve">## $DG_vs_LEH</w:t>
       </w:r>
       <w:r>
         <w:br/>
@@ -19355,7 +19499,7 @@
         <w:rPr>
           <w:rStyle w:val="DocumentationTok"/>
         </w:rPr>
-        <w:t xml:space="preserve">##          Df SumOfSqs      R2      F Pr(&gt;F)   </w:t>
+        <w:t xml:space="preserve">##          Df SumOfSqs      R2      F Pr(&gt;F)  </w:t>
       </w:r>
       <w:r>
         <w:br/>
@@ -19364,151 +19508,7 @@
         <w:rPr>
           <w:rStyle w:val="DocumentationTok"/>
         </w:rPr>
-        <w:t xml:space="preserve">## Model     1    47.72 0.10517 5.6414  0.005 **</w:t>
-      </w:r>
-      <w:r>
-        <w:br/>
-      </w:r>
-      <w:r>
-        <w:rPr>
-          <w:rStyle w:val="DocumentationTok"/>
-        </w:rPr>
-        <w:t xml:space="preserve">## Residual 48   406.06 0.89483                 </w:t>
-      </w:r>
-      <w:r>
-        <w:br/>
-      </w:r>
-      <w:r>
-        <w:rPr>
-          <w:rStyle w:val="DocumentationTok"/>
-        </w:rPr>
-        <w:t xml:space="preserve">## Total    49   453.78 1.00000                 </w:t>
-      </w:r>
-      <w:r>
-        <w:br/>
-      </w:r>
-      <w:r>
-        <w:rPr>
-          <w:rStyle w:val="DocumentationTok"/>
-        </w:rPr>
-        <w:t xml:space="preserve">## ---</w:t>
-      </w:r>
-      <w:r>
-        <w:br/>
-      </w:r>
-      <w:r>
-        <w:rPr>
-          <w:rStyle w:val="DocumentationTok"/>
-        </w:rPr>
-        <w:t xml:space="preserve">## Signif. codes:  0 '***' 0.001 '**' 0.01 '*' 0.05 '.' 0.1 ' ' 1</w:t>
-      </w:r>
-      <w:r>
-        <w:br/>
-      </w:r>
-      <w:r>
-        <w:rPr>
-          <w:rStyle w:val="DocumentationTok"/>
-        </w:rPr>
-        <w:t xml:space="preserve">## </w:t>
-      </w:r>
-      <w:r>
-        <w:br/>
-      </w:r>
-      <w:r>
-        <w:rPr>
-          <w:rStyle w:val="DocumentationTok"/>
-        </w:rPr>
-        <w:t xml:space="preserve">## $TJH_vs_HD</w:t>
-      </w:r>
-      <w:r>
-        <w:br/>
-      </w:r>
-      <w:r>
-        <w:rPr>
-          <w:rStyle w:val="DocumentationTok"/>
-        </w:rPr>
-        <w:t xml:space="preserve">##          Df SumOfSqs      R2      F Pr(&gt;F)    </w:t>
-      </w:r>
-      <w:r>
-        <w:br/>
-      </w:r>
-      <w:r>
-        <w:rPr>
-          <w:rStyle w:val="DocumentationTok"/>
-        </w:rPr>
-        <w:t xml:space="preserve">## Model     1   69.308 0.25135 11.751  0.001 ***</w:t>
-      </w:r>
-      <w:r>
-        <w:br/>
-      </w:r>
-      <w:r>
-        <w:rPr>
-          <w:rStyle w:val="DocumentationTok"/>
-        </w:rPr>
-        <w:t xml:space="preserve">## Residual 35  206.432 0.74865                  </w:t>
-      </w:r>
-      <w:r>
-        <w:br/>
-      </w:r>
-      <w:r>
-        <w:rPr>
-          <w:rStyle w:val="DocumentationTok"/>
-        </w:rPr>
-        <w:t xml:space="preserve">## Total    36  275.740 1.00000                  </w:t>
-      </w:r>
-      <w:r>
-        <w:br/>
-      </w:r>
-      <w:r>
-        <w:rPr>
-          <w:rStyle w:val="DocumentationTok"/>
-        </w:rPr>
-        <w:t xml:space="preserve">## ---</w:t>
-      </w:r>
-      <w:r>
-        <w:br/>
-      </w:r>
-      <w:r>
-        <w:rPr>
-          <w:rStyle w:val="DocumentationTok"/>
-        </w:rPr>
-        <w:t xml:space="preserve">## Signif. codes:  0 '***' 0.001 '**' 0.01 '*' 0.05 '.' 0.1 ' ' 1</w:t>
-      </w:r>
-      <w:r>
-        <w:br/>
-      </w:r>
-      <w:r>
-        <w:rPr>
-          <w:rStyle w:val="DocumentationTok"/>
-        </w:rPr>
-        <w:t xml:space="preserve">## </w:t>
-      </w:r>
-      <w:r>
-        <w:br/>
-      </w:r>
-      <w:r>
-        <w:rPr>
-          <w:rStyle w:val="DocumentationTok"/>
-        </w:rPr>
-        <w:t xml:space="preserve">## $DG_vs_LEH</w:t>
-      </w:r>
-      <w:r>
-        <w:br/>
-      </w:r>
-      <w:r>
-        <w:rPr>
-          <w:rStyle w:val="DocumentationTok"/>
-        </w:rPr>
-        <w:t xml:space="preserve">##          Df SumOfSqs      R2      F Pr(&gt;F)  </w:t>
-      </w:r>
-      <w:r>
-        <w:br/>
-      </w:r>
-      <w:r>
-        <w:rPr>
-          <w:rStyle w:val="DocumentationTok"/>
-        </w:rPr>
-        <w:t xml:space="preserve">## Model     1    26.24 0.06493 3.3333  0.019 *</w:t>
+        <w:t xml:space="preserve">## Model     1    26.24 0.06493 3.3333  0.013 *</w:t>
       </w:r>
       <w:r>
         <w:br/>
@@ -20015,7 +20015,7 @@
         <w:rPr>
           <w:rStyle w:val="DocumentationTok"/>
         </w:rPr>
-        <w:t xml:space="preserve">## LEH 0.102 0.006 -    </w:t>
+        <w:t xml:space="preserve">## LEH 0.126 0.006 -    </w:t>
       </w:r>
       <w:r>
         <w:br/>
@@ -20024,7 +20024,7 @@
         <w:rPr>
           <w:rStyle w:val="DocumentationTok"/>
         </w:rPr>
-        <w:t xml:space="preserve">## TJH 0.006 0.006 0.024</w:t>
+        <w:t xml:space="preserve">## TJH 0.012 0.006 0.024</w:t>
       </w:r>
       <w:r>
         <w:br/>
